--- a/Plan_fen/plan-2/plan-2_兩年期研究計畫書.docx
+++ b/Plan_fen/plan-2/plan-2_兩年期研究計畫書.docx
@@ -101,7 +101,7 @@
             <w:rStyle w:val="Hyperlink"/>
             <w:rFonts w:ascii="Times New Roman" w:hAnsi="Times New Roman" w:eastAsia="標楷體" w:cs="Times New Roman"/>
           </w:rPr>
-          <w:t xml:space="preserve">Gu et al., 2023</w:t>
+          <w:t xml:space="preserve">Gu et al., 2024</w:t>
         </w:r>
       </w:hyperlink>
       <w:r>
@@ -977,7 +977,7 @@
             <w:rStyle w:val="Hyperlink"/>
             <w:rFonts w:ascii="Times New Roman" w:hAnsi="Times New Roman" w:eastAsia="標楷體" w:cs="Times New Roman"/>
           </w:rPr>
-          <w:t xml:space="preserve">Gu et al., 2023</w:t>
+          <w:t xml:space="preserve">Gu et al., 2024</w:t>
         </w:r>
       </w:hyperlink>
       <w:r>
@@ -5153,7 +5153,7 @@
                   <w:sz w:val="19"/>
                   <w:szCs w:val="19"/>
                 </w:rPr>
-                <w:t xml:space="preserve">Gu et al. (2023)</w:t>
+                <w:t xml:space="preserve">Gu et al. (2024)</w:t>
               </w:r>
             </w:hyperlink>
             <w:r>
@@ -26112,7 +26112,7 @@
         <w:rPr>
           <w:rFonts w:ascii="Times New Roman" w:hAnsi="Times New Roman" w:eastAsia="標楷體" w:cs="Times New Roman"/>
         </w:rPr>
-        <w:t xml:space="preserve">(12).</w:t>
+        <w:t xml:space="preserve">(12), 3978–3997.</w:t>
       </w:r>
     </w:p>
     <w:p>
@@ -26503,7 +26503,7 @@
         <w:rPr>
           <w:rFonts w:ascii="Times New Roman" w:hAnsi="Times New Roman" w:eastAsia="標楷體" w:cs="Times New Roman"/>
         </w:rPr>
-        <w:t xml:space="preserve">Gu, X., Zhang, X., &amp; Kannan, P. K. (2023). </w:t>
+        <w:t xml:space="preserve">Gu, X., Zhang, X., &amp; Kannan, P. K. (2024). </w:t>
       </w:r>
       <w:hyperlink r:id="rIdL3" w:history="1">
         <w:r>
@@ -26526,13 +26526,13 @@
           <w:i/>
           <w:iCs/>
         </w:rPr>
-        <w:t xml:space="preserve">Journal of Marketing</w:t>
-      </w:r>
-      <w:r>
-        <w:rPr>
-          <w:rFonts w:ascii="Times New Roman" w:hAnsi="Times New Roman" w:eastAsia="標楷體" w:cs="Times New Roman"/>
-        </w:rPr>
-        <w:t xml:space="preserve">. Advance online publication.</w:t>
+        <w:t xml:space="preserve">Journal of Marketing, 88</w:t>
+      </w:r>
+      <w:r>
+        <w:rPr>
+          <w:rFonts w:ascii="Times New Roman" w:hAnsi="Times New Roman" w:eastAsia="標楷體" w:cs="Times New Roman"/>
+        </w:rPr>
+        <w:t xml:space="preserve">(4), 64–83.</w:t>
       </w:r>
     </w:p>
     <w:p>

--- a/Plan_fen/plan-2/plan-2_兩年期研究計畫書.docx
+++ b/Plan_fen/plan-2/plan-2_兩年期研究計畫書.docx
@@ -159,9 +159,24 @@
         <w:rPr>
           <w:rFonts w:ascii="Times New Roman" w:hAnsi="Times New Roman" w:eastAsia="標楷體" w:cs="Times New Roman"/>
         </w:rPr>
+        <w:t xml:space="preserve">)；然而，以美團外送直播的即時行為資料分析的研究卻發現，AI 主播的購買率高於真人主播，且語言情緒性與聲音變化越高，優勢越大 (</w:t>
+      </w:r>
+      <w:hyperlink r:id="rIdL6" w:history="1">
+        <w:r>
+          <w:rPr>
+            <w:rStyle w:val="Hyperlink"/>
+            <w:rFonts w:ascii="Times New Roman" w:hAnsi="Times New Roman" w:eastAsia="標楷體" w:cs="Times New Roman"/>
+          </w:rPr>
+          <w:t xml:space="preserve">Chen et al., 2026</w:t>
+        </w:r>
+      </w:hyperlink>
+      <w:r>
+        <w:rPr>
+          <w:rFonts w:ascii="Times New Roman" w:hAnsi="Times New Roman" w:eastAsia="標楷體" w:cs="Times New Roman"/>
+        </w:rPr>
         <w:t xml:space="preserve">)。另一方面，有研究指出相當比例的消費者對 AI 主播心存反感，反感來自擬人化與科技恐懼，並經由「不夠溫暖」與「不夠專業」兩條路徑形成 (</w:t>
       </w:r>
-      <w:hyperlink r:id="rIdL6" w:history="1">
+      <w:hyperlink r:id="rIdL7" w:history="1">
         <w:r>
           <w:rPr>
             <w:rStyle w:val="Hyperlink"/>
@@ -176,7 +191,7 @@
         </w:rPr>
         <w:t xml:space="preserve">)；也有研究發現，消費者在 AI 主播的直播間更傾向尋找促銷資訊 (</w:t>
       </w:r>
-      <w:hyperlink r:id="rIdL7" w:history="1">
+      <w:hyperlink r:id="rIdL8" w:history="1">
         <w:r>
           <w:rPr>
             <w:rStyle w:val="Hyperlink"/>
@@ -212,7 +227,7 @@
         </w:rPr>
         <w:t xml:space="preserve">以直播電商平台資料比較即時直播與重播場次的研究發現，即時互動帶來的說服效果會把消費者的購前期望推高到超過產品實際表現，使退貨率上升；互動強度每增加一個標準差，退貨率最多上升 11.68 個百分點 (</w:t>
       </w:r>
-      <w:hyperlink r:id="rIdL8" w:history="1">
+      <w:hyperlink r:id="rIdL9" w:history="1">
         <w:r>
           <w:rPr>
             <w:rStyle w:val="Hyperlink"/>
@@ -227,7 +242,7 @@
         </w:rPr>
         <w:t xml:space="preserve">)。熱烈的直播氣氛雖然提高立即購買意圖，卻會經由資訊過載與期望落差降低購後滿意 (</w:t>
       </w:r>
-      <w:hyperlink r:id="rIdL9" w:history="1">
+      <w:hyperlink r:id="rIdL10" w:history="1">
         <w:r>
           <w:rPr>
             <w:rStyle w:val="Hyperlink"/>
@@ -242,7 +257,7 @@
         </w:rPr>
         <w:t xml:space="preserve">)。值得注意的是，一項在直播平台上進行的隨機田野實驗發現，AI 直播助理使銷售提高 3.00%，同時使退貨率降低 12.55%，且效果在不確定性高的產品上較強 (</w:t>
       </w:r>
-      <w:hyperlink r:id="rIdL10" w:history="1">
+      <w:hyperlink r:id="rIdL11" w:history="1">
         <w:r>
           <w:rPr>
             <w:rStyle w:val="Hyperlink"/>
@@ -270,7 +285,7 @@
         </w:rPr>
         <w:t xml:space="preserve">行銷研究長期仰賴三種經典方法回答消費者行為問題：方法目的鏈（means-end chain, MEC）的階梯訪談、實驗設計與結構方程模式（structural equation modeling, SEM）。三者分別回答「為什麼」、「是否有因果」與「整條心理路徑是否成立」(</w:t>
       </w:r>
-      <w:hyperlink r:id="rIdL11" w:history="1">
+      <w:hyperlink r:id="rIdL12" w:history="1">
         <w:r>
           <w:rPr>
             <w:rStyle w:val="Hyperlink"/>
@@ -285,7 +300,7 @@
         </w:rPr>
         <w:t xml:space="preserve">; </w:t>
       </w:r>
-      <w:hyperlink r:id="rIdL12" w:history="1">
+      <w:hyperlink r:id="rIdL13" w:history="1">
         <w:r>
           <w:rPr>
             <w:rStyle w:val="Hyperlink"/>
@@ -300,7 +315,7 @@
         </w:rPr>
         <w:t xml:space="preserve">; </w:t>
       </w:r>
-      <w:hyperlink r:id="rIdL13" w:history="1">
+      <w:hyperlink r:id="rIdL14" w:history="1">
         <w:r>
           <w:rPr>
             <w:rStyle w:val="Hyperlink"/>
@@ -329,7 +344,7 @@
         </w:rPr>
         <w:t xml:space="preserve">研究以運動鞋為錨定案例，美妝保養與居家家具為複製品類，且品類內同時有享樂型與實用型產品 (</w:t>
       </w:r>
-      <w:hyperlink r:id="rIdL14" w:history="1">
+      <w:hyperlink r:id="rIdL15" w:history="1">
         <w:r>
           <w:rPr>
             <w:rStyle w:val="Hyperlink"/>
@@ -387,7 +402,7 @@
         </w:rPr>
         <w:t xml:space="preserve">第一階段是本計畫的發現階段。現有 AI 主播研究多以問卷或情境實驗檢驗事先設定的構念，例如擬人化、社會臨場感與知覺價值 (</w:t>
       </w:r>
-      <w:hyperlink r:id="rIdL6" w:history="1">
+      <w:hyperlink r:id="rIdL7" w:history="1">
         <w:r>
           <w:rPr>
             <w:rStyle w:val="Hyperlink"/>
@@ -402,7 +417,7 @@
         </w:rPr>
         <w:t xml:space="preserve">; </w:t>
       </w:r>
-      <w:hyperlink r:id="rIdL15" w:history="1">
+      <w:hyperlink r:id="rIdL16" w:history="1">
         <w:r>
           <w:rPr>
             <w:rStyle w:val="Hyperlink"/>
@@ -417,7 +432,7 @@
         </w:rPr>
         <w:t xml:space="preserve">)，較少回到消費者自己的語言，說明 AI 主播「為什麼」對他有意義。方法目的鏈理論認為，產品屬性經由使用後果連結到個人終極價值 (</w:t>
       </w:r>
-      <w:hyperlink r:id="rIdL11" w:history="1">
+      <w:hyperlink r:id="rIdL12" w:history="1">
         <w:r>
           <w:rPr>
             <w:rStyle w:val="Hyperlink"/>
@@ -432,7 +447,7 @@
         </w:rPr>
         <w:t xml:space="preserve">)，軟式階梯訪談能在不預設構念的情況下引出這些連結 (</w:t>
       </w:r>
-      <w:hyperlink r:id="rIdL16" w:history="1">
+      <w:hyperlink r:id="rIdL17" w:history="1">
         <w:r>
           <w:rPr>
             <w:rStyle w:val="Hyperlink"/>
@@ -447,7 +462,7 @@
         </w:rPr>
         <w:t xml:space="preserve">; </w:t>
       </w:r>
-      <w:hyperlink r:id="rIdL17" w:history="1">
+      <w:hyperlink r:id="rIdL18" w:history="1">
         <w:r>
           <w:rPr>
             <w:rStyle w:val="Hyperlink"/>
@@ -475,7 +490,7 @@
         </w:rPr>
         <w:t xml:space="preserve">本階段以方法目的鏈理論與消費價值理論為基礎。消費價值理論指出，消費選擇是功能、社會、情感、知識與情境等多元價值的函數 (</w:t>
       </w:r>
-      <w:hyperlink r:id="rIdL18" w:history="1">
+      <w:hyperlink r:id="rIdL19" w:history="1">
         <w:r>
           <w:rPr>
             <w:rStyle w:val="Hyperlink"/>
@@ -548,7 +563,7 @@
         </w:rPr>
         <w:t xml:space="preserve">第二階段是本計畫的檢驗階段。消費者普遍認為 AI 較擅長實用性任務、較不擅長享樂性任務 (</w:t>
       </w:r>
-      <w:hyperlink r:id="rIdL19" w:history="1">
+      <w:hyperlink r:id="rIdL20" w:history="1">
         <w:r>
           <w:rPr>
             <w:rStyle w:val="Hyperlink"/>
@@ -563,7 +578,7 @@
         </w:rPr>
         <w:t xml:space="preserve">; </w:t>
       </w:r>
-      <w:hyperlink r:id="rIdL20" w:history="1">
+      <w:hyperlink r:id="rIdL21" w:history="1">
         <w:r>
           <w:rPr>
             <w:rStyle w:val="Hyperlink"/>
@@ -578,7 +593,7 @@
         </w:rPr>
         <w:t xml:space="preserve">)；人們也傾向以較具體的「怎麼做」層次理解 AI，因此 AI 傳遞具體訊息時較具說服力 (</w:t>
       </w:r>
-      <w:hyperlink r:id="rIdL21" w:history="1">
+      <w:hyperlink r:id="rIdL22" w:history="1">
         <w:r>
           <w:rPr>
             <w:rStyle w:val="Hyperlink"/>
@@ -593,7 +608,7 @@
         </w:rPr>
         <w:t xml:space="preserve">)。直播情境的研究則發現，AI 主播搭配產品導向互動、真人主播搭配社交互動各有其適合的產品類型 (</w:t>
       </w:r>
-      <w:hyperlink r:id="rIdL15" w:history="1">
+      <w:hyperlink r:id="rIdL16" w:history="1">
         <w:r>
           <w:rPr>
             <w:rStyle w:val="Hyperlink"/>
@@ -608,7 +623,7 @@
         </w:rPr>
         <w:t xml:space="preserve">)，AI 主播使用強勢訊息、真人主播使用非強勢訊息時，購買意圖較高 (</w:t>
       </w:r>
-      <w:hyperlink r:id="rIdL22" w:history="1">
+      <w:hyperlink r:id="rIdL23" w:history="1">
         <w:r>
           <w:rPr>
             <w:rStyle w:val="Hyperlink"/>
@@ -636,7 +651,7 @@
         </w:rPr>
         <w:t xml:space="preserve">本階段採用社會知覺與說服知識理論為脈絡。社會知覺研究指出，人們以溫暖與能力兩個基本向度評價他人 (</w:t>
       </w:r>
-      <w:hyperlink r:id="rIdL23" w:history="1">
+      <w:hyperlink r:id="rIdL24" w:history="1">
         <w:r>
           <w:rPr>
             <w:rStyle w:val="Hyperlink"/>
@@ -651,7 +666,7 @@
         </w:rPr>
         <w:t xml:space="preserve">)，AI 服務提供者則常被知覺為較不溫暖 (</w:t>
       </w:r>
-      <w:hyperlink r:id="rIdL24" w:history="1">
+      <w:hyperlink r:id="rIdL25" w:history="1">
         <w:r>
           <w:rPr>
             <w:rStyle w:val="Hyperlink"/>
@@ -666,7 +681,7 @@
         </w:rPr>
         <w:t xml:space="preserve">)。說服知識模型指出，消費者一旦察覺對方意圖說服，便會啟動因應與防衛 (</w:t>
       </w:r>
-      <w:hyperlink r:id="rIdL25" w:history="1">
+      <w:hyperlink r:id="rIdL26" w:history="1">
         <w:r>
           <w:rPr>
             <w:rStyle w:val="Hyperlink"/>
@@ -681,7 +696,7 @@
         </w:rPr>
         <w:t xml:space="preserve">)；而 AI 代理人被知覺為意圖較弱 (</w:t>
       </w:r>
-      <w:hyperlink r:id="rIdL26" w:history="1">
+      <w:hyperlink r:id="rIdL27" w:history="1">
         <w:r>
           <w:rPr>
             <w:rStyle w:val="Hyperlink"/>
@@ -694,9 +709,24 @@
         <w:rPr>
           <w:rFonts w:ascii="Times New Roman" w:hAnsi="Times New Roman" w:eastAsia="標楷體" w:cs="Times New Roman"/>
         </w:rPr>
-        <w:t xml:space="preserve">)。據此，本階段提出一個尚未被檢驗的推論：AI 主播較低的說服意圖知覺，可能使消費者較少因「被說服」而購買，進而降低購後後悔與退貨 (</w:t>
-      </w:r>
-      <w:hyperlink r:id="rIdL8" w:history="1">
+        <w:t xml:space="preserve">)。近期實驗已證實，在高強度說服情境下，消費者知覺 AI 主播的說服意圖低於真人主播，因而降低懷疑、提高購買意圖 (</w:t>
+      </w:r>
+      <w:hyperlink r:id="rIdL28" w:history="1">
+        <w:r>
+          <w:rPr>
+            <w:rStyle w:val="Hyperlink"/>
+            <w:rFonts w:ascii="Times New Roman" w:hAnsi="Times New Roman" w:eastAsia="標楷體" w:cs="Times New Roman"/>
+          </w:rPr>
+          <w:t xml:space="preserve">Lu &amp; Li, 2026</w:t>
+        </w:r>
+      </w:hyperlink>
+      <w:r>
+        <w:rPr>
+          <w:rFonts w:ascii="Times New Roman" w:hAnsi="Times New Roman" w:eastAsia="標楷體" w:cs="Times New Roman"/>
+        </w:rPr>
+        <w:t xml:space="preserve">)。本階段把這個機制延伸到購後：AI 主播較低的說服意圖知覺，是否也使消費者較少因「被說服」而購買，進而降低購後後悔與退貨 (</w:t>
+      </w:r>
+      <w:hyperlink r:id="rIdL9" w:history="1">
         <w:r>
           <w:rPr>
             <w:rStyle w:val="Hyperlink"/>
@@ -711,7 +741,7 @@
         </w:rPr>
         <w:t xml:space="preserve">; </w:t>
       </w:r>
-      <w:hyperlink r:id="rIdL27" w:history="1">
+      <w:hyperlink r:id="rIdL29" w:history="1">
         <w:r>
           <w:rPr>
             <w:rStyle w:val="Hyperlink"/>
@@ -724,7 +754,7 @@
         <w:rPr>
           <w:rFonts w:ascii="Times New Roman" w:hAnsi="Times New Roman" w:eastAsia="標楷體" w:cs="Times New Roman"/>
         </w:rPr>
-        <w:t xml:space="preserve">)。</w:t>
+        <w:t xml:space="preserve">)，目前尚未被檢驗。</w:t>
       </w:r>
     </w:p>
     <w:p>
@@ -769,7 +799,7 @@
         </w:rPr>
         <w:t xml:space="preserve">第三階段是本計畫的推廣階段。實驗回答的是單一操弄的因果效果，但消費者從觀看直播到收貨、使用、決定是否退貨，是一段完整的心理歷程。期望確認理論指出，滿意取決於購前期望與實際表現的落差 (</w:t>
       </w:r>
-      <w:hyperlink r:id="rIdL28" w:history="1">
+      <w:hyperlink r:id="rIdL30" w:history="1">
         <w:r>
           <w:rPr>
             <w:rStyle w:val="Hyperlink"/>
@@ -784,7 +814,7 @@
         </w:rPr>
         <w:t xml:space="preserve">)；直播的高互動氣氛會提高購前期望，卻可能擴大期望落差 (</w:t>
       </w:r>
-      <w:hyperlink r:id="rIdL9" w:history="1">
+      <w:hyperlink r:id="rIdL10" w:history="1">
         <w:r>
           <w:rPr>
             <w:rStyle w:val="Hyperlink"/>
@@ -799,7 +829,7 @@
         </w:rPr>
         <w:t xml:space="preserve">; </w:t>
       </w:r>
-      <w:hyperlink r:id="rIdL8" w:history="1">
+      <w:hyperlink r:id="rIdL9" w:history="1">
         <w:r>
           <w:rPr>
             <w:rStyle w:val="Hyperlink"/>
@@ -814,7 +844,7 @@
         </w:rPr>
         <w:t xml:space="preserve">)。本階段以真實購買者的調查資料與三個月後的退貨追蹤，建構購後路徑模型，並以多群組 SEM 比較 AI 主播與真人主播購買者，以及第一階段界定的不同價值傾向消費者 (</w:t>
       </w:r>
-      <w:hyperlink r:id="rIdL29" w:history="1">
+      <w:hyperlink r:id="rIdL31" w:history="1">
         <w:r>
           <w:rPr>
             <w:rStyle w:val="Hyperlink"/>
@@ -899,7 +929,7 @@
         </w:rPr>
         <w:t xml:space="preserve">; </w:t>
       </w:r>
-      <w:hyperlink r:id="rIdL30" w:history="1">
+      <w:hyperlink r:id="rIdL32" w:history="1">
         <w:r>
           <w:rPr>
             <w:rStyle w:val="Hyperlink"/>
@@ -920,6 +950,21 @@
             <w:rStyle w:val="Hyperlink"/>
             <w:rFonts w:ascii="Times New Roman" w:hAnsi="Times New Roman" w:eastAsia="標楷體" w:cs="Times New Roman"/>
           </w:rPr>
+          <w:t xml:space="preserve">Chen et al., 2026</w:t>
+        </w:r>
+      </w:hyperlink>
+      <w:r>
+        <w:rPr>
+          <w:rFonts w:ascii="Times New Roman" w:hAnsi="Times New Roman" w:eastAsia="標楷體" w:cs="Times New Roman"/>
+        </w:rPr>
+        <w:t xml:space="preserve">; </w:t>
+      </w:r>
+      <w:hyperlink r:id="rIdL7" w:history="1">
+        <w:r>
+          <w:rPr>
+            <w:rStyle w:val="Hyperlink"/>
+            <w:rFonts w:ascii="Times New Roman" w:hAnsi="Times New Roman" w:eastAsia="標楷體" w:cs="Times New Roman"/>
+          </w:rPr>
           <w:t xml:space="preserve">Xiao et al., 2025</w:t>
         </w:r>
       </w:hyperlink>
@@ -927,6 +972,21 @@
         <w:rPr>
           <w:rFonts w:ascii="Times New Roman" w:hAnsi="Times New Roman" w:eastAsia="標楷體" w:cs="Times New Roman"/>
         </w:rPr>
+        <w:t xml:space="preserve">; </w:t>
+      </w:r>
+      <w:hyperlink r:id="rIdL33" w:history="1">
+        <w:r>
+          <w:rPr>
+            <w:rStyle w:val="Hyperlink"/>
+            <w:rFonts w:ascii="Times New Roman" w:hAnsi="Times New Roman" w:eastAsia="標楷體" w:cs="Times New Roman"/>
+          </w:rPr>
+          <w:t xml:space="preserve">Zhou &amp; Li, 2025</w:t>
+        </w:r>
+      </w:hyperlink>
+      <w:r>
+        <w:rPr>
+          <w:rFonts w:ascii="Times New Roman" w:hAnsi="Times New Roman" w:eastAsia="標楷體" w:cs="Times New Roman"/>
+        </w:rPr>
         <w:t xml:space="preserve">)，</w:t>
       </w:r>
       <w:r>
@@ -943,7 +1003,7 @@
         </w:rPr>
         <w:t xml:space="preserve">；方法目的鏈在數位商務的應用也缺乏一致的分析程序 (</w:t>
       </w:r>
-      <w:hyperlink r:id="rIdL31" w:history="1">
+      <w:hyperlink r:id="rIdL34" w:history="1">
         <w:r>
           <w:rPr>
             <w:rStyle w:val="Hyperlink"/>
@@ -986,7 +1046,7 @@
         </w:rPr>
         <w:t xml:space="preserve">; </w:t>
       </w:r>
-      <w:hyperlink r:id="rIdL15" w:history="1">
+      <w:hyperlink r:id="rIdL16" w:history="1">
         <w:r>
           <w:rPr>
             <w:rStyle w:val="Hyperlink"/>
@@ -1001,7 +1061,7 @@
         </w:rPr>
         <w:t xml:space="preserve">; </w:t>
       </w:r>
-      <w:hyperlink r:id="rIdL22" w:history="1">
+      <w:hyperlink r:id="rIdL23" w:history="1">
         <w:r>
           <w:rPr>
             <w:rStyle w:val="Hyperlink"/>
@@ -1016,7 +1076,7 @@
         </w:rPr>
         <w:t xml:space="preserve">)。少數研究已證實即時互動會提高退貨 (</w:t>
       </w:r>
-      <w:hyperlink r:id="rIdL8" w:history="1">
+      <w:hyperlink r:id="rIdL9" w:history="1">
         <w:r>
           <w:rPr>
             <w:rStyle w:val="Hyperlink"/>
@@ -1031,7 +1091,7 @@
         </w:rPr>
         <w:t xml:space="preserve">)、降低購後滿意 (</w:t>
       </w:r>
-      <w:hyperlink r:id="rIdL9" w:history="1">
+      <w:hyperlink r:id="rIdL10" w:history="1">
         <w:r>
           <w:rPr>
             <w:rStyle w:val="Hyperlink"/>
@@ -1044,9 +1104,24 @@
         <w:rPr>
           <w:rFonts w:ascii="Times New Roman" w:hAnsi="Times New Roman" w:eastAsia="標楷體" w:cs="Times New Roman"/>
         </w:rPr>
+        <w:t xml:space="preserve">)，主播講解時間較長的商品退貨率較低 (</w:t>
+      </w:r>
+      <w:hyperlink r:id="rIdL35" w:history="1">
+        <w:r>
+          <w:rPr>
+            <w:rStyle w:val="Hyperlink"/>
+            <w:rFonts w:ascii="Times New Roman" w:hAnsi="Times New Roman" w:eastAsia="標楷體" w:cs="Times New Roman"/>
+          </w:rPr>
+          <w:t xml:space="preserve">Hu, 2027</w:t>
+        </w:r>
+      </w:hyperlink>
+      <w:r>
+        <w:rPr>
+          <w:rFonts w:ascii="Times New Roman" w:hAnsi="Times New Roman" w:eastAsia="標楷體" w:cs="Times New Roman"/>
+        </w:rPr>
         <w:t xml:space="preserve">)，AI 助理則能降低退貨 (</w:t>
       </w:r>
-      <w:hyperlink r:id="rIdL10" w:history="1">
+      <w:hyperlink r:id="rIdL11" w:history="1">
         <w:r>
           <w:rPr>
             <w:rStyle w:val="Hyperlink"/>
@@ -1088,7 +1163,7 @@
         </w:rPr>
         <w:t xml:space="preserve">第三，揭露 AI 身分會顯著降低購買 (</w:t>
       </w:r>
-      <w:hyperlink r:id="rIdL32" w:history="1">
+      <w:hyperlink r:id="rIdL36" w:history="1">
         <w:r>
           <w:rPr>
             <w:rStyle w:val="Hyperlink"/>
@@ -1103,7 +1178,7 @@
         </w:rPr>
         <w:t xml:space="preserve">)，揭露 AI 撰寫內容會降低真實性與口碑 (</w:t>
       </w:r>
-      <w:hyperlink r:id="rIdL33" w:history="1">
+      <w:hyperlink r:id="rIdL37" w:history="1">
         <w:r>
           <w:rPr>
             <w:rStyle w:val="Hyperlink"/>
@@ -1118,7 +1193,7 @@
         </w:rPr>
         <w:t xml:space="preserve">; </w:t>
       </w:r>
-      <w:hyperlink r:id="rIdL34" w:history="1">
+      <w:hyperlink r:id="rIdL38" w:history="1">
         <w:r>
           <w:rPr>
             <w:rStyle w:val="Hyperlink"/>
@@ -1133,7 +1208,7 @@
         </w:rPr>
         <w:t xml:space="preserve">)，揭露人類參與也會改變顧客的溝通方式 (</w:t>
       </w:r>
-      <w:hyperlink r:id="rIdL35" w:history="1">
+      <w:hyperlink r:id="rIdL39" w:history="1">
         <w:r>
           <w:rPr>
             <w:rStyle w:val="Hyperlink"/>
@@ -1146,7 +1221,37 @@
         <w:rPr>
           <w:rFonts w:ascii="Times New Roman" w:hAnsi="Times New Roman" w:eastAsia="標楷體" w:cs="Times New Roman"/>
         </w:rPr>
-        <w:t xml:space="preserve">)；治理研究亦指出 AI 主播的消費者保護問題 (</w:t>
+        <w:t xml:space="preserve">)；但也有研究發現，揭露虛擬網紅的合成身分並不影響品牌知覺 (</w:t>
+      </w:r>
+      <w:hyperlink r:id="rIdL40" w:history="1">
+        <w:r>
+          <w:rPr>
+            <w:rStyle w:val="Hyperlink"/>
+            <w:rFonts w:ascii="Times New Roman" w:hAnsi="Times New Roman" w:eastAsia="標楷體" w:cs="Times New Roman"/>
+          </w:rPr>
+          <w:t xml:space="preserve">De Cicco et al., 2024</w:t>
+        </w:r>
+      </w:hyperlink>
+      <w:r>
+        <w:rPr>
+          <w:rFonts w:ascii="Times New Roman" w:hAnsi="Times New Roman" w:eastAsia="標楷體" w:cs="Times New Roman"/>
+        </w:rPr>
+        <w:t xml:space="preserve">)，在服務開始前揭露聊天機器人身分反而提高失誤容忍度 (</w:t>
+      </w:r>
+      <w:hyperlink r:id="rIdL41" w:history="1">
+        <w:r>
+          <w:rPr>
+            <w:rStyle w:val="Hyperlink"/>
+            <w:rFonts w:ascii="Times New Roman" w:hAnsi="Times New Roman" w:eastAsia="標楷體" w:cs="Times New Roman"/>
+          </w:rPr>
+          <w:t xml:space="preserve">T. Li et al., 2025</w:t>
+        </w:r>
+      </w:hyperlink>
+      <w:r>
+        <w:rPr>
+          <w:rFonts w:ascii="Times New Roman" w:hAnsi="Times New Roman" w:eastAsia="標楷體" w:cs="Times New Roman"/>
+        </w:rPr>
+        <w:t xml:space="preserve">)。治理研究亦指出 AI 主播的消費者保護問題 (</w:t>
       </w:r>
       <w:hyperlink r:id="rIdL4" w:history="1">
         <w:r>
@@ -1169,7 +1274,7 @@
           <w:b/>
           <w:bCs/>
         </w:rPr>
-        <w:t xml:space="preserve">然而，直播情境中「如何揭露」AI 主播身分，對信任與購買的影響仍未被檢驗。</w:t>
+        <w:t xml:space="preserve">揭露效果的證據並不一致，而直播情境中「如何揭露」AI 主播身分，對信任與購買的影響仍未被檢驗。</w:t>
       </w:r>
       <w:r>
         <w:rPr>
@@ -1190,7 +1295,7 @@
         </w:rPr>
         <w:t xml:space="preserve">最後，近期 AI 主播研究的樣本多來自中國大陸的平台或消費者 (</w:t>
       </w:r>
-      <w:hyperlink r:id="rIdL6" w:history="1">
+      <w:hyperlink r:id="rIdL7" w:history="1">
         <w:r>
           <w:rPr>
             <w:rStyle w:val="Hyperlink"/>
@@ -1205,7 +1310,7 @@
         </w:rPr>
         <w:t xml:space="preserve">; </w:t>
       </w:r>
-      <w:hyperlink r:id="rIdL15" w:history="1">
+      <w:hyperlink r:id="rIdL16" w:history="1">
         <w:r>
           <w:rPr>
             <w:rStyle w:val="Hyperlink"/>
@@ -2277,7 +2382,7 @@
         </w:rPr>
         <w:t xml:space="preserve">，並提出「AI 主播因說服意圖知覺較低而減少退貨」的新假說。其次，在理論整合上，本研究結合方法目的鏈、社會知覺、說服知識與期望確認理論，以「第一階段的價值鏈是第二階段的話術、第一階段的量表是第三階段的分組」串連三個研究。第三，在研究設計上，本研究以消費者價值結構為基礎設計實驗話術，取代研究者自行設定的訊息類型，並以預先註冊、刺激抽樣與測量恆等性確保結論的效度 (</w:t>
       </w:r>
-      <w:hyperlink r:id="rIdL36" w:history="1">
+      <w:hyperlink r:id="rIdL42" w:history="1">
         <w:r>
           <w:rPr>
             <w:rStyle w:val="Hyperlink"/>
@@ -2292,7 +2397,7 @@
         </w:rPr>
         <w:t xml:space="preserve">; </w:t>
       </w:r>
-      <w:hyperlink r:id="rIdL12" w:history="1">
+      <w:hyperlink r:id="rIdL13" w:history="1">
         <w:r>
           <w:rPr>
             <w:rStyle w:val="Hyperlink"/>
@@ -2336,7 +2441,7 @@
         </w:rPr>
         <w:t xml:space="preserve">本研究之重要性，學術上，補足 AI 主播研究對「為什麼」、「購後結果」與「揭露方式」缺乏系統性探討的缺口，三個階段各自形成可投稿國際期刊的貢獻；實務上，研究結果可協助平台與品牌判斷在哪些品類、搭配哪種話術時採用 AI 主播，兼顧銷售與退貨成本。本研究之預期影響性，在學術層面，建立 AI 與真人銷售代理的比較架構；在實務層面，提供資源受限的中小企業低成本的主播與話術決策工具 (</w:t>
       </w:r>
-      <w:hyperlink r:id="rIdL37" w:history="1">
+      <w:hyperlink r:id="rIdL43" w:history="1">
         <w:r>
           <w:rPr>
             <w:rStyle w:val="Hyperlink"/>
@@ -2366,7 +2471,7 @@
         </w:rPr>
         <w:t xml:space="preserve">; </w:t>
       </w:r>
-      <w:hyperlink r:id="rIdL38" w:history="1">
+      <w:hyperlink r:id="rIdL44" w:history="1">
         <w:r>
           <w:rPr>
             <w:rStyle w:val="Hyperlink"/>
@@ -2868,7 +2973,7 @@
         </w:rPr>
         <w:t xml:space="preserve">本計畫依 </w:t>
       </w:r>
-      <w:hyperlink r:id="rIdL39" w:history="1">
+      <w:hyperlink r:id="rIdL45" w:history="1">
         <w:r>
           <w:rPr>
             <w:rStyle w:val="Hyperlink"/>
@@ -3473,7 +3578,7 @@
                 <w:sz w:val="21"/>
                 <w:szCs w:val="21"/>
               </w:rPr>
-              <w:t xml:space="preserve">以缺口矩陣界定研究缺口，轉為本計畫三個階段的研究問題；篩選流程以圖 1 呈現，排除與保留之文獻列於待下載清單</w:t>
+              <w:t xml:space="preserve">以缺口矩陣界定研究缺口，轉為本計畫三個階段的研究問題；篩選流程以圖 1 呈現，排除與全文篩選紀錄列於待下載清單</w:t>
             </w:r>
           </w:p>
         </w:tc>
@@ -3499,7 +3604,7 @@
                 <w:sz w:val="21"/>
                 <w:szCs w:val="21"/>
               </w:rPr>
-              <w:t xml:space="preserve">註：本計畫書撰寫階段（2026.10）已完成初步回顧；計畫開始第 1 個月依本協定於資料庫重新執行，並更新圖 1 的數字。</w:t>
+              <w:t xml:space="preserve">註：本計畫書撰寫階段（2026.10）已完成初步回顧與保留候選之全文篩選；計畫開始第 1 個月依本協定於資料庫重新執行，並更新圖 1 的數字。</w:t>
             </w:r>
           </w:p>
         </w:tc>
@@ -3520,7 +3625,7 @@
         <w:rPr>
           <w:rFonts w:ascii="Times New Roman" w:hAnsi="Times New Roman" w:eastAsia="標楷體" w:cs="Times New Roman"/>
         </w:rPr>
-        <w:t xml:space="preserve">初步回顧的篩選流程如圖 1。主題資料夾中 2024–2026 年的 119 篇文獻，經題名與摘要篩選後有 21 篇與主題相關，排除分析式模型、非銷售情境等 10 篇後納入 11 篇；網路檢索補充 48 篇候選文獻，經期刊等級與書目核對，排除 9 篇、保留 16 篇待全文篩選，納入 23 篇。合計納入近五年核心文獻 34 篇，其中 A 級期刊 14 篇、B 級期刊 20 篇；另引用 10 篇 2021 年以前的理論基礎文獻。</w:t>
+        <w:t xml:space="preserve">初步回顧的篩選流程如圖 1。主題資料夾中 2024–2026 年的 119 篇文獻，經題名與摘要篩選後有 21 篇與主題相關，排除分析式模型、非銷售情境等 10 篇後納入 11 篇；網路檢索補充 48 篇候選文獻，經期刊等級與書目核對排除 9 篇，直接納入 23 篇，另 16 篇下載全文後篩選，排除 3 篇（兩篇期刊影響係數未能確認大於 2、一篇主題不符）、納入 13 篇。合計納入近五年核心文獻 47 篇，其中 A 級期刊 14 篇、B 級期刊 33 篇；另引用 10 篇 2021 年以前的理論基礎文獻。</w:t>
       </w:r>
     </w:p>
     <w:p>
@@ -4059,7 +4164,7 @@
                                   <w:sz w:val="16"/>
                                   <w:szCs w:val="16"/>
                                 </w:rPr>
-                                <w:t xml:space="preserve">排除 n = 9；保留候選待全文篩選</w:t>
+                                <w:t xml:space="preserve">排除 n = 9；保留 16 篇下載全文篩選，</w:t>
                               </w:r>
                             </w:p>
                             <w:p>
@@ -4073,7 +4178,7 @@
                                   <w:sz w:val="16"/>
                                   <w:szCs w:val="16"/>
                                 </w:rPr>
-                                <w:t xml:space="preserve">n = 16（列於待下載清單）</w:t>
+                                <w:t xml:space="preserve">再排除 n = 3（期刊等級、主題不符）</w:t>
                               </w:r>
                             </w:p>
                           </w:txbxContent>
@@ -4239,7 +4344,7 @@
                                   <w:sz w:val="18"/>
                                   <w:szCs w:val="18"/>
                                 </w:rPr>
-                                <w:t xml:space="preserve">納入 n = 23</w:t>
+                                <w:t xml:space="preserve">納入 n = 36（23＋13）</w:t>
                               </w:r>
                             </w:p>
                           </w:txbxContent>
@@ -4323,7 +4428,7 @@
                                   <w:sz w:val="17"/>
                                   <w:szCs w:val="17"/>
                                 </w:rPr>
-                                <w:t xml:space="preserve">近五年核心文獻 n = 34（A 級 14 篇、B 級 20 篇）</w:t>
+                                <w:t xml:space="preserve">近五年核心文獻 n = 47（A 級 14 篇、B 級 33 篇）</w:t>
                               </w:r>
                             </w:p>
                             <w:p>
@@ -4459,7 +4564,7 @@
         <w:rPr>
           <w:rFonts w:ascii="Times New Roman" w:hAnsi="Times New Roman" w:eastAsia="標楷體" w:cs="Times New Roman"/>
         </w:rPr>
-        <w:t xml:space="preserve">；第三，AI 身分揭露的研究集中在客服聊天機器人與 AI 撰寫內容，</w:t>
+        <w:t xml:space="preserve">；第三，AI 身分揭露的研究集中在客服聊天機器人、虛擬網紅與 AI 撰寫內容，結果有正有負，</w:t>
       </w:r>
       <w:r>
         <w:rPr>
@@ -4873,7 +4978,7 @@
               <w:spacing w:before="20" w:after="20" w:line="300" w:lineRule="exact"/>
               <w:jc w:val="left"/>
             </w:pPr>
-            <w:hyperlink r:id="rIdL10" w:history="1">
+            <w:hyperlink r:id="rIdL11" w:history="1">
               <w:r>
                 <w:rPr>
                   <w:rStyle w:val="Hyperlink"/>
@@ -5009,7 +5114,7 @@
               <w:spacing w:before="20" w:after="20" w:line="300" w:lineRule="exact"/>
               <w:jc w:val="left"/>
             </w:pPr>
-            <w:hyperlink r:id="rIdL8" w:history="1">
+            <w:hyperlink r:id="rIdL9" w:history="1">
               <w:r>
                 <w:rPr>
                   <w:rStyle w:val="Hyperlink"/>
@@ -5281,7 +5386,7 @@
               <w:spacing w:before="20" w:after="20" w:line="300" w:lineRule="exact"/>
               <w:jc w:val="left"/>
             </w:pPr>
-            <w:hyperlink r:id="rIdL35" w:history="1">
+            <w:hyperlink r:id="rIdL39" w:history="1">
               <w:r>
                 <w:rPr>
                   <w:rStyle w:val="Hyperlink"/>
@@ -5417,7 +5522,7 @@
               <w:spacing w:before="20" w:after="20" w:line="300" w:lineRule="exact"/>
               <w:jc w:val="left"/>
             </w:pPr>
-            <w:hyperlink r:id="rIdL26" w:history="1">
+            <w:hyperlink r:id="rIdL27" w:history="1">
               <w:r>
                 <w:rPr>
                   <w:rStyle w:val="Hyperlink"/>
@@ -5553,7 +5658,7 @@
               <w:spacing w:before="20" w:after="20" w:line="300" w:lineRule="exact"/>
               <w:jc w:val="left"/>
             </w:pPr>
-            <w:hyperlink r:id="rIdL19" w:history="1">
+            <w:hyperlink r:id="rIdL20" w:history="1">
               <w:r>
                 <w:rPr>
                   <w:rStyle w:val="Hyperlink"/>
@@ -5689,7 +5794,7 @@
               <w:spacing w:before="20" w:after="20" w:line="300" w:lineRule="exact"/>
               <w:jc w:val="left"/>
             </w:pPr>
-            <w:hyperlink r:id="rIdL40" w:history="1">
+            <w:hyperlink r:id="rIdL46" w:history="1">
               <w:r>
                 <w:rPr>
                   <w:rStyle w:val="Hyperlink"/>
@@ -5825,7 +5930,7 @@
               <w:spacing w:before="20" w:after="20" w:line="300" w:lineRule="exact"/>
               <w:jc w:val="left"/>
             </w:pPr>
-            <w:hyperlink r:id="rIdL30" w:history="1">
+            <w:hyperlink r:id="rIdL32" w:history="1">
               <w:r>
                 <w:rPr>
                   <w:rStyle w:val="Hyperlink"/>
@@ -5961,7 +6066,7 @@
               <w:spacing w:before="20" w:after="20" w:line="300" w:lineRule="exact"/>
               <w:jc w:val="left"/>
             </w:pPr>
-            <w:hyperlink r:id="rIdL7" w:history="1">
+            <w:hyperlink r:id="rIdL8" w:history="1">
               <w:r>
                 <w:rPr>
                   <w:rStyle w:val="Hyperlink"/>
@@ -6097,7 +6202,7 @@
               <w:spacing w:before="20" w:after="20" w:line="300" w:lineRule="exact"/>
               <w:jc w:val="left"/>
             </w:pPr>
-            <w:hyperlink r:id="rIdL22" w:history="1">
+            <w:hyperlink r:id="rIdL23" w:history="1">
               <w:r>
                 <w:rPr>
                   <w:rStyle w:val="Hyperlink"/>
@@ -6233,7 +6338,7 @@
               <w:spacing w:before="20" w:after="20" w:line="300" w:lineRule="exact"/>
               <w:jc w:val="left"/>
             </w:pPr>
-            <w:hyperlink r:id="rIdL15" w:history="1">
+            <w:hyperlink r:id="rIdL16" w:history="1">
               <w:r>
                 <w:rPr>
                   <w:rStyle w:val="Hyperlink"/>
@@ -6369,7 +6474,7 @@
               <w:spacing w:before="20" w:after="20" w:line="300" w:lineRule="exact"/>
               <w:jc w:val="left"/>
             </w:pPr>
-            <w:hyperlink r:id="rIdL6" w:history="1">
+            <w:hyperlink r:id="rIdL7" w:history="1">
               <w:r>
                 <w:rPr>
                   <w:rStyle w:val="Hyperlink"/>
@@ -6505,7 +6610,7 @@
               <w:spacing w:before="20" w:after="20" w:line="300" w:lineRule="exact"/>
               <w:jc w:val="left"/>
             </w:pPr>
-            <w:hyperlink r:id="rIdL9" w:history="1">
+            <w:hyperlink r:id="rIdL10" w:history="1">
               <w:r>
                 <w:rPr>
                   <w:rStyle w:val="Hyperlink"/>
@@ -6641,7 +6746,7 @@
               <w:spacing w:before="20" w:after="20" w:line="300" w:lineRule="exact"/>
               <w:jc w:val="left"/>
             </w:pPr>
-            <w:hyperlink r:id="rIdL24" w:history="1">
+            <w:hyperlink r:id="rIdL25" w:history="1">
               <w:r>
                 <w:rPr>
                   <w:rStyle w:val="Hyperlink"/>
@@ -6777,7 +6882,7 @@
               <w:spacing w:before="20" w:after="20" w:line="300" w:lineRule="exact"/>
               <w:jc w:val="left"/>
             </w:pPr>
-            <w:hyperlink r:id="rIdL33" w:history="1">
+            <w:hyperlink r:id="rIdL37" w:history="1">
               <w:r>
                 <w:rPr>
                   <w:rStyle w:val="Hyperlink"/>
@@ -6913,7 +7018,7 @@
               <w:spacing w:before="20" w:after="20" w:line="300" w:lineRule="exact"/>
               <w:jc w:val="left"/>
             </w:pPr>
-            <w:hyperlink r:id="rIdL34" w:history="1">
+            <w:hyperlink r:id="rIdL38" w:history="1">
               <w:r>
                 <w:rPr>
                   <w:rStyle w:val="Hyperlink"/>
@@ -7049,15 +7154,24 @@
               <w:spacing w:before="20" w:after="20" w:line="300" w:lineRule="exact"/>
               <w:jc w:val="left"/>
             </w:pPr>
-            <w:r>
-              <w:rPr>
-                <w:rFonts w:ascii="Times New Roman" w:hAnsi="Times New Roman" w:eastAsia="標楷體" w:cs="Times New Roman"/>
-                <w:b/>
-                <w:bCs/>
+            <w:hyperlink r:id="rIdL6" w:history="1">
+              <w:r>
+                <w:rPr>
+                  <w:rStyle w:val="Hyperlink"/>
+                  <w:rFonts w:ascii="Times New Roman" w:hAnsi="Times New Roman" w:eastAsia="標楷體" w:cs="Times New Roman"/>
+                  <w:sz w:val="19"/>
+                  <w:szCs w:val="19"/>
+                </w:rPr>
+                <w:t xml:space="preserve">Chen et al. (2026)</w:t>
+              </w:r>
+            </w:hyperlink>
+            <w:r>
+              <w:rPr>
+                <w:rFonts w:ascii="Times New Roman" w:hAnsi="Times New Roman" w:eastAsia="標楷體" w:cs="Times New Roman"/>
                 <w:sz w:val="19"/>
                 <w:szCs w:val="19"/>
               </w:rPr>
-              <w:t xml:space="preserve">本計畫</w:t>
+              <w:t xml:space="preserve">（B）</w:t>
             </w:r>
           </w:p>
         </w:tc>
@@ -7074,12 +7188,10 @@
             <w:r>
               <w:rPr>
                 <w:rFonts w:ascii="Times New Roman" w:hAnsi="Times New Roman" w:eastAsia="標楷體" w:cs="Times New Roman"/>
-                <w:b/>
-                <w:bCs/>
                 <w:sz w:val="19"/>
                 <w:szCs w:val="19"/>
               </w:rPr>
-              <w:t xml:space="preserve">MEC＋實驗＋SEM（三品類）</w:t>
+              <w:t xml:space="preserve">外送直播平台即時行為資料</w:t>
             </w:r>
           </w:p>
         </w:tc>
@@ -7096,8 +7208,6 @@
             <w:r>
               <w:rPr>
                 <w:rFonts w:ascii="Times New Roman" w:hAnsi="Times New Roman" w:eastAsia="標楷體" w:cs="Times New Roman"/>
-                <w:b/>
-                <w:bCs/>
                 <w:sz w:val="19"/>
                 <w:szCs w:val="19"/>
               </w:rPr>
@@ -7118,12 +7228,10 @@
             <w:r>
               <w:rPr>
                 <w:rFonts w:ascii="Times New Roman" w:hAnsi="Times New Roman" w:eastAsia="標楷體" w:cs="Times New Roman"/>
-                <w:b/>
-                <w:bCs/>
                 <w:sz w:val="19"/>
                 <w:szCs w:val="19"/>
               </w:rPr>
-              <w:t xml:space="preserve">✓</w:t>
+              <w:t xml:space="preserve">—</w:t>
             </w:r>
           </w:p>
         </w:tc>
@@ -7140,12 +7248,10 @@
             <w:r>
               <w:rPr>
                 <w:rFonts w:ascii="Times New Roman" w:hAnsi="Times New Roman" w:eastAsia="標楷體" w:cs="Times New Roman"/>
-                <w:b/>
-                <w:bCs/>
                 <w:sz w:val="19"/>
                 <w:szCs w:val="19"/>
               </w:rPr>
-              <w:t xml:space="preserve">✓</w:t>
+              <w:t xml:space="preserve">—</w:t>
             </w:r>
           </w:p>
         </w:tc>
@@ -7162,12 +7268,10 @@
             <w:r>
               <w:rPr>
                 <w:rFonts w:ascii="Times New Roman" w:hAnsi="Times New Roman" w:eastAsia="標楷體" w:cs="Times New Roman"/>
-                <w:b/>
-                <w:bCs/>
                 <w:sz w:val="19"/>
                 <w:szCs w:val="19"/>
               </w:rPr>
-              <w:t xml:space="preserve">✓</w:t>
+              <w:t xml:space="preserve">—</w:t>
             </w:r>
           </w:p>
         </w:tc>
@@ -7178,6 +7282,1095 @@
         </w:trPr>
         <w:tc>
           <w:tcPr>
+            <w:tcW w:w="2700" w:type="dxa"/>
+            <w:vAlign w:val="center"/>
+          </w:tcPr>
+          <w:p>
+            <w:pPr>
+              <w:spacing w:before="20" w:after="20" w:line="300" w:lineRule="exact"/>
+              <w:jc w:val="left"/>
+            </w:pPr>
+            <w:hyperlink r:id="rIdL28" w:history="1">
+              <w:r>
+                <w:rPr>
+                  <w:rStyle w:val="Hyperlink"/>
+                  <w:rFonts w:ascii="Times New Roman" w:hAnsi="Times New Roman" w:eastAsia="標楷體" w:cs="Times New Roman"/>
+                  <w:sz w:val="19"/>
+                  <w:szCs w:val="19"/>
+                </w:rPr>
+                <w:t xml:space="preserve">Lu &amp; Li (2026)</w:t>
+              </w:r>
+            </w:hyperlink>
+            <w:r>
+              <w:rPr>
+                <w:rFonts w:ascii="Times New Roman" w:hAnsi="Times New Roman" w:eastAsia="標楷體" w:cs="Times New Roman"/>
+                <w:sz w:val="19"/>
+                <w:szCs w:val="19"/>
+              </w:rPr>
+              <w:t xml:space="preserve">（B）</w:t>
+            </w:r>
+          </w:p>
+        </w:tc>
+        <w:tc>
+          <w:tcPr>
+            <w:tcW w:w="2338" w:type="dxa"/>
+            <w:vAlign w:val="center"/>
+          </w:tcPr>
+          <w:p>
+            <w:pPr>
+              <w:spacing w:before="20" w:after="20" w:line="300" w:lineRule="exact"/>
+              <w:jc w:val="left"/>
+            </w:pPr>
+            <w:r>
+              <w:rPr>
+                <w:rFonts w:ascii="Times New Roman" w:hAnsi="Times New Roman" w:eastAsia="標楷體" w:cs="Times New Roman"/>
+                <w:sz w:val="19"/>
+                <w:szCs w:val="19"/>
+              </w:rPr>
+              <w:t xml:space="preserve">兩項實驗</w:t>
+            </w:r>
+          </w:p>
+        </w:tc>
+        <w:tc>
+          <w:tcPr>
+            <w:tcW w:w="1150" w:type="dxa"/>
+            <w:vAlign w:val="center"/>
+          </w:tcPr>
+          <w:p>
+            <w:pPr>
+              <w:spacing w:before="20" w:after="20" w:line="300" w:lineRule="exact"/>
+              <w:jc w:val="center"/>
+            </w:pPr>
+            <w:r>
+              <w:rPr>
+                <w:rFonts w:ascii="Times New Roman" w:hAnsi="Times New Roman" w:eastAsia="標楷體" w:cs="Times New Roman"/>
+                <w:sz w:val="19"/>
+                <w:szCs w:val="19"/>
+              </w:rPr>
+              <w:t xml:space="preserve">✓</w:t>
+            </w:r>
+          </w:p>
+        </w:tc>
+        <w:tc>
+          <w:tcPr>
+            <w:tcW w:w="1150" w:type="dxa"/>
+            <w:vAlign w:val="center"/>
+          </w:tcPr>
+          <w:p>
+            <w:pPr>
+              <w:spacing w:before="20" w:after="20" w:line="300" w:lineRule="exact"/>
+              <w:jc w:val="center"/>
+            </w:pPr>
+            <w:r>
+              <w:rPr>
+                <w:rFonts w:ascii="Times New Roman" w:hAnsi="Times New Roman" w:eastAsia="標楷體" w:cs="Times New Roman"/>
+                <w:sz w:val="19"/>
+                <w:szCs w:val="19"/>
+              </w:rPr>
+              <w:t xml:space="preserve">—</w:t>
+            </w:r>
+          </w:p>
+        </w:tc>
+        <w:tc>
+          <w:tcPr>
+            <w:tcW w:w="1150" w:type="dxa"/>
+            <w:vAlign w:val="center"/>
+          </w:tcPr>
+          <w:p>
+            <w:pPr>
+              <w:spacing w:before="20" w:after="20" w:line="300" w:lineRule="exact"/>
+              <w:jc w:val="center"/>
+            </w:pPr>
+            <w:r>
+              <w:rPr>
+                <w:rFonts w:ascii="Times New Roman" w:hAnsi="Times New Roman" w:eastAsia="標楷體" w:cs="Times New Roman"/>
+                <w:sz w:val="19"/>
+                <w:szCs w:val="19"/>
+              </w:rPr>
+              <w:t xml:space="preserve">—</w:t>
+            </w:r>
+          </w:p>
+        </w:tc>
+        <w:tc>
+          <w:tcPr>
+            <w:tcW w:w="1150" w:type="dxa"/>
+            <w:vAlign w:val="center"/>
+          </w:tcPr>
+          <w:p>
+            <w:pPr>
+              <w:spacing w:before="20" w:after="20" w:line="300" w:lineRule="exact"/>
+              <w:jc w:val="center"/>
+            </w:pPr>
+            <w:r>
+              <w:rPr>
+                <w:rFonts w:ascii="Times New Roman" w:hAnsi="Times New Roman" w:eastAsia="標楷體" w:cs="Times New Roman"/>
+                <w:sz w:val="19"/>
+                <w:szCs w:val="19"/>
+              </w:rPr>
+              <w:t xml:space="preserve">—</w:t>
+            </w:r>
+          </w:p>
+        </w:tc>
+      </w:tr>
+      <w:tr>
+        <w:trPr>
+          <w:cantSplit/>
+        </w:trPr>
+        <w:tc>
+          <w:tcPr>
+            <w:tcW w:w="2700" w:type="dxa"/>
+            <w:vAlign w:val="center"/>
+          </w:tcPr>
+          <w:p>
+            <w:pPr>
+              <w:spacing w:before="20" w:after="20" w:line="300" w:lineRule="exact"/>
+              <w:jc w:val="left"/>
+            </w:pPr>
+            <w:hyperlink r:id="rIdL35" w:history="1">
+              <w:r>
+                <w:rPr>
+                  <w:rStyle w:val="Hyperlink"/>
+                  <w:rFonts w:ascii="Times New Roman" w:hAnsi="Times New Roman" w:eastAsia="標楷體" w:cs="Times New Roman"/>
+                  <w:sz w:val="19"/>
+                  <w:szCs w:val="19"/>
+                </w:rPr>
+                <w:t xml:space="preserve">Hu (2027)</w:t>
+              </w:r>
+            </w:hyperlink>
+            <w:r>
+              <w:rPr>
+                <w:rFonts w:ascii="Times New Roman" w:hAnsi="Times New Roman" w:eastAsia="標楷體" w:cs="Times New Roman"/>
+                <w:sz w:val="19"/>
+                <w:szCs w:val="19"/>
+              </w:rPr>
+              <w:t xml:space="preserve">（B）</w:t>
+            </w:r>
+          </w:p>
+        </w:tc>
+        <w:tc>
+          <w:tcPr>
+            <w:tcW w:w="2338" w:type="dxa"/>
+            <w:vAlign w:val="center"/>
+          </w:tcPr>
+          <w:p>
+            <w:pPr>
+              <w:spacing w:before="20" w:after="20" w:line="300" w:lineRule="exact"/>
+              <w:jc w:val="left"/>
+            </w:pPr>
+            <w:r>
+              <w:rPr>
+                <w:rFonts w:ascii="Times New Roman" w:hAnsi="Times New Roman" w:eastAsia="標楷體" w:cs="Times New Roman"/>
+                <w:sz w:val="19"/>
+                <w:szCs w:val="19"/>
+              </w:rPr>
+              <w:t xml:space="preserve">約 19 萬筆直播商品面板資料</w:t>
+            </w:r>
+          </w:p>
+        </w:tc>
+        <w:tc>
+          <w:tcPr>
+            <w:tcW w:w="1150" w:type="dxa"/>
+            <w:vAlign w:val="center"/>
+          </w:tcPr>
+          <w:p>
+            <w:pPr>
+              <w:spacing w:before="20" w:after="20" w:line="300" w:lineRule="exact"/>
+              <w:jc w:val="center"/>
+            </w:pPr>
+            <w:r>
+              <w:rPr>
+                <w:rFonts w:ascii="Times New Roman" w:hAnsi="Times New Roman" w:eastAsia="標楷體" w:cs="Times New Roman"/>
+                <w:sz w:val="19"/>
+                <w:szCs w:val="19"/>
+              </w:rPr>
+              <w:t xml:space="preserve">—</w:t>
+            </w:r>
+          </w:p>
+        </w:tc>
+        <w:tc>
+          <w:tcPr>
+            <w:tcW w:w="1150" w:type="dxa"/>
+            <w:vAlign w:val="center"/>
+          </w:tcPr>
+          <w:p>
+            <w:pPr>
+              <w:spacing w:before="20" w:after="20" w:line="300" w:lineRule="exact"/>
+              <w:jc w:val="center"/>
+            </w:pPr>
+            <w:r>
+              <w:rPr>
+                <w:rFonts w:ascii="Times New Roman" w:hAnsi="Times New Roman" w:eastAsia="標楷體" w:cs="Times New Roman"/>
+                <w:sz w:val="19"/>
+                <w:szCs w:val="19"/>
+              </w:rPr>
+              <w:t xml:space="preserve">✓</w:t>
+            </w:r>
+          </w:p>
+        </w:tc>
+        <w:tc>
+          <w:tcPr>
+            <w:tcW w:w="1150" w:type="dxa"/>
+            <w:vAlign w:val="center"/>
+          </w:tcPr>
+          <w:p>
+            <w:pPr>
+              <w:spacing w:before="20" w:after="20" w:line="300" w:lineRule="exact"/>
+              <w:jc w:val="center"/>
+            </w:pPr>
+            <w:r>
+              <w:rPr>
+                <w:rFonts w:ascii="Times New Roman" w:hAnsi="Times New Roman" w:eastAsia="標楷體" w:cs="Times New Roman"/>
+                <w:sz w:val="19"/>
+                <w:szCs w:val="19"/>
+              </w:rPr>
+              <w:t xml:space="preserve">—</w:t>
+            </w:r>
+          </w:p>
+        </w:tc>
+        <w:tc>
+          <w:tcPr>
+            <w:tcW w:w="1150" w:type="dxa"/>
+            <w:vAlign w:val="center"/>
+          </w:tcPr>
+          <w:p>
+            <w:pPr>
+              <w:spacing w:before="20" w:after="20" w:line="300" w:lineRule="exact"/>
+              <w:jc w:val="center"/>
+            </w:pPr>
+            <w:r>
+              <w:rPr>
+                <w:rFonts w:ascii="Times New Roman" w:hAnsi="Times New Roman" w:eastAsia="標楷體" w:cs="Times New Roman"/>
+                <w:sz w:val="19"/>
+                <w:szCs w:val="19"/>
+              </w:rPr>
+              <w:t xml:space="preserve">—</w:t>
+            </w:r>
+          </w:p>
+        </w:tc>
+      </w:tr>
+      <w:tr>
+        <w:trPr>
+          <w:cantSplit/>
+        </w:trPr>
+        <w:tc>
+          <w:tcPr>
+            <w:tcW w:w="2700" w:type="dxa"/>
+            <w:vAlign w:val="center"/>
+          </w:tcPr>
+          <w:p>
+            <w:pPr>
+              <w:spacing w:before="20" w:after="20" w:line="300" w:lineRule="exact"/>
+              <w:jc w:val="left"/>
+            </w:pPr>
+            <w:hyperlink r:id="rIdL47" w:history="1">
+              <w:r>
+                <w:rPr>
+                  <w:rStyle w:val="Hyperlink"/>
+                  <w:rFonts w:ascii="Times New Roman" w:hAnsi="Times New Roman" w:eastAsia="標楷體" w:cs="Times New Roman"/>
+                  <w:sz w:val="19"/>
+                  <w:szCs w:val="19"/>
+                </w:rPr>
+                <w:t xml:space="preserve">H. Li et al. (2023)</w:t>
+              </w:r>
+            </w:hyperlink>
+            <w:r>
+              <w:rPr>
+                <w:rFonts w:ascii="Times New Roman" w:hAnsi="Times New Roman" w:eastAsia="標楷體" w:cs="Times New Roman"/>
+                <w:sz w:val="19"/>
+                <w:szCs w:val="19"/>
+              </w:rPr>
+              <w:t xml:space="preserve">（B）</w:t>
+            </w:r>
+          </w:p>
+        </w:tc>
+        <w:tc>
+          <w:tcPr>
+            <w:tcW w:w="2338" w:type="dxa"/>
+            <w:vAlign w:val="center"/>
+          </w:tcPr>
+          <w:p>
+            <w:pPr>
+              <w:spacing w:before="20" w:after="20" w:line="300" w:lineRule="exact"/>
+              <w:jc w:val="left"/>
+            </w:pPr>
+            <w:r>
+              <w:rPr>
+                <w:rFonts w:ascii="Times New Roman" w:hAnsi="Times New Roman" w:eastAsia="標楷體" w:cs="Times New Roman"/>
+                <w:sz w:val="19"/>
+                <w:szCs w:val="19"/>
+              </w:rPr>
+              <w:t xml:space="preserve">次級資料＋三項情境實驗</w:t>
+            </w:r>
+          </w:p>
+        </w:tc>
+        <w:tc>
+          <w:tcPr>
+            <w:tcW w:w="1150" w:type="dxa"/>
+            <w:vAlign w:val="center"/>
+          </w:tcPr>
+          <w:p>
+            <w:pPr>
+              <w:spacing w:before="20" w:after="20" w:line="300" w:lineRule="exact"/>
+              <w:jc w:val="center"/>
+            </w:pPr>
+            <w:r>
+              <w:rPr>
+                <w:rFonts w:ascii="Times New Roman" w:hAnsi="Times New Roman" w:eastAsia="標楷體" w:cs="Times New Roman"/>
+                <w:sz w:val="19"/>
+                <w:szCs w:val="19"/>
+              </w:rPr>
+              <w:t xml:space="preserve">✓</w:t>
+            </w:r>
+          </w:p>
+        </w:tc>
+        <w:tc>
+          <w:tcPr>
+            <w:tcW w:w="1150" w:type="dxa"/>
+            <w:vAlign w:val="center"/>
+          </w:tcPr>
+          <w:p>
+            <w:pPr>
+              <w:spacing w:before="20" w:after="20" w:line="300" w:lineRule="exact"/>
+              <w:jc w:val="center"/>
+            </w:pPr>
+            <w:r>
+              <w:rPr>
+                <w:rFonts w:ascii="Times New Roman" w:hAnsi="Times New Roman" w:eastAsia="標楷體" w:cs="Times New Roman"/>
+                <w:sz w:val="19"/>
+                <w:szCs w:val="19"/>
+              </w:rPr>
+              <w:t xml:space="preserve">—</w:t>
+            </w:r>
+          </w:p>
+        </w:tc>
+        <w:tc>
+          <w:tcPr>
+            <w:tcW w:w="1150" w:type="dxa"/>
+            <w:vAlign w:val="center"/>
+          </w:tcPr>
+          <w:p>
+            <w:pPr>
+              <w:spacing w:before="20" w:after="20" w:line="300" w:lineRule="exact"/>
+              <w:jc w:val="center"/>
+            </w:pPr>
+            <w:r>
+              <w:rPr>
+                <w:rFonts w:ascii="Times New Roman" w:hAnsi="Times New Roman" w:eastAsia="標楷體" w:cs="Times New Roman"/>
+                <w:sz w:val="19"/>
+                <w:szCs w:val="19"/>
+              </w:rPr>
+              <w:t xml:space="preserve">—</w:t>
+            </w:r>
+          </w:p>
+        </w:tc>
+        <w:tc>
+          <w:tcPr>
+            <w:tcW w:w="1150" w:type="dxa"/>
+            <w:vAlign w:val="center"/>
+          </w:tcPr>
+          <w:p>
+            <w:pPr>
+              <w:spacing w:before="20" w:after="20" w:line="300" w:lineRule="exact"/>
+              <w:jc w:val="center"/>
+            </w:pPr>
+            <w:r>
+              <w:rPr>
+                <w:rFonts w:ascii="Times New Roman" w:hAnsi="Times New Roman" w:eastAsia="標楷體" w:cs="Times New Roman"/>
+                <w:sz w:val="19"/>
+                <w:szCs w:val="19"/>
+              </w:rPr>
+              <w:t xml:space="preserve">—</w:t>
+            </w:r>
+          </w:p>
+        </w:tc>
+      </w:tr>
+      <w:tr>
+        <w:trPr>
+          <w:cantSplit/>
+        </w:trPr>
+        <w:tc>
+          <w:tcPr>
+            <w:tcW w:w="2700" w:type="dxa"/>
+            <w:vAlign w:val="center"/>
+          </w:tcPr>
+          <w:p>
+            <w:pPr>
+              <w:spacing w:before="20" w:after="20" w:line="300" w:lineRule="exact"/>
+              <w:jc w:val="left"/>
+            </w:pPr>
+            <w:hyperlink r:id="rIdL48" w:history="1">
+              <w:r>
+                <w:rPr>
+                  <w:rStyle w:val="Hyperlink"/>
+                  <w:rFonts w:ascii="Times New Roman" w:hAnsi="Times New Roman" w:eastAsia="標楷體" w:cs="Times New Roman"/>
+                  <w:sz w:val="19"/>
+                  <w:szCs w:val="19"/>
+                </w:rPr>
+                <w:t xml:space="preserve">Zhao et al. (2024)</w:t>
+              </w:r>
+            </w:hyperlink>
+            <w:r>
+              <w:rPr>
+                <w:rFonts w:ascii="Times New Roman" w:hAnsi="Times New Roman" w:eastAsia="標楷體" w:cs="Times New Roman"/>
+                <w:sz w:val="19"/>
+                <w:szCs w:val="19"/>
+              </w:rPr>
+              <w:t xml:space="preserve">（B）</w:t>
+            </w:r>
+          </w:p>
+        </w:tc>
+        <w:tc>
+          <w:tcPr>
+            <w:tcW w:w="2338" w:type="dxa"/>
+            <w:vAlign w:val="center"/>
+          </w:tcPr>
+          <w:p>
+            <w:pPr>
+              <w:spacing w:before="20" w:after="20" w:line="300" w:lineRule="exact"/>
+              <w:jc w:val="left"/>
+            </w:pPr>
+            <w:r>
+              <w:rPr>
+                <w:rFonts w:ascii="Times New Roman" w:hAnsi="Times New Roman" w:eastAsia="標楷體" w:cs="Times New Roman"/>
+                <w:sz w:val="19"/>
+                <w:szCs w:val="19"/>
+              </w:rPr>
+              <w:t xml:space="preserve">系列實驗</w:t>
+            </w:r>
+          </w:p>
+        </w:tc>
+        <w:tc>
+          <w:tcPr>
+            <w:tcW w:w="1150" w:type="dxa"/>
+            <w:vAlign w:val="center"/>
+          </w:tcPr>
+          <w:p>
+            <w:pPr>
+              <w:spacing w:before="20" w:after="20" w:line="300" w:lineRule="exact"/>
+              <w:jc w:val="center"/>
+            </w:pPr>
+            <w:r>
+              <w:rPr>
+                <w:rFonts w:ascii="Times New Roman" w:hAnsi="Times New Roman" w:eastAsia="標楷體" w:cs="Times New Roman"/>
+                <w:sz w:val="19"/>
+                <w:szCs w:val="19"/>
+              </w:rPr>
+              <w:t xml:space="preserve">✓</w:t>
+            </w:r>
+          </w:p>
+        </w:tc>
+        <w:tc>
+          <w:tcPr>
+            <w:tcW w:w="1150" w:type="dxa"/>
+            <w:vAlign w:val="center"/>
+          </w:tcPr>
+          <w:p>
+            <w:pPr>
+              <w:spacing w:before="20" w:after="20" w:line="300" w:lineRule="exact"/>
+              <w:jc w:val="center"/>
+            </w:pPr>
+            <w:r>
+              <w:rPr>
+                <w:rFonts w:ascii="Times New Roman" w:hAnsi="Times New Roman" w:eastAsia="標楷體" w:cs="Times New Roman"/>
+                <w:sz w:val="19"/>
+                <w:szCs w:val="19"/>
+              </w:rPr>
+              <w:t xml:space="preserve">○</w:t>
+            </w:r>
+          </w:p>
+        </w:tc>
+        <w:tc>
+          <w:tcPr>
+            <w:tcW w:w="1150" w:type="dxa"/>
+            <w:vAlign w:val="center"/>
+          </w:tcPr>
+          <w:p>
+            <w:pPr>
+              <w:spacing w:before="20" w:after="20" w:line="300" w:lineRule="exact"/>
+              <w:jc w:val="center"/>
+            </w:pPr>
+            <w:r>
+              <w:rPr>
+                <w:rFonts w:ascii="Times New Roman" w:hAnsi="Times New Roman" w:eastAsia="標楷體" w:cs="Times New Roman"/>
+                <w:sz w:val="19"/>
+                <w:szCs w:val="19"/>
+              </w:rPr>
+              <w:t xml:space="preserve">—</w:t>
+            </w:r>
+          </w:p>
+        </w:tc>
+        <w:tc>
+          <w:tcPr>
+            <w:tcW w:w="1150" w:type="dxa"/>
+            <w:vAlign w:val="center"/>
+          </w:tcPr>
+          <w:p>
+            <w:pPr>
+              <w:spacing w:before="20" w:after="20" w:line="300" w:lineRule="exact"/>
+              <w:jc w:val="center"/>
+            </w:pPr>
+            <w:r>
+              <w:rPr>
+                <w:rFonts w:ascii="Times New Roman" w:hAnsi="Times New Roman" w:eastAsia="標楷體" w:cs="Times New Roman"/>
+                <w:sz w:val="19"/>
+                <w:szCs w:val="19"/>
+              </w:rPr>
+              <w:t xml:space="preserve">—</w:t>
+            </w:r>
+          </w:p>
+        </w:tc>
+      </w:tr>
+      <w:tr>
+        <w:trPr>
+          <w:cantSplit/>
+        </w:trPr>
+        <w:tc>
+          <w:tcPr>
+            <w:tcW w:w="2700" w:type="dxa"/>
+            <w:vAlign w:val="center"/>
+          </w:tcPr>
+          <w:p>
+            <w:pPr>
+              <w:spacing w:before="20" w:after="20" w:line="300" w:lineRule="exact"/>
+              <w:jc w:val="left"/>
+            </w:pPr>
+            <w:hyperlink r:id="rIdL40" w:history="1">
+              <w:r>
+                <w:rPr>
+                  <w:rStyle w:val="Hyperlink"/>
+                  <w:rFonts w:ascii="Times New Roman" w:hAnsi="Times New Roman" w:eastAsia="標楷體" w:cs="Times New Roman"/>
+                  <w:sz w:val="19"/>
+                  <w:szCs w:val="19"/>
+                </w:rPr>
+                <w:t xml:space="preserve">De Cicco et al. (2024)</w:t>
+              </w:r>
+            </w:hyperlink>
+            <w:r>
+              <w:rPr>
+                <w:rFonts w:ascii="Times New Roman" w:hAnsi="Times New Roman" w:eastAsia="標楷體" w:cs="Times New Roman"/>
+                <w:sz w:val="19"/>
+                <w:szCs w:val="19"/>
+              </w:rPr>
+              <w:t xml:space="preserve">（B）</w:t>
+            </w:r>
+          </w:p>
+        </w:tc>
+        <w:tc>
+          <w:tcPr>
+            <w:tcW w:w="2338" w:type="dxa"/>
+            <w:vAlign w:val="center"/>
+          </w:tcPr>
+          <w:p>
+            <w:pPr>
+              <w:spacing w:before="20" w:after="20" w:line="300" w:lineRule="exact"/>
+              <w:jc w:val="left"/>
+            </w:pPr>
+            <w:r>
+              <w:rPr>
+                <w:rFonts w:ascii="Times New Roman" w:hAnsi="Times New Roman" w:eastAsia="標楷體" w:cs="Times New Roman"/>
+                <w:sz w:val="19"/>
+                <w:szCs w:val="19"/>
+              </w:rPr>
+              <w:t xml:space="preserve">線上實驗（N = 238）</w:t>
+            </w:r>
+          </w:p>
+        </w:tc>
+        <w:tc>
+          <w:tcPr>
+            <w:tcW w:w="1150" w:type="dxa"/>
+            <w:vAlign w:val="center"/>
+          </w:tcPr>
+          <w:p>
+            <w:pPr>
+              <w:spacing w:before="20" w:after="20" w:line="300" w:lineRule="exact"/>
+              <w:jc w:val="center"/>
+            </w:pPr>
+            <w:r>
+              <w:rPr>
+                <w:rFonts w:ascii="Times New Roman" w:hAnsi="Times New Roman" w:eastAsia="標楷體" w:cs="Times New Roman"/>
+                <w:sz w:val="19"/>
+                <w:szCs w:val="19"/>
+              </w:rPr>
+              <w:t xml:space="preserve">✓</w:t>
+            </w:r>
+          </w:p>
+        </w:tc>
+        <w:tc>
+          <w:tcPr>
+            <w:tcW w:w="1150" w:type="dxa"/>
+            <w:vAlign w:val="center"/>
+          </w:tcPr>
+          <w:p>
+            <w:pPr>
+              <w:spacing w:before="20" w:after="20" w:line="300" w:lineRule="exact"/>
+              <w:jc w:val="center"/>
+            </w:pPr>
+            <w:r>
+              <w:rPr>
+                <w:rFonts w:ascii="Times New Roman" w:hAnsi="Times New Roman" w:eastAsia="標楷體" w:cs="Times New Roman"/>
+                <w:sz w:val="19"/>
+                <w:szCs w:val="19"/>
+              </w:rPr>
+              <w:t xml:space="preserve">—</w:t>
+            </w:r>
+          </w:p>
+        </w:tc>
+        <w:tc>
+          <w:tcPr>
+            <w:tcW w:w="1150" w:type="dxa"/>
+            <w:vAlign w:val="center"/>
+          </w:tcPr>
+          <w:p>
+            <w:pPr>
+              <w:spacing w:before="20" w:after="20" w:line="300" w:lineRule="exact"/>
+              <w:jc w:val="center"/>
+            </w:pPr>
+            <w:r>
+              <w:rPr>
+                <w:rFonts w:ascii="Times New Roman" w:hAnsi="Times New Roman" w:eastAsia="標楷體" w:cs="Times New Roman"/>
+                <w:sz w:val="19"/>
+                <w:szCs w:val="19"/>
+              </w:rPr>
+              <w:t xml:space="preserve">✓</w:t>
+            </w:r>
+          </w:p>
+        </w:tc>
+        <w:tc>
+          <w:tcPr>
+            <w:tcW w:w="1150" w:type="dxa"/>
+            <w:vAlign w:val="center"/>
+          </w:tcPr>
+          <w:p>
+            <w:pPr>
+              <w:spacing w:before="20" w:after="20" w:line="300" w:lineRule="exact"/>
+              <w:jc w:val="center"/>
+            </w:pPr>
+            <w:r>
+              <w:rPr>
+                <w:rFonts w:ascii="Times New Roman" w:hAnsi="Times New Roman" w:eastAsia="標楷體" w:cs="Times New Roman"/>
+                <w:sz w:val="19"/>
+                <w:szCs w:val="19"/>
+              </w:rPr>
+              <w:t xml:space="preserve">—</w:t>
+            </w:r>
+          </w:p>
+        </w:tc>
+      </w:tr>
+      <w:tr>
+        <w:trPr>
+          <w:cantSplit/>
+        </w:trPr>
+        <w:tc>
+          <w:tcPr>
+            <w:tcW w:w="2700" w:type="dxa"/>
+            <w:vAlign w:val="center"/>
+          </w:tcPr>
+          <w:p>
+            <w:pPr>
+              <w:spacing w:before="20" w:after="20" w:line="300" w:lineRule="exact"/>
+              <w:jc w:val="left"/>
+            </w:pPr>
+            <w:hyperlink r:id="rIdL49" w:history="1">
+              <w:r>
+                <w:rPr>
+                  <w:rStyle w:val="Hyperlink"/>
+                  <w:rFonts w:ascii="Times New Roman" w:hAnsi="Times New Roman" w:eastAsia="標楷體" w:cs="Times New Roman"/>
+                  <w:sz w:val="19"/>
+                  <w:szCs w:val="19"/>
+                </w:rPr>
+                <w:t xml:space="preserve">Cheng et al. (2022)</w:t>
+              </w:r>
+            </w:hyperlink>
+            <w:r>
+              <w:rPr>
+                <w:rFonts w:ascii="Times New Roman" w:hAnsi="Times New Roman" w:eastAsia="標楷體" w:cs="Times New Roman"/>
+                <w:sz w:val="19"/>
+                <w:szCs w:val="19"/>
+              </w:rPr>
+              <w:t xml:space="preserve">（B）</w:t>
+            </w:r>
+          </w:p>
+        </w:tc>
+        <w:tc>
+          <w:tcPr>
+            <w:tcW w:w="2338" w:type="dxa"/>
+            <w:vAlign w:val="center"/>
+          </w:tcPr>
+          <w:p>
+            <w:pPr>
+              <w:spacing w:before="20" w:after="20" w:line="300" w:lineRule="exact"/>
+              <w:jc w:val="left"/>
+            </w:pPr>
+            <w:r>
+              <w:rPr>
+                <w:rFonts w:ascii="Times New Roman" w:hAnsi="Times New Roman" w:eastAsia="標楷體" w:cs="Times New Roman"/>
+                <w:sz w:val="19"/>
+                <w:szCs w:val="19"/>
+              </w:rPr>
+              <w:t xml:space="preserve">問卷（N = 299）</w:t>
+            </w:r>
+          </w:p>
+        </w:tc>
+        <w:tc>
+          <w:tcPr>
+            <w:tcW w:w="1150" w:type="dxa"/>
+            <w:vAlign w:val="center"/>
+          </w:tcPr>
+          <w:p>
+            <w:pPr>
+              <w:spacing w:before="20" w:after="20" w:line="300" w:lineRule="exact"/>
+              <w:jc w:val="center"/>
+            </w:pPr>
+            <w:r>
+              <w:rPr>
+                <w:rFonts w:ascii="Times New Roman" w:hAnsi="Times New Roman" w:eastAsia="標楷體" w:cs="Times New Roman"/>
+                <w:sz w:val="19"/>
+                <w:szCs w:val="19"/>
+              </w:rPr>
+              <w:t xml:space="preserve">—</w:t>
+            </w:r>
+          </w:p>
+        </w:tc>
+        <w:tc>
+          <w:tcPr>
+            <w:tcW w:w="1150" w:type="dxa"/>
+            <w:vAlign w:val="center"/>
+          </w:tcPr>
+          <w:p>
+            <w:pPr>
+              <w:spacing w:before="20" w:after="20" w:line="300" w:lineRule="exact"/>
+              <w:jc w:val="center"/>
+            </w:pPr>
+            <w:r>
+              <w:rPr>
+                <w:rFonts w:ascii="Times New Roman" w:hAnsi="Times New Roman" w:eastAsia="標楷體" w:cs="Times New Roman"/>
+                <w:sz w:val="19"/>
+                <w:szCs w:val="19"/>
+              </w:rPr>
+              <w:t xml:space="preserve">—</w:t>
+            </w:r>
+          </w:p>
+        </w:tc>
+        <w:tc>
+          <w:tcPr>
+            <w:tcW w:w="1150" w:type="dxa"/>
+            <w:vAlign w:val="center"/>
+          </w:tcPr>
+          <w:p>
+            <w:pPr>
+              <w:spacing w:before="20" w:after="20" w:line="300" w:lineRule="exact"/>
+              <w:jc w:val="center"/>
+            </w:pPr>
+            <w:r>
+              <w:rPr>
+                <w:rFonts w:ascii="Times New Roman" w:hAnsi="Times New Roman" w:eastAsia="標楷體" w:cs="Times New Roman"/>
+                <w:sz w:val="19"/>
+                <w:szCs w:val="19"/>
+              </w:rPr>
+              <w:t xml:space="preserve">○</w:t>
+            </w:r>
+          </w:p>
+        </w:tc>
+        <w:tc>
+          <w:tcPr>
+            <w:tcW w:w="1150" w:type="dxa"/>
+            <w:vAlign w:val="center"/>
+          </w:tcPr>
+          <w:p>
+            <w:pPr>
+              <w:spacing w:before="20" w:after="20" w:line="300" w:lineRule="exact"/>
+              <w:jc w:val="center"/>
+            </w:pPr>
+            <w:r>
+              <w:rPr>
+                <w:rFonts w:ascii="Times New Roman" w:hAnsi="Times New Roman" w:eastAsia="標楷體" w:cs="Times New Roman"/>
+                <w:sz w:val="19"/>
+                <w:szCs w:val="19"/>
+              </w:rPr>
+              <w:t xml:space="preserve">—</w:t>
+            </w:r>
+          </w:p>
+        </w:tc>
+      </w:tr>
+      <w:tr>
+        <w:trPr>
+          <w:cantSplit/>
+        </w:trPr>
+        <w:tc>
+          <w:tcPr>
+            <w:tcW w:w="2700" w:type="dxa"/>
+            <w:vAlign w:val="center"/>
+          </w:tcPr>
+          <w:p>
+            <w:pPr>
+              <w:spacing w:before="20" w:after="20" w:line="300" w:lineRule="exact"/>
+              <w:jc w:val="left"/>
+            </w:pPr>
+            <w:hyperlink r:id="rIdL41" w:history="1">
+              <w:r>
+                <w:rPr>
+                  <w:rStyle w:val="Hyperlink"/>
+                  <w:rFonts w:ascii="Times New Roman" w:hAnsi="Times New Roman" w:eastAsia="標楷體" w:cs="Times New Roman"/>
+                  <w:sz w:val="19"/>
+                  <w:szCs w:val="19"/>
+                </w:rPr>
+                <w:t xml:space="preserve">T. Li et al. (2025)</w:t>
+              </w:r>
+            </w:hyperlink>
+            <w:r>
+              <w:rPr>
+                <w:rFonts w:ascii="Times New Roman" w:hAnsi="Times New Roman" w:eastAsia="標楷體" w:cs="Times New Roman"/>
+                <w:sz w:val="19"/>
+                <w:szCs w:val="19"/>
+              </w:rPr>
+              <w:t xml:space="preserve">（B）</w:t>
+            </w:r>
+          </w:p>
+        </w:tc>
+        <w:tc>
+          <w:tcPr>
+            <w:tcW w:w="2338" w:type="dxa"/>
+            <w:vAlign w:val="center"/>
+          </w:tcPr>
+          <w:p>
+            <w:pPr>
+              <w:spacing w:before="20" w:after="20" w:line="300" w:lineRule="exact"/>
+              <w:jc w:val="left"/>
+            </w:pPr>
+            <w:r>
+              <w:rPr>
+                <w:rFonts w:ascii="Times New Roman" w:hAnsi="Times New Roman" w:eastAsia="標楷體" w:cs="Times New Roman"/>
+                <w:sz w:val="19"/>
+                <w:szCs w:val="19"/>
+              </w:rPr>
+              <w:t xml:space="preserve">三項實驗</w:t>
+            </w:r>
+          </w:p>
+        </w:tc>
+        <w:tc>
+          <w:tcPr>
+            <w:tcW w:w="1150" w:type="dxa"/>
+            <w:vAlign w:val="center"/>
+          </w:tcPr>
+          <w:p>
+            <w:pPr>
+              <w:spacing w:before="20" w:after="20" w:line="300" w:lineRule="exact"/>
+              <w:jc w:val="center"/>
+            </w:pPr>
+            <w:r>
+              <w:rPr>
+                <w:rFonts w:ascii="Times New Roman" w:hAnsi="Times New Roman" w:eastAsia="標楷體" w:cs="Times New Roman"/>
+                <w:sz w:val="19"/>
+                <w:szCs w:val="19"/>
+              </w:rPr>
+              <w:t xml:space="preserve">—</w:t>
+            </w:r>
+          </w:p>
+        </w:tc>
+        <w:tc>
+          <w:tcPr>
+            <w:tcW w:w="1150" w:type="dxa"/>
+            <w:vAlign w:val="center"/>
+          </w:tcPr>
+          <w:p>
+            <w:pPr>
+              <w:spacing w:before="20" w:after="20" w:line="300" w:lineRule="exact"/>
+              <w:jc w:val="center"/>
+            </w:pPr>
+            <w:r>
+              <w:rPr>
+                <w:rFonts w:ascii="Times New Roman" w:hAnsi="Times New Roman" w:eastAsia="標楷體" w:cs="Times New Roman"/>
+                <w:sz w:val="19"/>
+                <w:szCs w:val="19"/>
+              </w:rPr>
+              <w:t xml:space="preserve">○</w:t>
+            </w:r>
+          </w:p>
+        </w:tc>
+        <w:tc>
+          <w:tcPr>
+            <w:tcW w:w="1150" w:type="dxa"/>
+            <w:vAlign w:val="center"/>
+          </w:tcPr>
+          <w:p>
+            <w:pPr>
+              <w:spacing w:before="20" w:after="20" w:line="300" w:lineRule="exact"/>
+              <w:jc w:val="center"/>
+            </w:pPr>
+            <w:r>
+              <w:rPr>
+                <w:rFonts w:ascii="Times New Roman" w:hAnsi="Times New Roman" w:eastAsia="標楷體" w:cs="Times New Roman"/>
+                <w:sz w:val="19"/>
+                <w:szCs w:val="19"/>
+              </w:rPr>
+              <w:t xml:space="preserve">✓</w:t>
+            </w:r>
+          </w:p>
+        </w:tc>
+        <w:tc>
+          <w:tcPr>
+            <w:tcW w:w="1150" w:type="dxa"/>
+            <w:vAlign w:val="center"/>
+          </w:tcPr>
+          <w:p>
+            <w:pPr>
+              <w:spacing w:before="20" w:after="20" w:line="300" w:lineRule="exact"/>
+              <w:jc w:val="center"/>
+            </w:pPr>
+            <w:r>
+              <w:rPr>
+                <w:rFonts w:ascii="Times New Roman" w:hAnsi="Times New Roman" w:eastAsia="標楷體" w:cs="Times New Roman"/>
+                <w:sz w:val="19"/>
+                <w:szCs w:val="19"/>
+              </w:rPr>
+              <w:t xml:space="preserve">—</w:t>
+            </w:r>
+          </w:p>
+        </w:tc>
+      </w:tr>
+      <w:tr>
+        <w:trPr>
+          <w:cantSplit/>
+        </w:trPr>
+        <w:tc>
+          <w:tcPr>
+            <w:tcW w:w="2700" w:type="dxa"/>
+            <w:vAlign w:val="center"/>
+          </w:tcPr>
+          <w:p>
+            <w:pPr>
+              <w:spacing w:before="20" w:after="20" w:line="300" w:lineRule="exact"/>
+              <w:jc w:val="left"/>
+            </w:pPr>
+            <w:r>
+              <w:rPr>
+                <w:rFonts w:ascii="Times New Roman" w:hAnsi="Times New Roman" w:eastAsia="標楷體" w:cs="Times New Roman"/>
+                <w:b/>
+                <w:bCs/>
+                <w:sz w:val="19"/>
+                <w:szCs w:val="19"/>
+              </w:rPr>
+              <w:t xml:space="preserve">本計畫</w:t>
+            </w:r>
+          </w:p>
+        </w:tc>
+        <w:tc>
+          <w:tcPr>
+            <w:tcW w:w="2338" w:type="dxa"/>
+            <w:vAlign w:val="center"/>
+          </w:tcPr>
+          <w:p>
+            <w:pPr>
+              <w:spacing w:before="20" w:after="20" w:line="300" w:lineRule="exact"/>
+              <w:jc w:val="left"/>
+            </w:pPr>
+            <w:r>
+              <w:rPr>
+                <w:rFonts w:ascii="Times New Roman" w:hAnsi="Times New Roman" w:eastAsia="標楷體" w:cs="Times New Roman"/>
+                <w:b/>
+                <w:bCs/>
+                <w:sz w:val="19"/>
+                <w:szCs w:val="19"/>
+              </w:rPr>
+              <w:t xml:space="preserve">MEC＋實驗＋SEM（三品類）</w:t>
+            </w:r>
+          </w:p>
+        </w:tc>
+        <w:tc>
+          <w:tcPr>
+            <w:tcW w:w="1150" w:type="dxa"/>
+            <w:vAlign w:val="center"/>
+          </w:tcPr>
+          <w:p>
+            <w:pPr>
+              <w:spacing w:before="20" w:after="20" w:line="300" w:lineRule="exact"/>
+              <w:jc w:val="center"/>
+            </w:pPr>
+            <w:r>
+              <w:rPr>
+                <w:rFonts w:ascii="Times New Roman" w:hAnsi="Times New Roman" w:eastAsia="標楷體" w:cs="Times New Roman"/>
+                <w:b/>
+                <w:bCs/>
+                <w:sz w:val="19"/>
+                <w:szCs w:val="19"/>
+              </w:rPr>
+              <w:t xml:space="preserve">✓</w:t>
+            </w:r>
+          </w:p>
+        </w:tc>
+        <w:tc>
+          <w:tcPr>
+            <w:tcW w:w="1150" w:type="dxa"/>
+            <w:vAlign w:val="center"/>
+          </w:tcPr>
+          <w:p>
+            <w:pPr>
+              <w:spacing w:before="20" w:after="20" w:line="300" w:lineRule="exact"/>
+              <w:jc w:val="center"/>
+            </w:pPr>
+            <w:r>
+              <w:rPr>
+                <w:rFonts w:ascii="Times New Roman" w:hAnsi="Times New Roman" w:eastAsia="標楷體" w:cs="Times New Roman"/>
+                <w:b/>
+                <w:bCs/>
+                <w:sz w:val="19"/>
+                <w:szCs w:val="19"/>
+              </w:rPr>
+              <w:t xml:space="preserve">✓</w:t>
+            </w:r>
+          </w:p>
+        </w:tc>
+        <w:tc>
+          <w:tcPr>
+            <w:tcW w:w="1150" w:type="dxa"/>
+            <w:vAlign w:val="center"/>
+          </w:tcPr>
+          <w:p>
+            <w:pPr>
+              <w:spacing w:before="20" w:after="20" w:line="300" w:lineRule="exact"/>
+              <w:jc w:val="center"/>
+            </w:pPr>
+            <w:r>
+              <w:rPr>
+                <w:rFonts w:ascii="Times New Roman" w:hAnsi="Times New Roman" w:eastAsia="標楷體" w:cs="Times New Roman"/>
+                <w:b/>
+                <w:bCs/>
+                <w:sz w:val="19"/>
+                <w:szCs w:val="19"/>
+              </w:rPr>
+              <w:t xml:space="preserve">✓</w:t>
+            </w:r>
+          </w:p>
+        </w:tc>
+        <w:tc>
+          <w:tcPr>
+            <w:tcW w:w="1150" w:type="dxa"/>
+            <w:vAlign w:val="center"/>
+          </w:tcPr>
+          <w:p>
+            <w:pPr>
+              <w:spacing w:before="20" w:after="20" w:line="300" w:lineRule="exact"/>
+              <w:jc w:val="center"/>
+            </w:pPr>
+            <w:r>
+              <w:rPr>
+                <w:rFonts w:ascii="Times New Roman" w:hAnsi="Times New Roman" w:eastAsia="標楷體" w:cs="Times New Roman"/>
+                <w:b/>
+                <w:bCs/>
+                <w:sz w:val="19"/>
+                <w:szCs w:val="19"/>
+              </w:rPr>
+              <w:t xml:space="preserve">✓</w:t>
+            </w:r>
+          </w:p>
+        </w:tc>
+      </w:tr>
+      <w:tr>
+        <w:trPr>
+          <w:cantSplit/>
+        </w:trPr>
+        <w:tc>
+          <w:tcPr>
             <w:tcW w:w="9638" w:type="dxa"/>
             <w:gridSpan w:val="6"/>
             <w:vAlign w:val="center"/>
@@ -7193,7 +8386,7 @@
                 <w:sz w:val="19"/>
                 <w:szCs w:val="19"/>
               </w:rPr>
-              <w:t xml:space="preserve">註：✓ 為該研究直接檢驗；○ 為部分涉及（例如比較 AI 助理與無助理、比較擬人化程度、以訪談補充）；— 為未涉及。內容依各文獻摘要與出版社資訊整理。</w:t>
+              <w:t xml:space="preserve">註：✓ 為該研究直接檢驗；○ 為部分涉及（例如比較 AI 助理與無助理、比較擬人化程度、以訪談補充、以服務失誤後的寬容取代購後結果、以問卷測量揭露）；— 為未涉及。內容依各文獻摘要與出版社資訊整理。</w:t>
             </w:r>
           </w:p>
         </w:tc>
@@ -7239,7 +8432,7 @@
         </w:rPr>
         <w:t xml:space="preserve">; </w:t>
       </w:r>
-      <w:hyperlink r:id="rIdL7" w:history="1">
+      <w:hyperlink r:id="rIdL8" w:history="1">
         <w:r>
           <w:rPr>
             <w:rStyle w:val="Hyperlink"/>
@@ -7254,7 +8447,7 @@
         </w:rPr>
         <w:t xml:space="preserve">)，直播互動會影響退貨與購後滿意 (</w:t>
       </w:r>
-      <w:hyperlink r:id="rIdL8" w:history="1">
+      <w:hyperlink r:id="rIdL9" w:history="1">
         <w:r>
           <w:rPr>
             <w:rStyle w:val="Hyperlink"/>
@@ -7269,7 +8462,7 @@
         </w:rPr>
         <w:t xml:space="preserve">; </w:t>
       </w:r>
-      <w:hyperlink r:id="rIdL9" w:history="1">
+      <w:hyperlink r:id="rIdL10" w:history="1">
         <w:r>
           <w:rPr>
             <w:rStyle w:val="Hyperlink"/>
@@ -7284,7 +8477,7 @@
         </w:rPr>
         <w:t xml:space="preserve">)，AI 身分的揭露會改變消費者反應 (</w:t>
       </w:r>
-      <w:hyperlink r:id="rIdL32" w:history="1">
+      <w:hyperlink r:id="rIdL36" w:history="1">
         <w:r>
           <w:rPr>
             <w:rStyle w:val="Hyperlink"/>
@@ -7299,7 +8492,7 @@
         </w:rPr>
         <w:t xml:space="preserve">; </w:t>
       </w:r>
-      <w:hyperlink r:id="rIdL34" w:history="1">
+      <w:hyperlink r:id="rIdL38" w:history="1">
         <w:r>
           <w:rPr>
             <w:rStyle w:val="Hyperlink"/>
@@ -7371,7 +8564,7 @@
         </w:rPr>
         <w:t xml:space="preserve">直播電商以即時影音、互動與交易整合為特徵，近年的回顧研究已整理出其理論、情境與方法的發展脈絡 (</w:t>
       </w:r>
-      <w:hyperlink r:id="rIdL39" w:history="1">
+      <w:hyperlink r:id="rIdL45" w:history="1">
         <w:r>
           <w:rPr>
             <w:rStyle w:val="Hyperlink"/>
@@ -7416,7 +8609,7 @@
         </w:rPr>
         <w:t xml:space="preserve">)。主播的語言策略也直接影響銷售，例如獎勵搭配誇張、可信度搭配誇張的組合能提高銷售，可信度搭配邏輯的組合反而降低銷售 (</w:t>
       </w:r>
-      <w:hyperlink r:id="rIdL41" w:history="1">
+      <w:hyperlink r:id="rIdL50" w:history="1">
         <w:r>
           <w:rPr>
             <w:rStyle w:val="Hyperlink"/>
@@ -7431,7 +8624,7 @@
         </w:rPr>
         <w:t xml:space="preserve">)；網紅的印象管理策略則經由信任影響直播購買意圖 (</w:t>
       </w:r>
-      <w:hyperlink r:id="rIdL42" w:history="1">
+      <w:hyperlink r:id="rIdL51" w:history="1">
         <w:r>
           <w:rPr>
             <w:rStyle w:val="Hyperlink"/>
@@ -7474,7 +8667,7 @@
         </w:rPr>
         <w:t xml:space="preserve">)；AI 與真人主播對觀眾投入的影響也會隨時間演變 (</w:t>
       </w:r>
-      <w:hyperlink r:id="rIdL30" w:history="1">
+      <w:hyperlink r:id="rIdL32" w:history="1">
         <w:r>
           <w:rPr>
             <w:rStyle w:val="Hyperlink"/>
@@ -7487,9 +8680,69 @@
         <w:rPr>
           <w:rFonts w:ascii="Times New Roman" w:hAnsi="Times New Roman" w:eastAsia="標楷體" w:cs="Times New Roman"/>
         </w:rPr>
+        <w:t xml:space="preserve">)。AI 主播的銷售效果並不一致：外送直播中 AI 主播的購買率高於真人主播 (</w:t>
+      </w:r>
+      <w:hyperlink r:id="rIdL6" w:history="1">
+        <w:r>
+          <w:rPr>
+            <w:rStyle w:val="Hyperlink"/>
+            <w:rFonts w:ascii="Times New Roman" w:hAnsi="Times New Roman" w:eastAsia="標楷體" w:cs="Times New Roman"/>
+          </w:rPr>
+          <w:t xml:space="preserve">Chen et al., 2026</w:t>
+        </w:r>
+      </w:hyperlink>
+      <w:r>
+        <w:rPr>
+          <w:rFonts w:ascii="Times New Roman" w:hAnsi="Times New Roman" w:eastAsia="標楷體" w:cs="Times New Roman"/>
+        </w:rPr>
+        <w:t xml:space="preserve">)；問卷研究則顯示，AI 主播的回應性、專業性與擬人化經由信任與心流提高衝動購買意圖 (</w:t>
+      </w:r>
+      <w:hyperlink r:id="rIdL33" w:history="1">
+        <w:r>
+          <w:rPr>
+            <w:rStyle w:val="Hyperlink"/>
+            <w:rFonts w:ascii="Times New Roman" w:hAnsi="Times New Roman" w:eastAsia="標楷體" w:cs="Times New Roman"/>
+          </w:rPr>
+          <w:t xml:space="preserve">Zhou &amp; Li, 2025</w:t>
+        </w:r>
+      </w:hyperlink>
+      <w:r>
+        <w:rPr>
+          <w:rFonts w:ascii="Times New Roman" w:hAnsi="Times New Roman" w:eastAsia="標楷體" w:cs="Times New Roman"/>
+        </w:rPr>
+        <w:t xml:space="preserve">)，其個人化與擬人個性經由擬社會互動與體驗價值提升品牌形象 (</w:t>
+      </w:r>
+      <w:hyperlink r:id="rIdL52" w:history="1">
+        <w:r>
+          <w:rPr>
+            <w:rStyle w:val="Hyperlink"/>
+            <w:rFonts w:ascii="Times New Roman" w:hAnsi="Times New Roman" w:eastAsia="標楷體" w:cs="Times New Roman"/>
+          </w:rPr>
+          <w:t xml:space="preserve">Xu et al., 2025</w:t>
+        </w:r>
+      </w:hyperlink>
+      <w:r>
+        <w:rPr>
+          <w:rFonts w:ascii="Times New Roman" w:hAnsi="Times New Roman" w:eastAsia="標楷體" w:cs="Times New Roman"/>
+        </w:rPr>
+        <w:t xml:space="preserve">)。直播的商品數量與講解時間也會影響銷售，且效果因品牌自播或網紅直播而不同 (</w:t>
+      </w:r>
+      <w:hyperlink r:id="rIdL53" w:history="1">
+        <w:r>
+          <w:rPr>
+            <w:rStyle w:val="Hyperlink"/>
+            <w:rFonts w:ascii="Times New Roman" w:hAnsi="Times New Roman" w:eastAsia="標楷體" w:cs="Times New Roman"/>
+          </w:rPr>
+          <w:t xml:space="preserve">Zheng et al., 2026</w:t>
+        </w:r>
+      </w:hyperlink>
+      <w:r>
+        <w:rPr>
+          <w:rFonts w:ascii="Times New Roman" w:hAnsi="Times New Roman" w:eastAsia="標楷體" w:cs="Times New Roman"/>
+        </w:rPr>
         <w:t xml:space="preserve">)。虛擬網紅的研究則發現，消費者雖視其為「真實的假人」，虛擬網紅能建立品牌知名度，卻較難促成購買，原因在於真實性、相似性與擬社會關係較弱 (</w:t>
       </w:r>
-      <w:hyperlink r:id="rIdL43" w:history="1">
+      <w:hyperlink r:id="rIdL54" w:history="1">
         <w:r>
           <w:rPr>
             <w:rStyle w:val="Hyperlink"/>
@@ -7504,7 +8757,7 @@
         </w:rPr>
         <w:t xml:space="preserve">)；虛擬網紅作為廣告代言人究竟「新奇有效」還是「詭異欺騙」，也仍有爭論 (</w:t>
       </w:r>
-      <w:hyperlink r:id="rIdL44" w:history="1">
+      <w:hyperlink r:id="rIdL55" w:history="1">
         <w:r>
           <w:rPr>
             <w:rStyle w:val="Hyperlink"/>
@@ -7517,6 +8770,66 @@
         <w:rPr>
           <w:rFonts w:ascii="Times New Roman" w:hAnsi="Times New Roman" w:eastAsia="標楷體" w:cs="Times New Roman"/>
         </w:rPr>
+        <w:t xml:space="preserve">)：有研究發現虛擬網紅因被知覺缺乏感官能力與可信度，代言效果不如真人 (</w:t>
+      </w:r>
+      <w:hyperlink r:id="rIdL47" w:history="1">
+        <w:r>
+          <w:rPr>
+            <w:rStyle w:val="Hyperlink"/>
+            <w:rFonts w:ascii="Times New Roman" w:hAnsi="Times New Roman" w:eastAsia="標楷體" w:cs="Times New Roman"/>
+          </w:rPr>
+          <w:t xml:space="preserve">H. Li et al., 2023</w:t>
+        </w:r>
+      </w:hyperlink>
+      <w:r>
+        <w:rPr>
+          <w:rFonts w:ascii="Times New Roman" w:hAnsi="Times New Roman" w:eastAsia="標楷體" w:cs="Times New Roman"/>
+        </w:rPr>
+        <w:t xml:space="preserve">)；也有研究指出其獨特性可抵銷信任上的劣勢 (</w:t>
+      </w:r>
+      <w:hyperlink r:id="rIdL56" w:history="1">
+        <w:r>
+          <w:rPr>
+            <w:rStyle w:val="Hyperlink"/>
+            <w:rFonts w:ascii="Times New Roman" w:hAnsi="Times New Roman" w:eastAsia="標楷體" w:cs="Times New Roman"/>
+          </w:rPr>
+          <w:t xml:space="preserve">Kobuszewki Volles et al., 2024</w:t>
+        </w:r>
+      </w:hyperlink>
+      <w:r>
+        <w:rPr>
+          <w:rFonts w:ascii="Times New Roman" w:hAnsi="Times New Roman" w:eastAsia="標楷體" w:cs="Times New Roman"/>
+        </w:rPr>
+        <w:t xml:space="preserve">)，且在服務失誤時，消費者對虛擬網紅更寬容 (</w:t>
+      </w:r>
+      <w:hyperlink r:id="rIdL48" w:history="1">
+        <w:r>
+          <w:rPr>
+            <w:rStyle w:val="Hyperlink"/>
+            <w:rFonts w:ascii="Times New Roman" w:hAnsi="Times New Roman" w:eastAsia="標楷體" w:cs="Times New Roman"/>
+          </w:rPr>
+          <w:t xml:space="preserve">Zhao et al., 2024</w:t>
+        </w:r>
+      </w:hyperlink>
+      <w:r>
+        <w:rPr>
+          <w:rFonts w:ascii="Times New Roman" w:hAnsi="Times New Roman" w:eastAsia="標楷體" w:cs="Times New Roman"/>
+        </w:rPr>
+        <w:t xml:space="preserve">)。相關研究已被整理為人機比較、虛擬網紅特性與社會倫理三個主題 (</w:t>
+      </w:r>
+      <w:hyperlink r:id="rIdL57" w:history="1">
+        <w:r>
+          <w:rPr>
+            <w:rStyle w:val="Hyperlink"/>
+            <w:rFonts w:ascii="Times New Roman" w:hAnsi="Times New Roman" w:eastAsia="標楷體" w:cs="Times New Roman"/>
+          </w:rPr>
+          <w:t xml:space="preserve">Audrezet et al., 2025</w:t>
+        </w:r>
+      </w:hyperlink>
+      <w:r>
+        <w:rPr>
+          <w:rFonts w:ascii="Times New Roman" w:hAnsi="Times New Roman" w:eastAsia="標楷體" w:cs="Times New Roman"/>
+        </w:rPr>
         <w:t xml:space="preserve">)。</w:t>
       </w:r>
     </w:p>
@@ -7548,7 +8861,7 @@
         </w:rPr>
         <w:t xml:space="preserve">消費者與 AI 的互動可從資料蒐集、分類、委託與社交四種能力加以理解，每一種能力都同時帶來利益與成本 (</w:t>
       </w:r>
-      <w:hyperlink r:id="rIdL45" w:history="1">
+      <w:hyperlink r:id="rIdL58" w:history="1">
         <w:r>
           <w:rPr>
             <w:rStyle w:val="Hyperlink"/>
@@ -7563,7 +8876,7 @@
         </w:rPr>
         <w:t xml:space="preserve">)；行銷中的 AI 亦可分為機械、思考與感受三種智慧 (</w:t>
       </w:r>
-      <w:hyperlink r:id="rIdL46" w:history="1">
+      <w:hyperlink r:id="rIdL59" w:history="1">
         <w:r>
           <w:rPr>
             <w:rStyle w:val="Hyperlink"/>
@@ -7578,7 +8891,7 @@
         </w:rPr>
         <w:t xml:space="preserve">)。整合 108 個樣本、11,053 位受試者的後設分析顯示，服務機器人、聊天機器人等 AI 的擬人化程度會影響顧客的使用意圖 (</w:t>
       </w:r>
-      <w:hyperlink r:id="rIdL47" w:history="1">
+      <w:hyperlink r:id="rIdL60" w:history="1">
         <w:r>
           <w:rPr>
             <w:rStyle w:val="Hyperlink"/>
@@ -7593,7 +8906,7 @@
         </w:rPr>
         <w:t xml:space="preserve">)。但擬人化並非越高越好：對憤怒的顧客而言，擬人化聊天機器人會提高期望、在問題未解決時降低滿意 (</w:t>
       </w:r>
-      <w:hyperlink r:id="rIdL40" w:history="1">
+      <w:hyperlink r:id="rIdL46" w:history="1">
         <w:r>
           <w:rPr>
             <w:rStyle w:val="Hyperlink"/>
@@ -7608,7 +8921,7 @@
         </w:rPr>
         <w:t xml:space="preserve">)；擬人化與服務失誤容忍度之間呈倒 U 型關係 (</w:t>
       </w:r>
-      <w:hyperlink r:id="rIdL48" w:history="1">
+      <w:hyperlink r:id="rIdL61" w:history="1">
         <w:r>
           <w:rPr>
             <w:rStyle w:val="Hyperlink"/>
@@ -7623,7 +8936,7 @@
         </w:rPr>
         <w:t xml:space="preserve">)；高度擬人的機器人也會讓顧客覺得被評斷 (</w:t>
       </w:r>
-      <w:hyperlink r:id="rIdL49" w:history="1">
+      <w:hyperlink r:id="rIdL62" w:history="1">
         <w:r>
           <w:rPr>
             <w:rStyle w:val="Hyperlink"/>
@@ -7638,7 +8951,7 @@
         </w:rPr>
         <w:t xml:space="preserve">)，這與恐怖谷理論的預期一致 (</w:t>
       </w:r>
-      <w:hyperlink r:id="rIdL50" w:history="1">
+      <w:hyperlink r:id="rIdL63" w:history="1">
         <w:r>
           <w:rPr>
             <w:rStyle w:val="Hyperlink"/>
@@ -7666,7 +8979,7 @@
         </w:rPr>
         <w:t xml:space="preserve">在直播情境中，消費者對 AI 主播的反感來自擬人化與科技恐懼，並經由「不夠溫暖」與「不夠專業」兩條路徑形成，且相依我與獨立我的消費者走的路徑不同 (</w:t>
       </w:r>
-      <w:hyperlink r:id="rIdL6" w:history="1">
+      <w:hyperlink r:id="rIdL7" w:history="1">
         <w:r>
           <w:rPr>
             <w:rStyle w:val="Hyperlink"/>
@@ -7710,7 +9023,7 @@
         </w:rPr>
         <w:t xml:space="preserve">方法目的鏈認為，消費者行為是目標導向的，產品的具體屬性（attributes, A）透過使用後的後果（consequences, C），最終連結到個人的終極價值（values, V）(</w:t>
       </w:r>
-      <w:hyperlink r:id="rIdL11" w:history="1">
+      <w:hyperlink r:id="rIdL12" w:history="1">
         <w:r>
           <w:rPr>
             <w:rStyle w:val="Hyperlink"/>
@@ -7725,7 +9038,7 @@
         </w:rPr>
         <w:t xml:space="preserve">)。階梯法以一對一深度訪談，反覆追問「這對你為什麼重要」，引導受訪者由具體屬性逐步上升到抽象價值 (</w:t>
       </w:r>
-      <w:hyperlink r:id="rIdL16" w:history="1">
+      <w:hyperlink r:id="rIdL17" w:history="1">
         <w:r>
           <w:rPr>
             <w:rStyle w:val="Hyperlink"/>
@@ -7740,7 +9053,7 @@
         </w:rPr>
         <w:t xml:space="preserve">)；MEC 亦可用於描述消費者的目標結構 (</w:t>
       </w:r>
-      <w:hyperlink r:id="rIdL51" w:history="1">
+      <w:hyperlink r:id="rIdL64" w:history="1">
         <w:r>
           <w:rPr>
             <w:rStyle w:val="Hyperlink"/>
@@ -7755,7 +9068,7 @@
         </w:rPr>
         <w:t xml:space="preserve">)。由於 MEC 的分析尚無統一標準，編碼層級與彙總方式的選擇會改變結果，研究者應依研究問題明確說明分析決策 (</w:t>
       </w:r>
-      <w:hyperlink r:id="rIdL31" w:history="1">
+      <w:hyperlink r:id="rIdL34" w:history="1">
         <w:r>
           <w:rPr>
             <w:rStyle w:val="Hyperlink"/>
@@ -7770,7 +9083,7 @@
         </w:rPr>
         <w:t xml:space="preserve">)；編碼信度則需以獨立編碼員檢驗 (</w:t>
       </w:r>
-      <w:hyperlink r:id="rIdL52" w:history="1">
+      <w:hyperlink r:id="rIdL65" w:history="1">
         <w:r>
           <w:rPr>
             <w:rStyle w:val="Hyperlink"/>
@@ -7785,7 +9098,7 @@
         </w:rPr>
         <w:t xml:space="preserve">; </w:t>
       </w:r>
-      <w:hyperlink r:id="rIdL53" w:history="1">
+      <w:hyperlink r:id="rIdL66" w:history="1">
         <w:r>
           <w:rPr>
             <w:rStyle w:val="Hyperlink"/>
@@ -7813,7 +9126,7 @@
         </w:rPr>
         <w:t xml:space="preserve">消費價值理論提供了解讀價值鏈的框架 (</w:t>
       </w:r>
-      <w:hyperlink r:id="rIdL18" w:history="1">
+      <w:hyperlink r:id="rIdL19" w:history="1">
         <w:r>
           <w:rPr>
             <w:rStyle w:val="Hyperlink"/>
@@ -7828,7 +9141,7 @@
         </w:rPr>
         <w:t xml:space="preserve">)：例如「主播即時回答尺寸問題」屬功能價值，「直播間熱鬧好玩」屬情感價值 (</w:t>
       </w:r>
-      <w:hyperlink r:id="rIdL54" w:history="1">
+      <w:hyperlink r:id="rIdL67" w:history="1">
         <w:r>
           <w:rPr>
             <w:rStyle w:val="Hyperlink"/>
@@ -7872,7 +9185,7 @@
         </w:rPr>
         <w:t xml:space="preserve">期望確認理論指出，滿意是購前期望與實際表現比較後的結果 (</w:t>
       </w:r>
-      <w:hyperlink r:id="rIdL28" w:history="1">
+      <w:hyperlink r:id="rIdL30" w:history="1">
         <w:r>
           <w:rPr>
             <w:rStyle w:val="Hyperlink"/>
@@ -7887,7 +9200,7 @@
         </w:rPr>
         <w:t xml:space="preserve">)；後悔則來自對已選與未選方案的比較，並會影響再購與轉換 (</w:t>
       </w:r>
-      <w:hyperlink r:id="rIdL27" w:history="1">
+      <w:hyperlink r:id="rIdL29" w:history="1">
         <w:r>
           <w:rPr>
             <w:rStyle w:val="Hyperlink"/>
@@ -7902,7 +9215,7 @@
         </w:rPr>
         <w:t xml:space="preserve">)。退貨政策的寬鬆程度會同時提高購買與退貨，但對購買的提升較大 (</w:t>
       </w:r>
-      <w:hyperlink r:id="rIdL55" w:history="1">
+      <w:hyperlink r:id="rIdL68" w:history="1">
         <w:r>
           <w:rPr>
             <w:rStyle w:val="Hyperlink"/>
@@ -7917,7 +9230,7 @@
         </w:rPr>
         <w:t xml:space="preserve">)，各寬鬆面向對退貨傾向與滿意的影響也不相同 (</w:t>
       </w:r>
-      <w:hyperlink r:id="rIdL56" w:history="1">
+      <w:hyperlink r:id="rIdL69" w:history="1">
         <w:r>
           <w:rPr>
             <w:rStyle w:val="Hyperlink"/>
@@ -7932,7 +9245,7 @@
         </w:rPr>
         <w:t xml:space="preserve">)。直播情境的研究顯示，即時說服會使購前期望超過實際表現而提高退貨 (</w:t>
       </w:r>
-      <w:hyperlink r:id="rIdL8" w:history="1">
+      <w:hyperlink r:id="rIdL9" w:history="1">
         <w:r>
           <w:rPr>
             <w:rStyle w:val="Hyperlink"/>
@@ -7947,7 +9260,7 @@
         </w:rPr>
         <w:t xml:space="preserve">)，高互動氣氛會降低購後滿意 (</w:t>
       </w:r>
-      <w:hyperlink r:id="rIdL9" w:history="1">
+      <w:hyperlink r:id="rIdL10" w:history="1">
         <w:r>
           <w:rPr>
             <w:rStyle w:val="Hyperlink"/>
@@ -7960,6 +9273,21 @@
         <w:rPr>
           <w:rFonts w:ascii="Times New Roman" w:hAnsi="Times New Roman" w:eastAsia="標楷體" w:cs="Times New Roman"/>
         </w:rPr>
+        <w:t xml:space="preserve">)；以近 19 萬筆直播商品資料的分析則發現，主播講解時間越長退貨率越低，商品留在購物車的時間越長退貨率越高 (</w:t>
+      </w:r>
+      <w:hyperlink r:id="rIdL35" w:history="1">
+        <w:r>
+          <w:rPr>
+            <w:rStyle w:val="Hyperlink"/>
+            <w:rFonts w:ascii="Times New Roman" w:hAnsi="Times New Roman" w:eastAsia="標楷體" w:cs="Times New Roman"/>
+          </w:rPr>
+          <w:t xml:space="preserve">Hu, 2027</w:t>
+        </w:r>
+      </w:hyperlink>
+      <w:r>
+        <w:rPr>
+          <w:rFonts w:ascii="Times New Roman" w:hAnsi="Times New Roman" w:eastAsia="標楷體" w:cs="Times New Roman"/>
+        </w:rPr>
         <w:t xml:space="preserve">)。然而，消費者在說明「為什麼向某位主播購買」時，退貨與後悔位於價值鏈的哪個位置，目前仍無研究。據此，第一階段提出以下研究問題：</w:t>
       </w:r>
     </w:p>
@@ -8100,7 +9428,7 @@
         </w:rPr>
         <w:t xml:space="preserve">消費者相信 AI 較擅長實用性任務、較不擅長享樂性任務，因此在實用性情境較願意接受 AI 的推薦，在享樂性情境則傾向人類推薦，即「機器口碑效果」(</w:t>
       </w:r>
-      <w:hyperlink r:id="rIdL19" w:history="1">
+      <w:hyperlink r:id="rIdL20" w:history="1">
         <w:r>
           <w:rPr>
             <w:rStyle w:val="Hyperlink"/>
@@ -8115,7 +9443,7 @@
         </w:rPr>
         <w:t xml:space="preserve">)；演算法趨避也取決於任務被視為客觀或主觀 (</w:t>
       </w:r>
-      <w:hyperlink r:id="rIdL20" w:history="1">
+      <w:hyperlink r:id="rIdL21" w:history="1">
         <w:r>
           <w:rPr>
             <w:rStyle w:val="Hyperlink"/>
@@ -8130,7 +9458,7 @@
         </w:rPr>
         <w:t xml:space="preserve">)。另一方面，人們以較具體的層次理解 AI，因此 AI 傳遞具體、說明「怎麼做」的訊息時較具說服力 (</w:t>
       </w:r>
-      <w:hyperlink r:id="rIdL21" w:history="1">
+      <w:hyperlink r:id="rIdL22" w:history="1">
         <w:r>
           <w:rPr>
             <w:rStyle w:val="Hyperlink"/>
@@ -8145,7 +9473,7 @@
         </w:rPr>
         <w:t xml:space="preserve">)。直播研究也顯示，AI 主播以產品導向互動提高實用型產品的購買意圖、真人主播以社交互動提高享樂型產品的購買意圖 (</w:t>
       </w:r>
-      <w:hyperlink r:id="rIdL15" w:history="1">
+      <w:hyperlink r:id="rIdL16" w:history="1">
         <w:r>
           <w:rPr>
             <w:rStyle w:val="Hyperlink"/>
@@ -8160,7 +9488,7 @@
         </w:rPr>
         <w:t xml:space="preserve">)，AI 主播搭配強勢訊息、真人主播搭配非強勢訊息效果較佳 (</w:t>
       </w:r>
-      <w:hyperlink r:id="rIdL22" w:history="1">
+      <w:hyperlink r:id="rIdL23" w:history="1">
         <w:r>
           <w:rPr>
             <w:rStyle w:val="Hyperlink"/>
@@ -8175,7 +9503,7 @@
         </w:rPr>
         <w:t xml:space="preserve">)。聊天機器人的研究則發現，有趣的對話風格比溫暖的風格更能提高顧客投入 (</w:t>
       </w:r>
-      <w:hyperlink r:id="rIdL57" w:history="1">
+      <w:hyperlink r:id="rIdL70" w:history="1">
         <w:r>
           <w:rPr>
             <w:rStyle w:val="Hyperlink"/>
@@ -8262,7 +9590,7 @@
         </w:rPr>
         <w:t xml:space="preserve">人們以溫暖與能力兩個基本向度評價他人 (</w:t>
       </w:r>
-      <w:hyperlink r:id="rIdL23" w:history="1">
+      <w:hyperlink r:id="rIdL24" w:history="1">
         <w:r>
           <w:rPr>
             <w:rStyle w:val="Hyperlink"/>
@@ -8277,7 +9605,7 @@
         </w:rPr>
         <w:t xml:space="preserve">)。以 AI 取代人員服務，會因心智知覺降低而減少顧客的溫暖知覺，但非正式語言與實用性動機能減弱此效果 (</w:t>
       </w:r>
-      <w:hyperlink r:id="rIdL24" w:history="1">
+      <w:hyperlink r:id="rIdL25" w:history="1">
         <w:r>
           <w:rPr>
             <w:rStyle w:val="Hyperlink"/>
@@ -8292,7 +9620,7 @@
         </w:rPr>
         <w:t xml:space="preserve">)。說服知識模型指出，消費者察覺到說服意圖時，會啟動因應機制 (</w:t>
       </w:r>
-      <w:hyperlink r:id="rIdL25" w:history="1">
+      <w:hyperlink r:id="rIdL26" w:history="1">
         <w:r>
           <w:rPr>
             <w:rStyle w:val="Hyperlink"/>
@@ -8307,7 +9635,7 @@
         </w:rPr>
         <w:t xml:space="preserve">)；AI 代理人被知覺為意圖較弱，因此在傳遞不利訊息時反而較被接受 (</w:t>
       </w:r>
-      <w:hyperlink r:id="rIdL26" w:history="1">
+      <w:hyperlink r:id="rIdL27" w:history="1">
         <w:r>
           <w:rPr>
             <w:rStyle w:val="Hyperlink"/>
@@ -8322,7 +9650,7 @@
         </w:rPr>
         <w:t xml:space="preserve">)，演算法做出的有利決定也較難被消費者歸因於自己 (</w:t>
       </w:r>
-      <w:hyperlink r:id="rIdL58" w:history="1">
+      <w:hyperlink r:id="rIdL71" w:history="1">
         <w:r>
           <w:rPr>
             <w:rStyle w:val="Hyperlink"/>
@@ -8348,9 +9676,24 @@
         <w:rPr>
           <w:rFonts w:ascii="Times New Roman" w:hAnsi="Times New Roman" w:eastAsia="標楷體" w:cs="Times New Roman"/>
         </w:rPr>
-        <w:t xml:space="preserve">把這些研究連結到直播情境，可推論出一個尚未被檢驗的機制：真人主播的即時說服會提高購前期望，進而提高退貨 (</w:t>
-      </w:r>
-      <w:hyperlink r:id="rIdL8" w:history="1">
+        <w:t xml:space="preserve">直播情境的實驗已證實，高強度說服下消費者知覺 AI 主播的說服意圖較低，因而降低懷疑、提高購買意圖 (</w:t>
+      </w:r>
+      <w:hyperlink r:id="rIdL28" w:history="1">
+        <w:r>
+          <w:rPr>
+            <w:rStyle w:val="Hyperlink"/>
+            <w:rFonts w:ascii="Times New Roman" w:hAnsi="Times New Roman" w:eastAsia="標楷體" w:cs="Times New Roman"/>
+          </w:rPr>
+          <w:t xml:space="preserve">Lu &amp; Li, 2026</w:t>
+        </w:r>
+      </w:hyperlink>
+      <w:r>
+        <w:rPr>
+          <w:rFonts w:ascii="Times New Roman" w:hAnsi="Times New Roman" w:eastAsia="標楷體" w:cs="Times New Roman"/>
+        </w:rPr>
+        <w:t xml:space="preserve">)。把這些研究連結到購後，可推論出一個尚未被檢驗的機制：真人主播的即時說服會提高購前期望，進而提高退貨 (</w:t>
+      </w:r>
+      <w:hyperlink r:id="rIdL9" w:history="1">
         <w:r>
           <w:rPr>
             <w:rStyle w:val="Hyperlink"/>
@@ -8365,7 +9708,7 @@
         </w:rPr>
         <w:t xml:space="preserve">)；若 AI 主播被知覺為說服意圖較弱，消費者較少因「被說服」而做出超出需求的購買，購後後悔與退貨意圖也可能較低。這與 AI 直播助理能降低退貨的田野實驗結果方向一致 (</w:t>
       </w:r>
-      <w:hyperlink r:id="rIdL10" w:history="1">
+      <w:hyperlink r:id="rIdL11" w:history="1">
         <w:r>
           <w:rPr>
             <w:rStyle w:val="Hyperlink"/>
@@ -8439,7 +9782,7 @@
         </w:rPr>
         <w:t xml:space="preserve">在購買前揭露對方是聊天機器人，會使購買率大幅下降，原因是消費者認為機器人較不專業、較缺乏同理心 (</w:t>
       </w:r>
-      <w:hyperlink r:id="rIdL32" w:history="1">
+      <w:hyperlink r:id="rIdL36" w:history="1">
         <w:r>
           <w:rPr>
             <w:rStyle w:val="Hyperlink"/>
@@ -8454,7 +9797,7 @@
         </w:rPr>
         <w:t xml:space="preserve">)；讓聊天機器人更像人，則會使顧客轉向以公平與議價的心態互動 (</w:t>
       </w:r>
-      <w:hyperlink r:id="rIdL59" w:history="1">
+      <w:hyperlink r:id="rIdL72" w:history="1">
         <w:r>
           <w:rPr>
             <w:rStyle w:val="Hyperlink"/>
@@ -8469,7 +9812,7 @@
         </w:rPr>
         <w:t xml:space="preserve">)。揭露有真人參與的混合式客服，會改變顧客的溝通方式 (</w:t>
       </w:r>
-      <w:hyperlink r:id="rIdL35" w:history="1">
+      <w:hyperlink r:id="rIdL39" w:history="1">
         <w:r>
           <w:rPr>
             <w:rStyle w:val="Hyperlink"/>
@@ -8482,9 +9825,54 @@
         <w:rPr>
           <w:rFonts w:ascii="Times New Roman" w:hAnsi="Times New Roman" w:eastAsia="標楷體" w:cs="Times New Roman"/>
         </w:rPr>
+        <w:t xml:space="preserve">)。但揭露的效果並非一律負面：聊天機器人身分揭露會調節同理心、友善程度與信任的關係 (</w:t>
+      </w:r>
+      <w:hyperlink r:id="rIdL49" w:history="1">
+        <w:r>
+          <w:rPr>
+            <w:rStyle w:val="Hyperlink"/>
+            <w:rFonts w:ascii="Times New Roman" w:hAnsi="Times New Roman" w:eastAsia="標楷體" w:cs="Times New Roman"/>
+          </w:rPr>
+          <w:t xml:space="preserve">Cheng et al., 2022</w:t>
+        </w:r>
+      </w:hyperlink>
+      <w:r>
+        <w:rPr>
+          <w:rFonts w:ascii="Times New Roman" w:hAnsi="Times New Roman" w:eastAsia="標楷體" w:cs="Times New Roman"/>
+        </w:rPr>
+        <w:t xml:space="preserve">)，在服務開始前揭露身分可提高真誠知覺、降低厭惡，進而提高失誤容忍度 (</w:t>
+      </w:r>
+      <w:hyperlink r:id="rIdL41" w:history="1">
+        <w:r>
+          <w:rPr>
+            <w:rStyle w:val="Hyperlink"/>
+            <w:rFonts w:ascii="Times New Roman" w:hAnsi="Times New Roman" w:eastAsia="標楷體" w:cs="Times New Roman"/>
+          </w:rPr>
+          <w:t xml:space="preserve">T. Li et al., 2025</w:t>
+        </w:r>
+      </w:hyperlink>
+      <w:r>
+        <w:rPr>
+          <w:rFonts w:ascii="Times New Roman" w:hAnsi="Times New Roman" w:eastAsia="標楷體" w:cs="Times New Roman"/>
+        </w:rPr>
+        <w:t xml:space="preserve">)；揭露完全擬人化虛擬網紅的合成身分，也未影響網紅與品牌知覺 (</w:t>
+      </w:r>
+      <w:hyperlink r:id="rIdL40" w:history="1">
+        <w:r>
+          <w:rPr>
+            <w:rStyle w:val="Hyperlink"/>
+            <w:rFonts w:ascii="Times New Roman" w:hAnsi="Times New Roman" w:eastAsia="標楷體" w:cs="Times New Roman"/>
+          </w:rPr>
+          <w:t xml:space="preserve">De Cicco et al., 2024</w:t>
+        </w:r>
+      </w:hyperlink>
+      <w:r>
+        <w:rPr>
+          <w:rFonts w:ascii="Times New Roman" w:hAnsi="Times New Roman" w:eastAsia="標楷體" w:cs="Times New Roman"/>
+        </w:rPr>
         <w:t xml:space="preserve">)。在內容層面，品牌以生成式 AI 製作社群內容會降低品牌真實性，但若 AI 只是輔助人員，負面反應會減弱 (</w:t>
       </w:r>
-      <w:hyperlink r:id="rIdL33" w:history="1">
+      <w:hyperlink r:id="rIdL37" w:history="1">
         <w:r>
           <w:rPr>
             <w:rStyle w:val="Hyperlink"/>
@@ -8499,7 +9887,7 @@
         </w:rPr>
         <w:t xml:space="preserve">)；消費者若相信情感性行銷訊息由 AI 撰寫，口碑與忠誠會下降，且由真實性與道德厭惡依序中介，此效果在事實性訊息中較弱 (</w:t>
       </w:r>
-      <w:hyperlink r:id="rIdL34" w:history="1">
+      <w:hyperlink r:id="rIdL38" w:history="1">
         <w:r>
           <w:rPr>
             <w:rStyle w:val="Hyperlink"/>
@@ -8637,7 +10025,7 @@
         </w:rPr>
         <w:t xml:space="preserve">信任是關係行銷的核心 (</w:t>
       </w:r>
-      <w:hyperlink r:id="rIdL60" w:history="1">
+      <w:hyperlink r:id="rIdL73" w:history="1">
         <w:r>
           <w:rPr>
             <w:rStyle w:val="Hyperlink"/>
@@ -8652,7 +10040,7 @@
         </w:rPr>
         <w:t xml:space="preserve">)，在網路購物中與知覺有用性同等重要 (</w:t>
       </w:r>
-      <w:hyperlink r:id="rIdL61" w:history="1">
+      <w:hyperlink r:id="rIdL74" w:history="1">
         <w:r>
           <w:rPr>
             <w:rStyle w:val="Hyperlink"/>
@@ -8697,7 +10085,7 @@
         </w:rPr>
         <w:t xml:space="preserve">)。對 AI 主播而言，消費者的反感同時來自溫暖不足與能力不足 (</w:t>
       </w:r>
-      <w:hyperlink r:id="rIdL6" w:history="1">
+      <w:hyperlink r:id="rIdL7" w:history="1">
         <w:r>
           <w:rPr>
             <w:rStyle w:val="Hyperlink"/>
@@ -8756,7 +10144,7 @@
         </w:rPr>
         <w:t xml:space="preserve">期望確認理論指出，滿意取決於購前期望與實際表現的比較 (</w:t>
       </w:r>
-      <w:hyperlink r:id="rIdL28" w:history="1">
+      <w:hyperlink r:id="rIdL30" w:history="1">
         <w:r>
           <w:rPr>
             <w:rStyle w:val="Hyperlink"/>
@@ -8771,7 +10159,7 @@
         </w:rPr>
         <w:t xml:space="preserve">)。直播的高互動氣氛雖提高立即購買，卻經由資訊過載與期望落差降低購後滿意 (</w:t>
       </w:r>
-      <w:hyperlink r:id="rIdL9" w:history="1">
+      <w:hyperlink r:id="rIdL10" w:history="1">
         <w:r>
           <w:rPr>
             <w:rStyle w:val="Hyperlink"/>
@@ -8786,7 +10174,7 @@
         </w:rPr>
         <w:t xml:space="preserve">)；即時互動的說服效果使購前期望超過實際表現，提高退貨 (</w:t>
       </w:r>
-      <w:hyperlink r:id="rIdL8" w:history="1">
+      <w:hyperlink r:id="rIdL9" w:history="1">
         <w:r>
           <w:rPr>
             <w:rStyle w:val="Hyperlink"/>
@@ -8801,7 +10189,7 @@
         </w:rPr>
         <w:t xml:space="preserve">)。後悔會降低再購並提高轉換 (</w:t>
       </w:r>
-      <w:hyperlink r:id="rIdL27" w:history="1">
+      <w:hyperlink r:id="rIdL29" w:history="1">
         <w:r>
           <w:rPr>
             <w:rStyle w:val="Hyperlink"/>
@@ -8816,7 +10204,7 @@
         </w:rPr>
         <w:t xml:space="preserve">)，退貨政策則同時影響購買與退貨 (</w:t>
       </w:r>
-      <w:hyperlink r:id="rIdL55" w:history="1">
+      <w:hyperlink r:id="rIdL68" w:history="1">
         <w:r>
           <w:rPr>
             <w:rStyle w:val="Hyperlink"/>
@@ -8890,7 +10278,7 @@
         </w:rPr>
         <w:t xml:space="preserve">AI 被視為較擅長實用性任務 (</w:t>
       </w:r>
-      <w:hyperlink r:id="rIdL19" w:history="1">
+      <w:hyperlink r:id="rIdL20" w:history="1">
         <w:r>
           <w:rPr>
             <w:rStyle w:val="Hyperlink"/>
@@ -8905,7 +10293,7 @@
         </w:rPr>
         <w:t xml:space="preserve">)，AI 服務則被知覺為較不溫暖 (</w:t>
       </w:r>
-      <w:hyperlink r:id="rIdL24" w:history="1">
+      <w:hyperlink r:id="rIdL25" w:history="1">
         <w:r>
           <w:rPr>
             <w:rStyle w:val="Hyperlink"/>
@@ -8920,7 +10308,7 @@
         </w:rPr>
         <w:t xml:space="preserve">)；因此，能力感對信任的影響在 AI 主播購買者中可能較強，溫暖感的影響在真人主播購買者中可能較強。消費者自身的價值傾向也可能改變路徑：重視功能價值者較依賴能力線索，重視情感社會價值者較依賴溫暖線索 (</w:t>
       </w:r>
-      <w:hyperlink r:id="rIdL18" w:history="1">
+      <w:hyperlink r:id="rIdL19" w:history="1">
         <w:r>
           <w:rPr>
             <w:rStyle w:val="Hyperlink"/>
@@ -8935,7 +10323,7 @@
         </w:rPr>
         <w:t xml:space="preserve">; </w:t>
       </w:r>
-      <w:hyperlink r:id="rIdL23" w:history="1">
+      <w:hyperlink r:id="rIdL24" w:history="1">
         <w:r>
           <w:rPr>
             <w:rStyle w:val="Hyperlink"/>
@@ -8950,7 +10338,7 @@
         </w:rPr>
         <w:t xml:space="preserve">)。群組比較前須先檢驗測量恆等性 (</w:t>
       </w:r>
-      <w:hyperlink r:id="rIdL29" w:history="1">
+      <w:hyperlink r:id="rIdL31" w:history="1">
         <w:r>
           <w:rPr>
             <w:rStyle w:val="Hyperlink"/>
@@ -8965,7 +10353,7 @@
         </w:rPr>
         <w:t xml:space="preserve">; </w:t>
       </w:r>
-      <w:hyperlink r:id="rIdL62" w:history="1">
+      <w:hyperlink r:id="rIdL75" w:history="1">
         <w:r>
           <w:rPr>
             <w:rStyle w:val="Hyperlink"/>
@@ -10709,7 +12097,7 @@
         </w:rPr>
         <w:t xml:space="preserve">品類抽樣框架為：運動鞋（潮流聯名鞋 vs. 機能跑鞋，錨定案例、最大樣本）、美妝保養（彩妝 vs. 防曬機能保養）、居家家具（裝飾燈具 vs. 人體工學椅），每個品類內各有享樂型與實用型產品 (</w:t>
       </w:r>
-      <w:hyperlink r:id="rIdL14" w:history="1">
+      <w:hyperlink r:id="rIdL15" w:history="1">
         <w:r>
           <w:rPr>
             <w:rStyle w:val="Hyperlink"/>
@@ -10724,7 +12112,7 @@
         </w:rPr>
         <w:t xml:space="preserve">; </w:t>
       </w:r>
-      <w:hyperlink r:id="rIdL63" w:history="1">
+      <w:hyperlink r:id="rIdL76" w:history="1">
         <w:r>
           <w:rPr>
             <w:rStyle w:val="Hyperlink"/>
@@ -10739,7 +12127,7 @@
         </w:rPr>
         <w:t xml:space="preserve">)。所有受試者填寫共同量表：第一階段發展的價值傾向量表、主播溫暖與能力知覺、品類涉入 (</w:t>
       </w:r>
-      <w:hyperlink r:id="rIdL64" w:history="1">
+      <w:hyperlink r:id="rIdL77" w:history="1">
         <w:r>
           <w:rPr>
             <w:rStyle w:val="Hyperlink"/>
@@ -10754,7 +12142,7 @@
         </w:rPr>
         <w:t xml:space="preserve">)、認知需求 (</w:t>
       </w:r>
-      <w:hyperlink r:id="rIdL65" w:history="1">
+      <w:hyperlink r:id="rIdL78" w:history="1">
         <w:r>
           <w:rPr>
             <w:rStyle w:val="Hyperlink"/>
@@ -10784,7 +12172,7 @@
         </w:rPr>
         <w:t xml:space="preserve">; </w:t>
       </w:r>
-      <w:hyperlink r:id="rIdL50" w:history="1">
+      <w:hyperlink r:id="rIdL63" w:history="1">
         <w:r>
           <w:rPr>
             <w:rStyle w:val="Hyperlink"/>
@@ -11732,7 +13120,7 @@
               </w:rPr>
               <w:t xml:space="preserve">A03 擬人外型與聲音 (</w:t>
             </w:r>
-            <w:hyperlink r:id="rIdL47" w:history="1">
+            <w:hyperlink r:id="rIdL60" w:history="1">
               <w:r>
                 <w:rPr>
                   <w:rStyle w:val="Hyperlink"/>
@@ -11771,7 +13159,7 @@
               </w:rPr>
               <w:t xml:space="preserve">C03 被說服、衝動購買 (</w:t>
             </w:r>
-            <w:hyperlink r:id="rIdL8" w:history="1">
+            <w:hyperlink r:id="rIdL9" w:history="1">
               <w:r>
                 <w:rPr>
                   <w:rStyle w:val="Hyperlink"/>
@@ -11835,7 +13223,7 @@
               </w:rPr>
               <w:t xml:space="preserve">A04 話術風格與促銷資訊 (</w:t>
             </w:r>
-            <w:hyperlink r:id="rIdL41" w:history="1">
+            <w:hyperlink r:id="rIdL50" w:history="1">
               <w:r>
                 <w:rPr>
                   <w:rStyle w:val="Hyperlink"/>
@@ -11854,7 +13242,7 @@
               </w:rPr>
               <w:t xml:space="preserve">; </w:t>
             </w:r>
-            <w:hyperlink r:id="rIdL7" w:history="1">
+            <w:hyperlink r:id="rIdL8" w:history="1">
               <w:r>
                 <w:rPr>
                   <w:rStyle w:val="Hyperlink"/>
@@ -11893,7 +13281,7 @@
               </w:rPr>
               <w:t xml:space="preserve">C04 直播的樂趣與陪伴 (</w:t>
             </w:r>
-            <w:hyperlink r:id="rIdL54" w:history="1">
+            <w:hyperlink r:id="rIdL67" w:history="1">
               <w:r>
                 <w:rPr>
                   <w:rStyle w:val="Hyperlink"/>
@@ -11957,7 +13345,7 @@
               </w:rPr>
               <w:t xml:space="preserve">A05 主播的溫暖與親和力 (</w:t>
             </w:r>
-            <w:hyperlink r:id="rIdL24" w:history="1">
+            <w:hyperlink r:id="rIdL25" w:history="1">
               <w:r>
                 <w:rPr>
                   <w:rStyle w:val="Hyperlink"/>
@@ -11996,7 +13384,7 @@
               </w:rPr>
               <w:t xml:space="preserve">C05 購後滿意或後悔 (</w:t>
             </w:r>
-            <w:hyperlink r:id="rIdL27" w:history="1">
+            <w:hyperlink r:id="rIdL29" w:history="1">
               <w:r>
                 <w:rPr>
                   <w:rStyle w:val="Hyperlink"/>
@@ -12099,7 +13487,7 @@
               </w:rPr>
               <w:t xml:space="preserve">C06 退貨與退貨成本 (</w:t>
             </w:r>
-            <w:hyperlink r:id="rIdL56" w:history="1">
+            <w:hyperlink r:id="rIdL69" w:history="1">
               <w:r>
                 <w:rPr>
                   <w:rStyle w:val="Hyperlink"/>
@@ -12164,7 +13552,7 @@
               </w:rPr>
               <w:t xml:space="preserve">註：要素依 </w:t>
             </w:r>
-            <w:hyperlink r:id="rIdL11" w:history="1">
+            <w:hyperlink r:id="rIdL12" w:history="1">
               <w:r>
                 <w:rPr>
                   <w:rStyle w:val="Hyperlink"/>
@@ -14600,7 +15988,7 @@
         </w:rPr>
         <w:t xml:space="preserve">階梯法可分為軟式與硬式兩種：硬式階梯法限制受訪者逐層回答，軟式階梯法則讓受訪者自由回答，能獲得較豐富的個人脈絡 (</w:t>
       </w:r>
-      <w:hyperlink r:id="rIdL17" w:history="1">
+      <w:hyperlink r:id="rIdL18" w:history="1">
         <w:r>
           <w:rPr>
             <w:rStyle w:val="Hyperlink"/>
@@ -15450,7 +16838,7 @@
         </w:rPr>
         <w:t xml:space="preserve">訪談程序分為四步：(1) 篩選：以篩選題確認受訪者過去 6 個月內曾在直播中購買，並請其提供購買紀錄截圖以確認主播類型（AI 或真人），以品類涉入量表 (</w:t>
       </w:r>
-      <w:hyperlink r:id="rIdL64" w:history="1">
+      <w:hyperlink r:id="rIdL77" w:history="1">
         <w:r>
           <w:rPr>
             <w:rStyle w:val="Hyperlink"/>
@@ -15500,7 +16888,7 @@
         </w:rPr>
         <w:t xml:space="preserve">內容分析法可將訪談資料客觀、系統化地分類 (</w:t>
       </w:r>
-      <w:hyperlink r:id="rIdL52" w:history="1">
+      <w:hyperlink r:id="rIdL65" w:history="1">
         <w:r>
           <w:rPr>
             <w:rStyle w:val="Hyperlink"/>
@@ -15515,7 +16903,7 @@
         </w:rPr>
         <w:t xml:space="preserve">)。由兩位編碼員依表 6 的初始編碼簿獨立編碼，依要素的「源引」與「延至」關係判定其屬於 A、C 或 V 層級，並以 Cohen 的 kappa (</w:t>
       </w:r>
-      <w:hyperlink r:id="rIdL66" w:history="1">
+      <w:hyperlink r:id="rIdL79" w:history="1">
         <w:r>
           <w:rPr>
             <w:rStyle w:val="Hyperlink"/>
@@ -15530,7 +16918,7 @@
         </w:rPr>
         <w:t xml:space="preserve">) 與 </w:t>
       </w:r>
-      <w:hyperlink r:id="rIdL53" w:history="1">
+      <w:hyperlink r:id="rIdL66" w:history="1">
         <w:r>
           <w:rPr>
             <w:rStyle w:val="Hyperlink"/>
@@ -15545,7 +16933,7 @@
         </w:rPr>
         <w:t xml:space="preserve"> 的信度指標檢驗一致性；kappa 低於 .70 的要素經討論後重新定義並重編。依 </w:t>
       </w:r>
-      <w:hyperlink r:id="rIdL31" w:history="1">
+      <w:hyperlink r:id="rIdL34" w:history="1">
         <w:r>
           <w:rPr>
             <w:rStyle w:val="Hyperlink"/>
@@ -15581,7 +16969,7 @@
         </w:rPr>
         <w:t xml:space="preserve">以涵意矩陣計算要素之間的直接與間接連結次數，再以截斷值繪製階梯價值圖 (</w:t>
       </w:r>
-      <w:hyperlink r:id="rIdL16" w:history="1">
+      <w:hyperlink r:id="rIdL17" w:history="1">
         <w:r>
           <w:rPr>
             <w:rStyle w:val="Hyperlink"/>
@@ -15596,7 +16984,7 @@
         </w:rPr>
         <w:t xml:space="preserve">; </w:t>
       </w:r>
-      <w:hyperlink r:id="rIdL51" w:history="1">
+      <w:hyperlink r:id="rIdL64" w:history="1">
         <w:r>
           <w:rPr>
             <w:rStyle w:val="Hyperlink"/>
@@ -15632,7 +17020,7 @@
         </w:rPr>
         <w:t xml:space="preserve">以核心價值鏈撰寫題項，經專家內容效度檢查後施測，以探索性因素分析確認構面，再以驗證性因素分析檢驗信效度 (</w:t>
       </w:r>
-      <w:hyperlink r:id="rIdL67" w:history="1">
+      <w:hyperlink r:id="rIdL80" w:history="1">
         <w:r>
           <w:rPr>
             <w:rStyle w:val="Hyperlink"/>
@@ -15647,7 +17035,7 @@
         </w:rPr>
         <w:t xml:space="preserve">; </w:t>
       </w:r>
-      <w:hyperlink r:id="rIdL68" w:history="1">
+      <w:hyperlink r:id="rIdL81" w:history="1">
         <w:r>
           <w:rPr>
             <w:rStyle w:val="Hyperlink"/>
@@ -15772,7 +17160,7 @@
         </w:rPr>
         <w:t xml:space="preserve">(2) 研究 2b：跨品類複製——美妝與家具（2028.07–2028.09）。兩個品類各自套用相同設計，每種產品類型各使用 2 個產品例子以進行刺激抽樣 (</w:t>
       </w:r>
-      <w:hyperlink r:id="rIdL12" w:history="1">
+      <w:hyperlink r:id="rIdL13" w:history="1">
         <w:r>
           <w:rPr>
             <w:rStyle w:val="Hyperlink"/>
@@ -15813,7 +17201,7 @@
         </w:rPr>
         <w:t xml:space="preserve">樣本數方面，三因子交互作用以 f = 0.15、α = .05、檢定力 .80 估算 (</w:t>
       </w:r>
-      <w:hyperlink r:id="rIdL69" w:history="1">
+      <w:hyperlink r:id="rIdL82" w:history="1">
         <w:r>
           <w:rPr>
             <w:rStyle w:val="Hyperlink"/>
@@ -16163,7 +17551,7 @@
               <w:spacing w:before="20" w:after="20" w:line="300" w:lineRule="exact"/>
               <w:jc w:val="left"/>
             </w:pPr>
-            <w:hyperlink r:id="rIdL22" w:history="1">
+            <w:hyperlink r:id="rIdL23" w:history="1">
               <w:r>
                 <w:rPr>
                   <w:rStyle w:val="Hyperlink"/>
@@ -16253,7 +17641,7 @@
               <w:spacing w:before="20" w:after="20" w:line="300" w:lineRule="exact"/>
               <w:jc w:val="left"/>
             </w:pPr>
-            <w:hyperlink r:id="rIdL11" w:history="1">
+            <w:hyperlink r:id="rIdL12" w:history="1">
               <w:r>
                 <w:rPr>
                   <w:rStyle w:val="Hyperlink"/>
@@ -16270,7 +17658,7 @@
               <w:spacing w:before="20" w:after="20" w:line="300" w:lineRule="exact"/>
               <w:jc w:val="left"/>
             </w:pPr>
-            <w:hyperlink r:id="rIdL18" w:history="1">
+            <w:hyperlink r:id="rIdL19" w:history="1">
               <w:r>
                 <w:rPr>
                   <w:rStyle w:val="Hyperlink"/>
@@ -16360,7 +17748,7 @@
               <w:spacing w:before="20" w:after="20" w:line="300" w:lineRule="exact"/>
               <w:jc w:val="left"/>
             </w:pPr>
-            <w:hyperlink r:id="rIdL14" w:history="1">
+            <w:hyperlink r:id="rIdL15" w:history="1">
               <w:r>
                 <w:rPr>
                   <w:rStyle w:val="Hyperlink"/>
@@ -16377,7 +17765,7 @@
               <w:spacing w:before="20" w:after="20" w:line="300" w:lineRule="exact"/>
               <w:jc w:val="left"/>
             </w:pPr>
-            <w:hyperlink r:id="rIdL63" w:history="1">
+            <w:hyperlink r:id="rIdL76" w:history="1">
               <w:r>
                 <w:rPr>
                   <w:rStyle w:val="Hyperlink"/>
@@ -16467,7 +17855,7 @@
               <w:spacing w:before="20" w:after="20" w:line="300" w:lineRule="exact"/>
               <w:jc w:val="left"/>
             </w:pPr>
-            <w:hyperlink r:id="rIdL23" w:history="1">
+            <w:hyperlink r:id="rIdL24" w:history="1">
               <w:r>
                 <w:rPr>
                   <w:rStyle w:val="Hyperlink"/>
@@ -16484,7 +17872,7 @@
               <w:spacing w:before="20" w:after="20" w:line="300" w:lineRule="exact"/>
               <w:jc w:val="left"/>
             </w:pPr>
-            <w:hyperlink r:id="rIdL24" w:history="1">
+            <w:hyperlink r:id="rIdL25" w:history="1">
               <w:r>
                 <w:rPr>
                   <w:rStyle w:val="Hyperlink"/>
@@ -16574,7 +17962,7 @@
               <w:spacing w:before="20" w:after="20" w:line="300" w:lineRule="exact"/>
               <w:jc w:val="left"/>
             </w:pPr>
-            <w:hyperlink r:id="rIdL25" w:history="1">
+            <w:hyperlink r:id="rIdL26" w:history="1">
               <w:r>
                 <w:rPr>
                   <w:rStyle w:val="Hyperlink"/>
@@ -16591,7 +17979,7 @@
               <w:spacing w:before="20" w:after="20" w:line="300" w:lineRule="exact"/>
               <w:jc w:val="left"/>
             </w:pPr>
-            <w:hyperlink r:id="rIdL26" w:history="1">
+            <w:hyperlink r:id="rIdL27" w:history="1">
               <w:r>
                 <w:rPr>
                   <w:rStyle w:val="Hyperlink"/>
@@ -16681,7 +18069,7 @@
               <w:spacing w:before="20" w:after="20" w:line="300" w:lineRule="exact"/>
               <w:jc w:val="left"/>
             </w:pPr>
-            <w:hyperlink r:id="rIdL70" w:history="1">
+            <w:hyperlink r:id="rIdL83" w:history="1">
               <w:r>
                 <w:rPr>
                   <w:rStyle w:val="Hyperlink"/>
@@ -16771,7 +18159,7 @@
               <w:spacing w:before="20" w:after="20" w:line="300" w:lineRule="exact"/>
               <w:jc w:val="left"/>
             </w:pPr>
-            <w:hyperlink r:id="rIdL27" w:history="1">
+            <w:hyperlink r:id="rIdL29" w:history="1">
               <w:r>
                 <w:rPr>
                   <w:rStyle w:val="Hyperlink"/>
@@ -16788,7 +18176,7 @@
               <w:spacing w:before="20" w:after="20" w:line="300" w:lineRule="exact"/>
               <w:jc w:val="left"/>
             </w:pPr>
-            <w:hyperlink r:id="rIdL8" w:history="1">
+            <w:hyperlink r:id="rIdL9" w:history="1">
               <w:r>
                 <w:rPr>
                   <w:rStyle w:val="Hyperlink"/>
@@ -16878,7 +18266,7 @@
               <w:spacing w:before="20" w:after="20" w:line="300" w:lineRule="exact"/>
               <w:jc w:val="left"/>
             </w:pPr>
-            <w:hyperlink r:id="rIdL61" w:history="1">
+            <w:hyperlink r:id="rIdL74" w:history="1">
               <w:r>
                 <w:rPr>
                   <w:rStyle w:val="Hyperlink"/>
@@ -16924,7 +18312,7 @@
         </w:rPr>
         <w:t xml:space="preserve">本階段的分析分為四步：(1) 操弄檢驗：以 t 檢定確認三個操弄成立，未通過注意力檢核者依預先註冊的排除規則剔除。(2) 主要效果與交互作用：以線性混合模型檢驗 H1 與 H2，固定效果為三個操弄變數及其交互作用，隨機效果為品類與產品例子，使結論可推廣到刺激之外 (</w:t>
       </w:r>
-      <w:hyperlink r:id="rIdL12" w:history="1">
+      <w:hyperlink r:id="rIdL13" w:history="1">
         <w:r>
           <w:rPr>
             <w:rStyle w:val="Hyperlink"/>
@@ -16939,7 +18327,7 @@
         </w:rPr>
         <w:t xml:space="preserve">)；加入購物車以混合邏輯斯迴歸分析。(3) 中介效果：依 </w:t>
       </w:r>
-      <w:hyperlink r:id="rIdL71" w:history="1">
+      <w:hyperlink r:id="rIdL84" w:history="1">
         <w:r>
           <w:rPr>
             <w:rStyle w:val="Hyperlink"/>
@@ -16954,7 +18342,7 @@
         </w:rPr>
         <w:t xml:space="preserve"> 的建議，以拔靴法檢驗溫暖感、能力感（H3）與說服意圖知覺（H4）的間接效果。(4) 揭露實驗：以變異數分析與事先註冊的對比檢定 H5 與 H6；多重比較以 Benjamini–Hochberg 法校正 (</w:t>
       </w:r>
-      <w:hyperlink r:id="rIdL72" w:history="1">
+      <w:hyperlink r:id="rIdL85" w:history="1">
         <w:r>
           <w:rPr>
             <w:rStyle w:val="Hyperlink"/>
@@ -17359,7 +18747,7 @@
               <w:spacing w:before="20" w:after="20" w:line="300" w:lineRule="exact"/>
               <w:jc w:val="left"/>
             </w:pPr>
-            <w:hyperlink r:id="rIdL23" w:history="1">
+            <w:hyperlink r:id="rIdL24" w:history="1">
               <w:r>
                 <w:rPr>
                   <w:rStyle w:val="Hyperlink"/>
@@ -17376,7 +18764,7 @@
               <w:spacing w:before="20" w:after="20" w:line="300" w:lineRule="exact"/>
               <w:jc w:val="left"/>
             </w:pPr>
-            <w:hyperlink r:id="rIdL24" w:history="1">
+            <w:hyperlink r:id="rIdL25" w:history="1">
               <w:r>
                 <w:rPr>
                   <w:rStyle w:val="Hyperlink"/>
@@ -17494,7 +18882,7 @@
               <w:spacing w:before="20" w:after="20" w:line="300" w:lineRule="exact"/>
               <w:jc w:val="left"/>
             </w:pPr>
-            <w:hyperlink r:id="rIdL23" w:history="1">
+            <w:hyperlink r:id="rIdL24" w:history="1">
               <w:r>
                 <w:rPr>
                   <w:rStyle w:val="Hyperlink"/>
@@ -17511,7 +18899,7 @@
               <w:spacing w:before="20" w:after="20" w:line="300" w:lineRule="exact"/>
               <w:jc w:val="left"/>
             </w:pPr>
-            <w:hyperlink r:id="rIdL73" w:history="1">
+            <w:hyperlink r:id="rIdL86" w:history="1">
               <w:r>
                 <w:rPr>
                   <w:rStyle w:val="Hyperlink"/>
@@ -17629,7 +19017,7 @@
               <w:spacing w:before="20" w:after="20" w:line="300" w:lineRule="exact"/>
               <w:jc w:val="left"/>
             </w:pPr>
-            <w:hyperlink r:id="rIdL9" w:history="1">
+            <w:hyperlink r:id="rIdL10" w:history="1">
               <w:r>
                 <w:rPr>
                   <w:rStyle w:val="Hyperlink"/>
@@ -17646,7 +19034,7 @@
               <w:spacing w:before="20" w:after="20" w:line="300" w:lineRule="exact"/>
               <w:jc w:val="left"/>
             </w:pPr>
-            <w:hyperlink r:id="rIdL8" w:history="1">
+            <w:hyperlink r:id="rIdL9" w:history="1">
               <w:r>
                 <w:rPr>
                   <w:rStyle w:val="Hyperlink"/>
@@ -17764,7 +19152,7 @@
               <w:spacing w:before="20" w:after="20" w:line="300" w:lineRule="exact"/>
               <w:jc w:val="left"/>
             </w:pPr>
-            <w:hyperlink r:id="rIdL61" w:history="1">
+            <w:hyperlink r:id="rIdL74" w:history="1">
               <w:r>
                 <w:rPr>
                   <w:rStyle w:val="Hyperlink"/>
@@ -17901,7 +19289,7 @@
               <w:spacing w:before="20" w:after="20" w:line="300" w:lineRule="exact"/>
               <w:jc w:val="left"/>
             </w:pPr>
-            <w:hyperlink r:id="rIdL28" w:history="1">
+            <w:hyperlink r:id="rIdL30" w:history="1">
               <w:r>
                 <w:rPr>
                   <w:rStyle w:val="Hyperlink"/>
@@ -17991,7 +19379,7 @@
               <w:spacing w:before="20" w:after="20" w:line="300" w:lineRule="exact"/>
               <w:jc w:val="left"/>
             </w:pPr>
-            <w:hyperlink r:id="rIdL28" w:history="1">
+            <w:hyperlink r:id="rIdL30" w:history="1">
               <w:r>
                 <w:rPr>
                   <w:rStyle w:val="Hyperlink"/>
@@ -18008,7 +19396,7 @@
               <w:spacing w:before="20" w:after="20" w:line="300" w:lineRule="exact"/>
               <w:jc w:val="left"/>
             </w:pPr>
-            <w:hyperlink r:id="rIdL27" w:history="1">
+            <w:hyperlink r:id="rIdL29" w:history="1">
               <w:r>
                 <w:rPr>
                   <w:rStyle w:val="Hyperlink"/>
@@ -18098,7 +19486,7 @@
               <w:spacing w:before="20" w:after="20" w:line="300" w:lineRule="exact"/>
               <w:jc w:val="left"/>
             </w:pPr>
-            <w:hyperlink r:id="rIdL55" w:history="1">
+            <w:hyperlink r:id="rIdL68" w:history="1">
               <w:r>
                 <w:rPr>
                   <w:rStyle w:val="Hyperlink"/>
@@ -18115,7 +19503,7 @@
               <w:spacing w:before="20" w:after="20" w:line="300" w:lineRule="exact"/>
               <w:jc w:val="left"/>
             </w:pPr>
-            <w:hyperlink r:id="rIdL56" w:history="1">
+            <w:hyperlink r:id="rIdL69" w:history="1">
               <w:r>
                 <w:rPr>
                   <w:rStyle w:val="Hyperlink"/>
@@ -18248,7 +19636,7 @@
         </w:rPr>
         <w:t xml:space="preserve">研究 3c（2029.02–2029.04）的分析步驟如下：(1) 以敘述統計描述樣本結構，並以 Harman 單因子檢定與標記變數法檢查共同方法變異 (</w:t>
       </w:r>
-      <w:hyperlink r:id="rIdL74" w:history="1">
+      <w:hyperlink r:id="rIdL87" w:history="1">
         <w:r>
           <w:rPr>
             <w:rStyle w:val="Hyperlink"/>
@@ -18263,7 +19651,7 @@
         </w:rPr>
         <w:t xml:space="preserve">)。(2) 依兩階段法先以驗證性因素分析檢驗測量模式 (</w:t>
       </w:r>
-      <w:hyperlink r:id="rIdL13" w:history="1">
+      <w:hyperlink r:id="rIdL14" w:history="1">
         <w:r>
           <w:rPr>
             <w:rStyle w:val="Hyperlink"/>
@@ -18278,7 +19666,7 @@
         </w:rPr>
         <w:t xml:space="preserve">)，以組合信度、平均變異萃取量與區別效度檢驗信效度 (</w:t>
       </w:r>
-      <w:hyperlink r:id="rIdL67" w:history="1">
+      <w:hyperlink r:id="rIdL80" w:history="1">
         <w:r>
           <w:rPr>
             <w:rStyle w:val="Hyperlink"/>
@@ -18293,7 +19681,7 @@
         </w:rPr>
         <w:t xml:space="preserve">)，並以 CFI、TLI、RMSEA、SRMR 評估適配度 (</w:t>
       </w:r>
-      <w:hyperlink r:id="rIdL68" w:history="1">
+      <w:hyperlink r:id="rIdL81" w:history="1">
         <w:r>
           <w:rPr>
             <w:rStyle w:val="Hyperlink"/>
@@ -18308,7 +19696,7 @@
         </w:rPr>
         <w:t xml:space="preserve">)。(3) 估計結構模式，檢驗 H1–H3；退貨行為為二元變數，以 WLSMV 估計。(4) 多群組 SEM：先依序檢驗形貌、量尺與純量恆等性 (</w:t>
       </w:r>
-      <w:hyperlink r:id="rIdL29" w:history="1">
+      <w:hyperlink r:id="rIdL31" w:history="1">
         <w:r>
           <w:rPr>
             <w:rStyle w:val="Hyperlink"/>
@@ -18323,7 +19711,7 @@
         </w:rPr>
         <w:t xml:space="preserve">)，若以 PLS-SEM 估計則以 MICOM 程序檢驗 (</w:t>
       </w:r>
-      <w:hyperlink r:id="rIdL62" w:history="1">
+      <w:hyperlink r:id="rIdL75" w:history="1">
         <w:r>
           <w:rPr>
             <w:rStyle w:val="Hyperlink"/>
@@ -18338,7 +19726,7 @@
         </w:rPr>
         <w:t xml:space="preserve">; </w:t>
       </w:r>
-      <w:hyperlink r:id="rIdL75" w:history="1">
+      <w:hyperlink r:id="rIdL88" w:history="1">
         <w:r>
           <w:rPr>
             <w:rStyle w:val="Hyperlink"/>
@@ -18382,7 +19770,7 @@
         </w:rPr>
         <w:t xml:space="preserve">本計畫不使用資料探勘，但仍需防範「多重檢定與彈性分析」造成的偽陽性結果 (</w:t>
       </w:r>
-      <w:hyperlink r:id="rIdL76" w:history="1">
+      <w:hyperlink r:id="rIdL89" w:history="1">
         <w:r>
           <w:rPr>
             <w:rStyle w:val="Hyperlink"/>
@@ -18575,7 +19963,7 @@
               </w:rPr>
               <w:t xml:space="preserve">在 OSF 公開研究問題、假說、樣本數、排除規則與分析計畫 (</w:t>
             </w:r>
-            <w:hyperlink r:id="rIdL36" w:history="1">
+            <w:hyperlink r:id="rIdL42" w:history="1">
               <w:r>
                 <w:rPr>
                   <w:rStyle w:val="Hyperlink"/>
@@ -18679,7 +20067,7 @@
               </w:rPr>
               <w:t xml:space="preserve">兩位編碼員獨立編碼，事先註冊編碼層級與截斷值 (</w:t>
             </w:r>
-            <w:hyperlink r:id="rIdL31" w:history="1">
+            <w:hyperlink r:id="rIdL34" w:history="1">
               <w:r>
                 <w:rPr>
                   <w:rStyle w:val="Hyperlink"/>
@@ -18783,7 +20171,7 @@
               </w:rPr>
               <w:t xml:space="preserve">前測確認操弄成立；每條件使用多個產品例子，分析時視為隨機效果 (</w:t>
             </w:r>
-            <w:hyperlink r:id="rIdL12" w:history="1">
+            <w:hyperlink r:id="rIdL13" w:history="1">
               <w:r>
                 <w:rPr>
                   <w:rStyle w:val="Hyperlink"/>
@@ -18972,7 +20360,7 @@
               </w:rPr>
               <w:t xml:space="preserve">程序面：分離量測、匿名作答；統計面：Harman 單因子與標記變數法 (</w:t>
             </w:r>
-            <w:hyperlink r:id="rIdL74" w:history="1">
+            <w:hyperlink r:id="rIdL87" w:history="1">
               <w:r>
                 <w:rPr>
                   <w:rStyle w:val="Hyperlink"/>
@@ -19076,7 +20464,7 @@
               </w:rPr>
               <w:t xml:space="preserve">群組比較前檢驗形貌、量尺與純量恆等性 (</w:t>
             </w:r>
-            <w:hyperlink r:id="rIdL29" w:history="1">
+            <w:hyperlink r:id="rIdL31" w:history="1">
               <w:r>
                 <w:rPr>
                   <w:rStyle w:val="Hyperlink"/>
@@ -19180,7 +20568,7 @@
               </w:rPr>
               <w:t xml:space="preserve">Benjamini–Hochberg 校正 (</w:t>
             </w:r>
-            <w:hyperlink r:id="rIdL72" w:history="1">
+            <w:hyperlink r:id="rIdL85" w:history="1">
               <w:r>
                 <w:rPr>
                   <w:rStyle w:val="Hyperlink"/>
@@ -24106,7 +25494,7 @@
         </w:rPr>
         <w:t xml:space="preserve">; </w:t>
       </w:r>
-      <w:hyperlink r:id="rIdL50" w:history="1">
+      <w:hyperlink r:id="rIdL63" w:history="1">
         <w:r>
           <w:rPr>
             <w:rStyle w:val="Hyperlink"/>
@@ -24121,7 +25509,7 @@
         </w:rPr>
         <w:t xml:space="preserve">)。(3) 每個條件使用多個產品例子，避免結論只反映單一刺激物的特性 (</w:t>
       </w:r>
-      <w:hyperlink r:id="rIdL12" w:history="1">
+      <w:hyperlink r:id="rIdL13" w:history="1">
         <w:r>
           <w:rPr>
             <w:rStyle w:val="Hyperlink"/>
@@ -25338,7 +26726,7 @@
         </w:rPr>
         <w:t xml:space="preserve">本計畫的「主播類型 × 話術 × 品類」決策表，可讓資源受限的中小企業以低成本判斷何時採用 AI 主播、如何撰寫話術，回應主題五的電商市場發展需求 (</w:t>
       </w:r>
-      <w:hyperlink r:id="rIdL37" w:history="1">
+      <w:hyperlink r:id="rIdL43" w:history="1">
         <w:r>
           <w:rPr>
             <w:rStyle w:val="Hyperlink"/>
@@ -25368,7 +26756,7 @@
         </w:rPr>
         <w:t xml:space="preserve">; </w:t>
       </w:r>
-      <w:hyperlink r:id="rIdL38" w:history="1">
+      <w:hyperlink r:id="rIdL44" w:history="1">
         <w:r>
           <w:rPr>
             <w:rStyle w:val="Hyperlink"/>
@@ -25413,7 +26801,7 @@
         </w:rPr>
         <w:t xml:space="preserve">Anderson, J. C., &amp; Gerbing, D. W. (1988). </w:t>
       </w:r>
-      <w:hyperlink r:id="rIdL13" w:history="1">
+      <w:hyperlink r:id="rIdL14" w:history="1">
         <w:r>
           <w:rPr>
             <w:rStyle w:val="Hyperlink"/>
@@ -25453,9 +26841,51 @@
         <w:rPr>
           <w:rFonts w:ascii="Times New Roman" w:hAnsi="Times New Roman" w:eastAsia="標楷體" w:cs="Times New Roman"/>
         </w:rPr>
+        <w:t xml:space="preserve">Audrezet, A., Koles, B., Moulard, J. G., Ameen, N., &amp; McKenna, B. (2025). </w:t>
+      </w:r>
+      <w:hyperlink r:id="rIdL57" w:history="1">
+        <w:r>
+          <w:rPr>
+            <w:rStyle w:val="Hyperlink"/>
+            <w:rFonts w:ascii="Times New Roman" w:hAnsi="Times New Roman" w:eastAsia="標楷體" w:cs="Times New Roman"/>
+          </w:rPr>
+          <w:t xml:space="preserve">Virtual influencers: Definition and future research directions.</w:t>
+        </w:r>
+      </w:hyperlink>
+      <w:r>
+        <w:rPr>
+          <w:rFonts w:ascii="Times New Roman" w:hAnsi="Times New Roman" w:eastAsia="標楷體" w:cs="Times New Roman"/>
+        </w:rPr>
+        <w:t xml:space="preserve"> </w:t>
+      </w:r>
+      <w:r>
+        <w:rPr>
+          <w:rFonts w:ascii="Times New Roman" w:hAnsi="Times New Roman" w:eastAsia="標楷體" w:cs="Times New Roman"/>
+          <w:i/>
+          <w:iCs/>
+        </w:rPr>
+        <w:t xml:space="preserve">Journal of Business Research, 200</w:t>
+      </w:r>
+      <w:r>
+        <w:rPr>
+          <w:rFonts w:ascii="Times New Roman" w:hAnsi="Times New Roman" w:eastAsia="標楷體" w:cs="Times New Roman"/>
+        </w:rPr>
+        <w:t xml:space="preserve">, 115647.</w:t>
+      </w:r>
+    </w:p>
+    <w:p>
+      <w:pPr>
+        <w:spacing w:before="0" w:after="0" w:line="400" w:lineRule="exact"/>
+        <w:ind w:left="480" w:hanging="480"/>
+        <w:jc w:val="both"/>
+      </w:pPr>
+      <w:r>
+        <w:rPr>
+          <w:rFonts w:ascii="Times New Roman" w:hAnsi="Times New Roman" w:eastAsia="標楷體" w:cs="Times New Roman"/>
+        </w:rPr>
         <w:t xml:space="preserve">Benjamini, Y., &amp; Hochberg, Y. (1995). </w:t>
       </w:r>
-      <w:hyperlink r:id="rIdL72" w:history="1">
+      <w:hyperlink r:id="rIdL85" w:history="1">
         <w:r>
           <w:rPr>
             <w:rStyle w:val="Hyperlink"/>
@@ -25497,7 +26927,7 @@
         </w:rPr>
         <w:t xml:space="preserve">Bhattacharjee, D. R., Kuanr, A., Pradhan, D., &amp; Moharana, T. R. (2025). </w:t>
       </w:r>
-      <w:hyperlink r:id="rIdL57" w:history="1">
+      <w:hyperlink r:id="rIdL70" w:history="1">
         <w:r>
           <w:rPr>
             <w:rStyle w:val="Hyperlink"/>
@@ -25539,7 +26969,7 @@
         </w:rPr>
         <w:t xml:space="preserve">Blut, M., Wang, C., Wünderlich, N. V., &amp; Brock, C. (2021). </w:t>
       </w:r>
-      <w:hyperlink r:id="rIdL47" w:history="1">
+      <w:hyperlink r:id="rIdL60" w:history="1">
         <w:r>
           <w:rPr>
             <w:rStyle w:val="Hyperlink"/>
@@ -25581,7 +27011,7 @@
         </w:rPr>
         <w:t xml:space="preserve">Brüns, J. D., &amp; Meißner, M. (2024). </w:t>
       </w:r>
-      <w:hyperlink r:id="rIdL33" w:history="1">
+      <w:hyperlink r:id="rIdL37" w:history="1">
         <w:r>
           <w:rPr>
             <w:rStyle w:val="Hyperlink"/>
@@ -25623,7 +27053,7 @@
         </w:rPr>
         <w:t xml:space="preserve">Cacioppo, J. T., Petty, R. E., &amp; Kao, C. F. (1984). </w:t>
       </w:r>
-      <w:hyperlink r:id="rIdL65" w:history="1">
+      <w:hyperlink r:id="rIdL78" w:history="1">
         <w:r>
           <w:rPr>
             <w:rStyle w:val="Hyperlink"/>
@@ -25665,7 +27095,7 @@
         </w:rPr>
         <w:t xml:space="preserve">Castelo, N., Bos, M. W., &amp; Lehmann, D. R. (2019). </w:t>
       </w:r>
-      <w:hyperlink r:id="rIdL20" w:history="1">
+      <w:hyperlink r:id="rIdL21" w:history="1">
         <w:r>
           <w:rPr>
             <w:rStyle w:val="Hyperlink"/>
@@ -25707,7 +27137,7 @@
         </w:rPr>
         <w:t xml:space="preserve">Chang, Y., Wang, H., &amp; Guo, Z. (2025). </w:t>
       </w:r>
-      <w:hyperlink r:id="rIdL7" w:history="1">
+      <w:hyperlink r:id="rIdL8" w:history="1">
         <w:r>
           <w:rPr>
             <w:rStyle w:val="Hyperlink"/>
@@ -25747,9 +27177,93 @@
         <w:rPr>
           <w:rFonts w:ascii="Times New Roman" w:hAnsi="Times New Roman" w:eastAsia="標楷體" w:cs="Times New Roman"/>
         </w:rPr>
+        <w:t xml:space="preserve">Chen, Y., Zhang, Y., Fan, H., &amp; Guo, Y. (2026). </w:t>
+      </w:r>
+      <w:hyperlink r:id="rIdL6" w:history="1">
+        <w:r>
+          <w:rPr>
+            <w:rStyle w:val="Hyperlink"/>
+            <w:rFonts w:ascii="Times New Roman" w:hAnsi="Times New Roman" w:eastAsia="標楷體" w:cs="Times New Roman"/>
+          </w:rPr>
+          <w:t xml:space="preserve">Can AI streamers drive purchases in food delivery e-commerce live streaming? Evidence from an O2O platform.</w:t>
+        </w:r>
+      </w:hyperlink>
+      <w:r>
+        <w:rPr>
+          <w:rFonts w:ascii="Times New Roman" w:hAnsi="Times New Roman" w:eastAsia="標楷體" w:cs="Times New Roman"/>
+        </w:rPr>
+        <w:t xml:space="preserve"> </w:t>
+      </w:r>
+      <w:r>
+        <w:rPr>
+          <w:rFonts w:ascii="Times New Roman" w:hAnsi="Times New Roman" w:eastAsia="標楷體" w:cs="Times New Roman"/>
+          <w:i/>
+          <w:iCs/>
+        </w:rPr>
+        <w:t xml:space="preserve">Journal of Retailing and Consumer Services, 90</w:t>
+      </w:r>
+      <w:r>
+        <w:rPr>
+          <w:rFonts w:ascii="Times New Roman" w:hAnsi="Times New Roman" w:eastAsia="標楷體" w:cs="Times New Roman"/>
+        </w:rPr>
+        <w:t xml:space="preserve">, 104683.</w:t>
+      </w:r>
+    </w:p>
+    <w:p>
+      <w:pPr>
+        <w:spacing w:before="0" w:after="0" w:line="400" w:lineRule="exact"/>
+        <w:ind w:left="480" w:hanging="480"/>
+        <w:jc w:val="both"/>
+      </w:pPr>
+      <w:r>
+        <w:rPr>
+          <w:rFonts w:ascii="Times New Roman" w:hAnsi="Times New Roman" w:eastAsia="標楷體" w:cs="Times New Roman"/>
+        </w:rPr>
+        <w:t xml:space="preserve">Cheng, X., Bao, Y., Zarifis, A., Gong, W., &amp; Mou, J. (2022). </w:t>
+      </w:r>
+      <w:hyperlink r:id="rIdL49" w:history="1">
+        <w:r>
+          <w:rPr>
+            <w:rStyle w:val="Hyperlink"/>
+            <w:rFonts w:ascii="Times New Roman" w:hAnsi="Times New Roman" w:eastAsia="標楷體" w:cs="Times New Roman"/>
+          </w:rPr>
+          <w:t xml:space="preserve">Exploring consumers’ response to text-based chatbots in e-commerce: The moderating role of task complexity and chatbot disclosure.</w:t>
+        </w:r>
+      </w:hyperlink>
+      <w:r>
+        <w:rPr>
+          <w:rFonts w:ascii="Times New Roman" w:hAnsi="Times New Roman" w:eastAsia="標楷體" w:cs="Times New Roman"/>
+        </w:rPr>
+        <w:t xml:space="preserve"> </w:t>
+      </w:r>
+      <w:r>
+        <w:rPr>
+          <w:rFonts w:ascii="Times New Roman" w:hAnsi="Times New Roman" w:eastAsia="標楷體" w:cs="Times New Roman"/>
+          <w:i/>
+          <w:iCs/>
+        </w:rPr>
+        <w:t xml:space="preserve">Internet Research, 32</w:t>
+      </w:r>
+      <w:r>
+        <w:rPr>
+          <w:rFonts w:ascii="Times New Roman" w:hAnsi="Times New Roman" w:eastAsia="標楷體" w:cs="Times New Roman"/>
+        </w:rPr>
+        <w:t xml:space="preserve">(2), 496–517.</w:t>
+      </w:r>
+    </w:p>
+    <w:p>
+      <w:pPr>
+        <w:spacing w:before="0" w:after="0" w:line="400" w:lineRule="exact"/>
+        <w:ind w:left="480" w:hanging="480"/>
+        <w:jc w:val="both"/>
+      </w:pPr>
+      <w:r>
+        <w:rPr>
+          <w:rFonts w:ascii="Times New Roman" w:hAnsi="Times New Roman" w:eastAsia="標楷體" w:cs="Times New Roman"/>
+        </w:rPr>
         <w:t xml:space="preserve">Cheung, G. W., &amp; Rensvold, R. B. (2002). </w:t>
       </w:r>
-      <w:hyperlink r:id="rIdL29" w:history="1">
+      <w:hyperlink r:id="rIdL31" w:history="1">
         <w:r>
           <w:rPr>
             <w:rStyle w:val="Hyperlink"/>
@@ -25791,7 +27305,7 @@
         </w:rPr>
         <w:t xml:space="preserve">Cohen, J. (1960). </w:t>
       </w:r>
-      <w:hyperlink r:id="rIdL66" w:history="1">
+      <w:hyperlink r:id="rIdL79" w:history="1">
         <w:r>
           <w:rPr>
             <w:rStyle w:val="Hyperlink"/>
@@ -25833,7 +27347,7 @@
         </w:rPr>
         <w:t xml:space="preserve">Crolic, C., Thomaz, F., Hadi, R., &amp; Stephen, A. T. (2022). </w:t>
       </w:r>
-      <w:hyperlink r:id="rIdL40" w:history="1">
+      <w:hyperlink r:id="rIdL46" w:history="1">
         <w:r>
           <w:rPr>
             <w:rStyle w:val="Hyperlink"/>
@@ -25873,9 +27387,51 @@
         <w:rPr>
           <w:rFonts w:ascii="Times New Roman" w:hAnsi="Times New Roman" w:eastAsia="標楷體" w:cs="Times New Roman"/>
         </w:rPr>
+        <w:t xml:space="preserve">De Cicco, R., Iacobucci, S., Cannito, L., Onesti, G., Ceccato, I., &amp; Palumbo, R. (2024). </w:t>
+      </w:r>
+      <w:hyperlink r:id="rIdL40" w:history="1">
+        <w:r>
+          <w:rPr>
+            <w:rStyle w:val="Hyperlink"/>
+            <w:rFonts w:ascii="Times New Roman" w:hAnsi="Times New Roman" w:eastAsia="標楷體" w:cs="Times New Roman"/>
+          </w:rPr>
+          <w:t xml:space="preserve">Virtual vs. human influencer: Effects on users’ perceptions and brand outcomes.</w:t>
+        </w:r>
+      </w:hyperlink>
+      <w:r>
+        <w:rPr>
+          <w:rFonts w:ascii="Times New Roman" w:hAnsi="Times New Roman" w:eastAsia="標楷體" w:cs="Times New Roman"/>
+        </w:rPr>
+        <w:t xml:space="preserve"> </w:t>
+      </w:r>
+      <w:r>
+        <w:rPr>
+          <w:rFonts w:ascii="Times New Roman" w:hAnsi="Times New Roman" w:eastAsia="標楷體" w:cs="Times New Roman"/>
+          <w:i/>
+          <w:iCs/>
+        </w:rPr>
+        <w:t xml:space="preserve">Technology in Society, 77</w:t>
+      </w:r>
+      <w:r>
+        <w:rPr>
+          <w:rFonts w:ascii="Times New Roman" w:hAnsi="Times New Roman" w:eastAsia="標楷體" w:cs="Times New Roman"/>
+        </w:rPr>
+        <w:t xml:space="preserve">, 102488.</w:t>
+      </w:r>
+    </w:p>
+    <w:p>
+      <w:pPr>
+        <w:spacing w:before="0" w:after="0" w:line="400" w:lineRule="exact"/>
+        <w:ind w:left="480" w:hanging="480"/>
+        <w:jc w:val="both"/>
+      </w:pPr>
+      <w:r>
+        <w:rPr>
+          <w:rFonts w:ascii="Times New Roman" w:hAnsi="Times New Roman" w:eastAsia="標楷體" w:cs="Times New Roman"/>
+        </w:rPr>
         <w:t xml:space="preserve">Dhar, R., &amp; Wertenbroch, K. (2000). </w:t>
       </w:r>
-      <w:hyperlink r:id="rIdL14" w:history="1">
+      <w:hyperlink r:id="rIdL15" w:history="1">
         <w:r>
           <w:rPr>
             <w:rStyle w:val="Hyperlink"/>
@@ -25917,7 +27473,7 @@
         </w:rPr>
         <w:t xml:space="preserve">Dodds, W. B., Monroe, K. B., &amp; Grewal, D. (1991). </w:t>
       </w:r>
-      <w:hyperlink r:id="rIdL70" w:history="1">
+      <w:hyperlink r:id="rIdL83" w:history="1">
         <w:r>
           <w:rPr>
             <w:rStyle w:val="Hyperlink"/>
@@ -25959,7 +27515,7 @@
         </w:rPr>
         <w:t xml:space="preserve">Duong, Q. H., et al. (2025). </w:t>
       </w:r>
-      <w:hyperlink r:id="rIdL56" w:history="1">
+      <w:hyperlink r:id="rIdL69" w:history="1">
         <w:r>
           <w:rPr>
             <w:rStyle w:val="Hyperlink"/>
@@ -26001,7 +27557,7 @@
         </w:rPr>
         <w:t xml:space="preserve">Fan, X., Tao, W., Yu, H., &amp; Wang, Z. (2025). </w:t>
       </w:r>
-      <w:hyperlink r:id="rIdL9" w:history="1">
+      <w:hyperlink r:id="rIdL10" w:history="1">
         <w:r>
           <w:rPr>
             <w:rStyle w:val="Hyperlink"/>
@@ -26043,7 +27599,7 @@
         </w:rPr>
         <w:t xml:space="preserve">Faul, F., Erdfelder, E., Lang, A.-G., &amp; Buchner, A. (2007). </w:t>
       </w:r>
-      <w:hyperlink r:id="rIdL69" w:history="1">
+      <w:hyperlink r:id="rIdL82" w:history="1">
         <w:r>
           <w:rPr>
             <w:rStyle w:val="Hyperlink"/>
@@ -26085,7 +27641,7 @@
         </w:rPr>
         <w:t xml:space="preserve">Feng, X., Rong, Y., Tian, X., Wang, M., &amp; Yao, Y. (2025). </w:t>
       </w:r>
-      <w:hyperlink r:id="rIdL8" w:history="1">
+      <w:hyperlink r:id="rIdL9" w:history="1">
         <w:r>
           <w:rPr>
             <w:rStyle w:val="Hyperlink"/>
@@ -26127,7 +27683,7 @@
         </w:rPr>
         <w:t xml:space="preserve">Fiske, S. T., Cuddy, A. J. C., &amp; Glick, P. (2007). </w:t>
       </w:r>
-      <w:hyperlink r:id="rIdL23" w:history="1">
+      <w:hyperlink r:id="rIdL24" w:history="1">
         <w:r>
           <w:rPr>
             <w:rStyle w:val="Hyperlink"/>
@@ -26169,7 +27725,7 @@
         </w:rPr>
         <w:t xml:space="preserve">Fornell, C., &amp; Larcker, D. F. (1981). </w:t>
       </w:r>
-      <w:hyperlink r:id="rIdL67" w:history="1">
+      <w:hyperlink r:id="rIdL80" w:history="1">
         <w:r>
           <w:rPr>
             <w:rStyle w:val="Hyperlink"/>
@@ -26211,7 +27767,7 @@
         </w:rPr>
         <w:t xml:space="preserve">Franke, C., Groeppel-Klein, A., &amp; Müller, K. (2023). </w:t>
       </w:r>
-      <w:hyperlink r:id="rIdL44" w:history="1">
+      <w:hyperlink r:id="rIdL55" w:history="1">
         <w:r>
           <w:rPr>
             <w:rStyle w:val="Hyperlink"/>
@@ -26253,7 +27809,7 @@
         </w:rPr>
         <w:t xml:space="preserve">Friestad, M., &amp; Wright, P. (1994). </w:t>
       </w:r>
-      <w:hyperlink r:id="rIdL25" w:history="1">
+      <w:hyperlink r:id="rIdL26" w:history="1">
         <w:r>
           <w:rPr>
             <w:rStyle w:val="Hyperlink"/>
@@ -26295,7 +27851,7 @@
         </w:rPr>
         <w:t xml:space="preserve">Garvey, A. M., Kim, T., &amp; Duhachek, A. (2023). </w:t>
       </w:r>
-      <w:hyperlink r:id="rIdL26" w:history="1">
+      <w:hyperlink r:id="rIdL27" w:history="1">
         <w:r>
           <w:rPr>
             <w:rStyle w:val="Hyperlink"/>
@@ -26337,7 +27893,7 @@
         </w:rPr>
         <w:t xml:space="preserve">Gefen, D., Karahanna, E., &amp; Straub, D. W. (2003). </w:t>
       </w:r>
-      <w:hyperlink r:id="rIdL61" w:history="1">
+      <w:hyperlink r:id="rIdL74" w:history="1">
         <w:r>
           <w:rPr>
             <w:rStyle w:val="Hyperlink"/>
@@ -26379,7 +27935,7 @@
         </w:rPr>
         <w:t xml:space="preserve">Gnewuch, U., Morana, S., Hinz, O., Kellner, R., &amp; Maedche, A. (2024). </w:t>
       </w:r>
-      <w:hyperlink r:id="rIdL35" w:history="1">
+      <w:hyperlink r:id="rIdL39" w:history="1">
         <w:r>
           <w:rPr>
             <w:rStyle w:val="Hyperlink"/>
@@ -26421,7 +27977,7 @@
         </w:rPr>
         <w:t xml:space="preserve">Gong, Y., Huang, R., Chen, Z., Liu, Y., &amp; Tan, Y. (2025). </w:t>
       </w:r>
-      <w:hyperlink r:id="rIdL22" w:history="1">
+      <w:hyperlink r:id="rIdL23" w:history="1">
         <w:r>
           <w:rPr>
             <w:rStyle w:val="Hyperlink"/>
@@ -26463,7 +28019,7 @@
         </w:rPr>
         <w:t xml:space="preserve">Grunert, K. G., &amp; Grunert, S. C. (1995). </w:t>
       </w:r>
-      <w:hyperlink r:id="rIdL17" w:history="1">
+      <w:hyperlink r:id="rIdL18" w:history="1">
         <w:r>
           <w:rPr>
             <w:rStyle w:val="Hyperlink"/>
@@ -26547,7 +28103,7 @@
         </w:rPr>
         <w:t xml:space="preserve">Gutman, J. (1982). </w:t>
       </w:r>
-      <w:hyperlink r:id="rIdL11" w:history="1">
+      <w:hyperlink r:id="rIdL12" w:history="1">
         <w:r>
           <w:rPr>
             <w:rStyle w:val="Hyperlink"/>
@@ -26589,7 +28145,7 @@
         </w:rPr>
         <w:t xml:space="preserve">Hair, J. F., Risher, J. J., Sarstedt, M., &amp; Ringle, C. M. (2019). </w:t>
       </w:r>
-      <w:hyperlink r:id="rIdL75" w:history="1">
+      <w:hyperlink r:id="rIdL88" w:history="1">
         <w:r>
           <w:rPr>
             <w:rStyle w:val="Hyperlink"/>
@@ -26631,7 +28187,7 @@
         </w:rPr>
         <w:t xml:space="preserve">Henseler, J., Ringle, C. M., &amp; Sarstedt, M. (2016). </w:t>
       </w:r>
-      <w:hyperlink r:id="rIdL62" w:history="1">
+      <w:hyperlink r:id="rIdL75" w:history="1">
         <w:r>
           <w:rPr>
             <w:rStyle w:val="Hyperlink"/>
@@ -26673,7 +28229,7 @@
         </w:rPr>
         <w:t xml:space="preserve">Holbrook, M. B., &amp; Hirschman, E. C. (1982). </w:t>
       </w:r>
-      <w:hyperlink r:id="rIdL54" w:history="1">
+      <w:hyperlink r:id="rIdL67" w:history="1">
         <w:r>
           <w:rPr>
             <w:rStyle w:val="Hyperlink"/>
@@ -26715,7 +28271,7 @@
         </w:rPr>
         <w:t xml:space="preserve">Holthöwer, J., &amp; van Doorn, J. (2023). </w:t>
       </w:r>
-      <w:hyperlink r:id="rIdL49" w:history="1">
+      <w:hyperlink r:id="rIdL62" w:history="1">
         <w:r>
           <w:rPr>
             <w:rStyle w:val="Hyperlink"/>
@@ -26755,9 +28311,51 @@
         <w:rPr>
           <w:rFonts w:ascii="Times New Roman" w:hAnsi="Times New Roman" w:eastAsia="標楷體" w:cs="Times New Roman"/>
         </w:rPr>
+        <w:t xml:space="preserve">Hu, J. (2027). </w:t>
+      </w:r>
+      <w:hyperlink r:id="rIdL35" w:history="1">
+        <w:r>
+          <w:rPr>
+            <w:rStyle w:val="Hyperlink"/>
+            <w:rFonts w:ascii="Times New Roman" w:hAnsi="Times New Roman" w:eastAsia="標楷體" w:cs="Times New Roman"/>
+          </w:rPr>
+          <w:t xml:space="preserve">Beyond sales: Seller explanation, product availability, and returns in livestream commerce.</w:t>
+        </w:r>
+      </w:hyperlink>
+      <w:r>
+        <w:rPr>
+          <w:rFonts w:ascii="Times New Roman" w:hAnsi="Times New Roman" w:eastAsia="標楷體" w:cs="Times New Roman"/>
+        </w:rPr>
+        <w:t xml:space="preserve"> </w:t>
+      </w:r>
+      <w:r>
+        <w:rPr>
+          <w:rFonts w:ascii="Times New Roman" w:hAnsi="Times New Roman" w:eastAsia="標楷體" w:cs="Times New Roman"/>
+          <w:i/>
+          <w:iCs/>
+        </w:rPr>
+        <w:t xml:space="preserve">Journal of Retailing and Consumer Services, 95</w:t>
+      </w:r>
+      <w:r>
+        <w:rPr>
+          <w:rFonts w:ascii="Times New Roman" w:hAnsi="Times New Roman" w:eastAsia="標楷體" w:cs="Times New Roman"/>
+        </w:rPr>
+        <w:t xml:space="preserve">, 105145.</w:t>
+      </w:r>
+    </w:p>
+    <w:p>
+      <w:pPr>
+        <w:spacing w:before="0" w:after="0" w:line="400" w:lineRule="exact"/>
+        <w:ind w:left="480" w:hanging="480"/>
+        <w:jc w:val="both"/>
+      </w:pPr>
+      <w:r>
+        <w:rPr>
+          <w:rFonts w:ascii="Times New Roman" w:hAnsi="Times New Roman" w:eastAsia="標楷體" w:cs="Times New Roman"/>
+        </w:rPr>
         <w:t xml:space="preserve">Hu, L., &amp; Bentler, P. M. (1999). </w:t>
       </w:r>
-      <w:hyperlink r:id="rIdL68" w:history="1">
+      <w:hyperlink r:id="rIdL81" w:history="1">
         <w:r>
           <w:rPr>
             <w:rStyle w:val="Hyperlink"/>
@@ -26799,7 +28397,7 @@
         </w:rPr>
         <w:t xml:space="preserve">Huang, M.-H., &amp; Rust, R. T. (2021). </w:t>
       </w:r>
-      <w:hyperlink r:id="rIdL46" w:history="1">
+      <w:hyperlink r:id="rIdL59" w:history="1">
         <w:r>
           <w:rPr>
             <w:rStyle w:val="Hyperlink"/>
@@ -26841,7 +28439,7 @@
         </w:rPr>
         <w:t xml:space="preserve">Janakiraman, N., Syrdal, H. A., &amp; Freling, R. (2016). </w:t>
       </w:r>
-      <w:hyperlink r:id="rIdL55" w:history="1">
+      <w:hyperlink r:id="rIdL68" w:history="1">
         <w:r>
           <w:rPr>
             <w:rStyle w:val="Hyperlink"/>
@@ -26883,7 +28481,7 @@
         </w:rPr>
         <w:t xml:space="preserve">Kassarjian, H. H. (1977). </w:t>
       </w:r>
-      <w:hyperlink r:id="rIdL52" w:history="1">
+      <w:hyperlink r:id="rIdL65" w:history="1">
         <w:r>
           <w:rPr>
             <w:rStyle w:val="Hyperlink"/>
@@ -26925,7 +28523,7 @@
         </w:rPr>
         <w:t xml:space="preserve">Kilwinger, F. B. M., &amp; van Dam, Y. K. (2021). </w:t>
       </w:r>
-      <w:hyperlink r:id="rIdL31" w:history="1">
+      <w:hyperlink r:id="rIdL34" w:history="1">
         <w:r>
           <w:rPr>
             <w:rStyle w:val="Hyperlink"/>
@@ -26967,7 +28565,7 @@
         </w:rPr>
         <w:t xml:space="preserve">Kim, T. W., &amp; Duhachek, A. (2020). </w:t>
       </w:r>
-      <w:hyperlink r:id="rIdL21" w:history="1">
+      <w:hyperlink r:id="rIdL22" w:history="1">
         <w:r>
           <w:rPr>
             <w:rStyle w:val="Hyperlink"/>
@@ -27009,7 +28607,7 @@
         </w:rPr>
         <w:t xml:space="preserve">Kirk, C. P., &amp; Givi, J. (2025). </w:t>
       </w:r>
-      <w:hyperlink r:id="rIdL34" w:history="1">
+      <w:hyperlink r:id="rIdL38" w:history="1">
         <w:r>
           <w:rPr>
             <w:rStyle w:val="Hyperlink"/>
@@ -27049,9 +28647,135 @@
         <w:rPr>
           <w:rFonts w:ascii="Times New Roman" w:hAnsi="Times New Roman" w:eastAsia="標楷體" w:cs="Times New Roman"/>
         </w:rPr>
+        <w:t xml:space="preserve">Kobuszewki Volles, B., Park, J., Van Kerckhove, A., &amp; Geuens, M. (2024). </w:t>
+      </w:r>
+      <w:hyperlink r:id="rIdL56" w:history="1">
+        <w:r>
+          <w:rPr>
+            <w:rStyle w:val="Hyperlink"/>
+            <w:rFonts w:ascii="Times New Roman" w:hAnsi="Times New Roman" w:eastAsia="標楷體" w:cs="Times New Roman"/>
+          </w:rPr>
+          <w:t xml:space="preserve">How and when do virtual influencers positively affect consumer responses to endorsed brands?.</w:t>
+        </w:r>
+      </w:hyperlink>
+      <w:r>
+        <w:rPr>
+          <w:rFonts w:ascii="Times New Roman" w:hAnsi="Times New Roman" w:eastAsia="標楷體" w:cs="Times New Roman"/>
+        </w:rPr>
+        <w:t xml:space="preserve"> </w:t>
+      </w:r>
+      <w:r>
+        <w:rPr>
+          <w:rFonts w:ascii="Times New Roman" w:hAnsi="Times New Roman" w:eastAsia="標楷體" w:cs="Times New Roman"/>
+          <w:i/>
+          <w:iCs/>
+        </w:rPr>
+        <w:t xml:space="preserve">Journal of Business Research, 183</w:t>
+      </w:r>
+      <w:r>
+        <w:rPr>
+          <w:rFonts w:ascii="Times New Roman" w:hAnsi="Times New Roman" w:eastAsia="標楷體" w:cs="Times New Roman"/>
+        </w:rPr>
+        <w:t xml:space="preserve">, 114863.</w:t>
+      </w:r>
+    </w:p>
+    <w:p>
+      <w:pPr>
+        <w:spacing w:before="0" w:after="0" w:line="400" w:lineRule="exact"/>
+        <w:ind w:left="480" w:hanging="480"/>
+        <w:jc w:val="both"/>
+      </w:pPr>
+      <w:r>
+        <w:rPr>
+          <w:rFonts w:ascii="Times New Roman" w:hAnsi="Times New Roman" w:eastAsia="標楷體" w:cs="Times New Roman"/>
+        </w:rPr>
+        <w:t xml:space="preserve">Li, H., Lei, Y., Zhou, Q., &amp; Yuan, H. (2023). </w:t>
+      </w:r>
+      <w:hyperlink r:id="rIdL47" w:history="1">
+        <w:r>
+          <w:rPr>
+            <w:rStyle w:val="Hyperlink"/>
+            <w:rFonts w:ascii="Times New Roman" w:hAnsi="Times New Roman" w:eastAsia="標楷體" w:cs="Times New Roman"/>
+          </w:rPr>
+          <w:t xml:space="preserve">Can you sense without being human? Comparing virtual and human influencers endorsement effectiveness.</w:t>
+        </w:r>
+      </w:hyperlink>
+      <w:r>
+        <w:rPr>
+          <w:rFonts w:ascii="Times New Roman" w:hAnsi="Times New Roman" w:eastAsia="標楷體" w:cs="Times New Roman"/>
+        </w:rPr>
+        <w:t xml:space="preserve"> </w:t>
+      </w:r>
+      <w:r>
+        <w:rPr>
+          <w:rFonts w:ascii="Times New Roman" w:hAnsi="Times New Roman" w:eastAsia="標楷體" w:cs="Times New Roman"/>
+          <w:i/>
+          <w:iCs/>
+        </w:rPr>
+        <w:t xml:space="preserve">Journal of Retailing and Consumer Services, 75</w:t>
+      </w:r>
+      <w:r>
+        <w:rPr>
+          <w:rFonts w:ascii="Times New Roman" w:hAnsi="Times New Roman" w:eastAsia="標楷體" w:cs="Times New Roman"/>
+        </w:rPr>
+        <w:t xml:space="preserve">, 103456.</w:t>
+      </w:r>
+    </w:p>
+    <w:p>
+      <w:pPr>
+        <w:spacing w:before="0" w:after="0" w:line="400" w:lineRule="exact"/>
+        <w:ind w:left="480" w:hanging="480"/>
+        <w:jc w:val="both"/>
+      </w:pPr>
+      <w:r>
+        <w:rPr>
+          <w:rFonts w:ascii="Times New Roman" w:hAnsi="Times New Roman" w:eastAsia="標楷體" w:cs="Times New Roman"/>
+        </w:rPr>
+        <w:t xml:space="preserve">Li, T., Zhang, C., &amp; Chang, Y. (2025). </w:t>
+      </w:r>
+      <w:hyperlink r:id="rIdL41" w:history="1">
+        <w:r>
+          <w:rPr>
+            <w:rStyle w:val="Hyperlink"/>
+            <w:rFonts w:ascii="Times New Roman" w:hAnsi="Times New Roman" w:eastAsia="標楷體" w:cs="Times New Roman"/>
+          </w:rPr>
+          <w:t xml:space="preserve">The impact of prior chatbot identity disclosure on customer tolerance of service failures.</w:t>
+        </w:r>
+      </w:hyperlink>
+      <w:r>
+        <w:rPr>
+          <w:rFonts w:ascii="Times New Roman" w:hAnsi="Times New Roman" w:eastAsia="標楷體" w:cs="Times New Roman"/>
+        </w:rPr>
+        <w:t xml:space="preserve"> </w:t>
+      </w:r>
+      <w:r>
+        <w:rPr>
+          <w:rFonts w:ascii="Times New Roman" w:hAnsi="Times New Roman" w:eastAsia="標楷體" w:cs="Times New Roman"/>
+          <w:i/>
+          <w:iCs/>
+        </w:rPr>
+        <w:t xml:space="preserve">Internet Research</w:t>
+      </w:r>
+      <w:r>
+        <w:rPr>
+          <w:rFonts w:ascii="Times New Roman" w:hAnsi="Times New Roman" w:eastAsia="標楷體" w:cs="Times New Roman"/>
+        </w:rPr>
+        <w:t xml:space="preserve">. Advance online publication.</w:t>
+      </w:r>
+    </w:p>
+    <w:p>
+      <w:pPr>
+        <w:spacing w:before="0" w:after="0" w:line="400" w:lineRule="exact"/>
+        <w:ind w:left="480" w:hanging="480"/>
+        <w:jc w:val="both"/>
+      </w:pPr>
+      <w:r>
+        <w:rPr>
+          <w:rFonts w:ascii="Times New Roman" w:hAnsi="Times New Roman" w:eastAsia="標楷體" w:cs="Times New Roman"/>
+        </w:rPr>
         <w:t xml:space="preserve">Li, X., et al. (2025). </w:t>
       </w:r>
-      <w:hyperlink r:id="rIdL42" w:history="1">
+      <w:hyperlink r:id="rIdL51" w:history="1">
         <w:r>
           <w:rPr>
             <w:rStyle w:val="Hyperlink"/>
@@ -27093,7 +28817,7 @@
         </w:rPr>
         <w:t xml:space="preserve">Liu, H., Zhang, P., Cheng, H., Hasan, N., &amp; Chiong, R. (2025). </w:t>
       </w:r>
-      <w:hyperlink r:id="rIdL15" w:history="1">
+      <w:hyperlink r:id="rIdL16" w:history="1">
         <w:r>
           <w:rPr>
             <w:rStyle w:val="Hyperlink"/>
@@ -27135,7 +28859,7 @@
         </w:rPr>
         <w:t xml:space="preserve">Liu, R., Hao, J.-X., Yu, Y., &amp; Shan, W. (2025). </w:t>
       </w:r>
-      <w:hyperlink r:id="rIdL48" w:history="1">
+      <w:hyperlink r:id="rIdL61" w:history="1">
         <w:r>
           <w:rPr>
             <w:rStyle w:val="Hyperlink"/>
@@ -27219,7 +28943,7 @@
         </w:rPr>
         <w:t xml:space="preserve">Longoni, C., &amp; Cian, L. (2022). </w:t>
       </w:r>
-      <w:hyperlink r:id="rIdL19" w:history="1">
+      <w:hyperlink r:id="rIdL20" w:history="1">
         <w:r>
           <w:rPr>
             <w:rStyle w:val="Hyperlink"/>
@@ -27261,7 +28985,7 @@
         </w:rPr>
         <w:t xml:space="preserve">Lou, C., Kiew, S. T. J., Chen, T., Lee, T. Y. M., Ong, J. E. C., &amp; Phua, Z. (2023). </w:t>
       </w:r>
-      <w:hyperlink r:id="rIdL43" w:history="1">
+      <w:hyperlink r:id="rIdL54" w:history="1">
         <w:r>
           <w:rPr>
             <w:rStyle w:val="Hyperlink"/>
@@ -27343,9 +29067,51 @@
         <w:rPr>
           <w:rFonts w:ascii="Times New Roman" w:hAnsi="Times New Roman" w:eastAsia="標楷體" w:cs="Times New Roman"/>
         </w:rPr>
+        <w:t xml:space="preserve">Lu, Y., &amp; Li, G. (2026). </w:t>
+      </w:r>
+      <w:hyperlink r:id="rIdL28" w:history="1">
+        <w:r>
+          <w:rPr>
+            <w:rStyle w:val="Hyperlink"/>
+            <w:rFonts w:ascii="Times New Roman" w:hAnsi="Times New Roman" w:eastAsia="標楷體" w:cs="Times New Roman"/>
+          </w:rPr>
+          <w:t xml:space="preserve">AI vs. human streamers: How digital agents shape consumer persuasion processing in live streaming commerce.</w:t>
+        </w:r>
+      </w:hyperlink>
+      <w:r>
+        <w:rPr>
+          <w:rFonts w:ascii="Times New Roman" w:hAnsi="Times New Roman" w:eastAsia="標楷體" w:cs="Times New Roman"/>
+        </w:rPr>
+        <w:t xml:space="preserve"> </w:t>
+      </w:r>
+      <w:r>
+        <w:rPr>
+          <w:rFonts w:ascii="Times New Roman" w:hAnsi="Times New Roman" w:eastAsia="標楷體" w:cs="Times New Roman"/>
+          <w:i/>
+          <w:iCs/>
+        </w:rPr>
+        <w:t xml:space="preserve">Journal of Theoretical and Applied Electronic Commerce Research, 21</w:t>
+      </w:r>
+      <w:r>
+        <w:rPr>
+          <w:rFonts w:ascii="Times New Roman" w:hAnsi="Times New Roman" w:eastAsia="標楷體" w:cs="Times New Roman"/>
+        </w:rPr>
+        <w:t xml:space="preserve">, 195.</w:t>
+      </w:r>
+    </w:p>
+    <w:p>
+      <w:pPr>
+        <w:spacing w:before="0" w:after="0" w:line="400" w:lineRule="exact"/>
+        <w:ind w:left="480" w:hanging="480"/>
+        <w:jc w:val="both"/>
+      </w:pPr>
+      <w:r>
+        <w:rPr>
+          <w:rFonts w:ascii="Times New Roman" w:hAnsi="Times New Roman" w:eastAsia="標楷體" w:cs="Times New Roman"/>
+        </w:rPr>
         <w:t xml:space="preserve">Luo, X., Lim, W. M., Cheah, J.-H., Lim, X.-J., &amp; Dwivedi, Y. K. (2025). </w:t>
       </w:r>
-      <w:hyperlink r:id="rIdL39" w:history="1">
+      <w:hyperlink r:id="rIdL45" w:history="1">
         <w:r>
           <w:rPr>
             <w:rStyle w:val="Hyperlink"/>
@@ -27387,7 +29153,7 @@
         </w:rPr>
         <w:t xml:space="preserve">Luo, X., Tong, S., Fang, Z., &amp; Qu, Z. (2019). </w:t>
       </w:r>
-      <w:hyperlink r:id="rIdL32" w:history="1">
+      <w:hyperlink r:id="rIdL36" w:history="1">
         <w:r>
           <w:rPr>
             <w:rStyle w:val="Hyperlink"/>
@@ -27429,7 +29195,7 @@
         </w:rPr>
         <w:t xml:space="preserve">Lv, X., Yang, Y., Qin, D., &amp; Liu, X. (2025). </w:t>
       </w:r>
-      <w:hyperlink r:id="rIdL24" w:history="1">
+      <w:hyperlink r:id="rIdL25" w:history="1">
         <w:r>
           <w:rPr>
             <w:rStyle w:val="Hyperlink"/>
@@ -27471,7 +29237,7 @@
         </w:rPr>
         <w:t xml:space="preserve">Ma, X., Ren, J., Khor, X., Wang, R., Li, T., &amp; Lang, X. (2025). </w:t>
       </w:r>
-      <w:hyperlink r:id="rIdL41" w:history="1">
+      <w:hyperlink r:id="rIdL50" w:history="1">
         <w:r>
           <w:rPr>
             <w:rStyle w:val="Hyperlink"/>
@@ -27513,7 +29279,7 @@
         </w:rPr>
         <w:t xml:space="preserve">Martin, K. D., &amp; Murphy, P. E. (2017). </w:t>
       </w:r>
-      <w:hyperlink r:id="rIdL38" w:history="1">
+      <w:hyperlink r:id="rIdL44" w:history="1">
         <w:r>
           <w:rPr>
             <w:rStyle w:val="Hyperlink"/>
@@ -27597,7 +29363,7 @@
         </w:rPr>
         <w:t xml:space="preserve">Morgan, R. M., &amp; Hunt, S. D. (1994). </w:t>
       </w:r>
-      <w:hyperlink r:id="rIdL60" w:history="1">
+      <w:hyperlink r:id="rIdL73" w:history="1">
         <w:r>
           <w:rPr>
             <w:rStyle w:val="Hyperlink"/>
@@ -27639,7 +29405,7 @@
         </w:rPr>
         <w:t xml:space="preserve">Mori, M., MacDorman, K. F., &amp; Kageki, N. (2012). </w:t>
       </w:r>
-      <w:hyperlink r:id="rIdL50" w:history="1">
+      <w:hyperlink r:id="rIdL63" w:history="1">
         <w:r>
           <w:rPr>
             <w:rStyle w:val="Hyperlink"/>
@@ -27681,7 +29447,7 @@
         </w:rPr>
         <w:t xml:space="preserve">Nosek, B. A., Ebersole, C. R., DeHaven, A. C., &amp; Mellor, D. T. (2018). </w:t>
       </w:r>
-      <w:hyperlink r:id="rIdL36" w:history="1">
+      <w:hyperlink r:id="rIdL42" w:history="1">
         <w:r>
           <w:rPr>
             <w:rStyle w:val="Hyperlink"/>
@@ -27723,7 +29489,7 @@
         </w:rPr>
         <w:t xml:space="preserve">Ohanian, R. (1990). </w:t>
       </w:r>
-      <w:hyperlink r:id="rIdL73" w:history="1">
+      <w:hyperlink r:id="rIdL86" w:history="1">
         <w:r>
           <w:rPr>
             <w:rStyle w:val="Hyperlink"/>
@@ -27765,7 +29531,7 @@
         </w:rPr>
         <w:t xml:space="preserve">Oliver, R. L. (1980). </w:t>
       </w:r>
-      <w:hyperlink r:id="rIdL28" w:history="1">
+      <w:hyperlink r:id="rIdL30" w:history="1">
         <w:r>
           <w:rPr>
             <w:rStyle w:val="Hyperlink"/>
@@ -27807,7 +29573,7 @@
         </w:rPr>
         <w:t xml:space="preserve">Perreault, W. D., &amp; Leigh, L. E. (1989). </w:t>
       </w:r>
-      <w:hyperlink r:id="rIdL53" w:history="1">
+      <w:hyperlink r:id="rIdL66" w:history="1">
         <w:r>
           <w:rPr>
             <w:rStyle w:val="Hyperlink"/>
@@ -27849,7 +29615,7 @@
         </w:rPr>
         <w:t xml:space="preserve">Pieters, R., Baumgartner, H., &amp; Allen, D. (1995). </w:t>
       </w:r>
-      <w:hyperlink r:id="rIdL51" w:history="1">
+      <w:hyperlink r:id="rIdL64" w:history="1">
         <w:r>
           <w:rPr>
             <w:rStyle w:val="Hyperlink"/>
@@ -27891,7 +29657,7 @@
         </w:rPr>
         <w:t xml:space="preserve">Podsakoff, P. M., MacKenzie, S. B., Lee, J.-Y., &amp; Podsakoff, N. P. (2003). </w:t>
       </w:r>
-      <w:hyperlink r:id="rIdL74" w:history="1">
+      <w:hyperlink r:id="rIdL87" w:history="1">
         <w:r>
           <w:rPr>
             <w:rStyle w:val="Hyperlink"/>
@@ -27933,7 +29699,7 @@
         </w:rPr>
         <w:t xml:space="preserve">Puntoni, S., Reczek, R. W., Giesler, M., &amp; Botti, S. (2021). </w:t>
       </w:r>
-      <w:hyperlink r:id="rIdL45" w:history="1">
+      <w:hyperlink r:id="rIdL58" w:history="1">
         <w:r>
           <w:rPr>
             <w:rStyle w:val="Hyperlink"/>
@@ -27975,7 +29741,7 @@
         </w:rPr>
         <w:t xml:space="preserve">Reynolds, T. J., &amp; Gutman, J. (1988). </w:t>
       </w:r>
-      <w:hyperlink r:id="rIdL16" w:history="1">
+      <w:hyperlink r:id="rIdL17" w:history="1">
         <w:r>
           <w:rPr>
             <w:rStyle w:val="Hyperlink"/>
@@ -28017,7 +29783,7 @@
         </w:rPr>
         <w:t xml:space="preserve">Schanke, S., Burtch, G., &amp; Ray, G. (2021). </w:t>
       </w:r>
-      <w:hyperlink r:id="rIdL59" w:history="1">
+      <w:hyperlink r:id="rIdL72" w:history="1">
         <w:r>
           <w:rPr>
             <w:rStyle w:val="Hyperlink"/>
@@ -28059,7 +29825,7 @@
         </w:rPr>
         <w:t xml:space="preserve">Sheth, J. N., Newman, B. I., &amp; Gross, B. L. (1991). </w:t>
       </w:r>
-      <w:hyperlink r:id="rIdL18" w:history="1">
+      <w:hyperlink r:id="rIdL19" w:history="1">
         <w:r>
           <w:rPr>
             <w:rStyle w:val="Hyperlink"/>
@@ -28101,7 +29867,7 @@
         </w:rPr>
         <w:t xml:space="preserve">Simmons, J. P., Nelson, L. D., &amp; Simonsohn, U. (2011). </w:t>
       </w:r>
-      <w:hyperlink r:id="rIdL76" w:history="1">
+      <w:hyperlink r:id="rIdL89" w:history="1">
         <w:r>
           <w:rPr>
             <w:rStyle w:val="Hyperlink"/>
@@ -28143,7 +29909,7 @@
         </w:rPr>
         <w:t xml:space="preserve">Tsiros, M., &amp; Mittal, V. (2000). </w:t>
       </w:r>
-      <w:hyperlink r:id="rIdL27" w:history="1">
+      <w:hyperlink r:id="rIdL29" w:history="1">
         <w:r>
           <w:rPr>
             <w:rStyle w:val="Hyperlink"/>
@@ -28185,7 +29951,7 @@
         </w:rPr>
         <w:t xml:space="preserve">Voss, K. E., Spangenberg, E. R., &amp; Grohmann, B. (2003). </w:t>
       </w:r>
-      <w:hyperlink r:id="rIdL63" w:history="1">
+      <w:hyperlink r:id="rIdL76" w:history="1">
         <w:r>
           <w:rPr>
             <w:rStyle w:val="Hyperlink"/>
@@ -28227,7 +29993,7 @@
         </w:rPr>
         <w:t xml:space="preserve">Wang, L., Huang, N., He, Y., Liu, D., Guo, X., Sun, Y., &amp; Chen, G. (2025). </w:t>
       </w:r>
-      <w:hyperlink r:id="rIdL10" w:history="1">
+      <w:hyperlink r:id="rIdL11" w:history="1">
         <w:r>
           <w:rPr>
             <w:rStyle w:val="Hyperlink"/>
@@ -28269,7 +30035,7 @@
         </w:rPr>
         <w:t xml:space="preserve">Wang, S., &amp; Zhang, H. (2025). </w:t>
       </w:r>
-      <w:hyperlink r:id="rIdL37" w:history="1">
+      <w:hyperlink r:id="rIdL43" w:history="1">
         <w:r>
           <w:rPr>
             <w:rStyle w:val="Hyperlink"/>
@@ -28311,7 +30077,7 @@
         </w:rPr>
         <w:t xml:space="preserve">Wells, G. L., &amp; Windschitl, P. D. (1999). </w:t>
       </w:r>
-      <w:hyperlink r:id="rIdL12" w:history="1">
+      <w:hyperlink r:id="rIdL13" w:history="1">
         <w:r>
           <w:rPr>
             <w:rStyle w:val="Hyperlink"/>
@@ -28395,7 +30161,7 @@
         </w:rPr>
         <w:t xml:space="preserve">Xiao, Q., Li, X., Huang, W., &amp; Zhang, X. (2025). </w:t>
       </w:r>
-      <w:hyperlink r:id="rIdL6" w:history="1">
+      <w:hyperlink r:id="rIdL7" w:history="1">
         <w:r>
           <w:rPr>
             <w:rStyle w:val="Hyperlink"/>
@@ -28435,9 +30201,51 @@
         <w:rPr>
           <w:rFonts w:ascii="Times New Roman" w:hAnsi="Times New Roman" w:eastAsia="標楷體" w:cs="Times New Roman"/>
         </w:rPr>
+        <w:t xml:space="preserve">Xu, B., Dastane, O., Aw, E. C.-X., &amp; Jha, S. (2025). </w:t>
+      </w:r>
+      <w:hyperlink r:id="rIdL52" w:history="1">
+        <w:r>
+          <w:rPr>
+            <w:rStyle w:val="Hyperlink"/>
+            <w:rFonts w:ascii="Times New Roman" w:hAnsi="Times New Roman" w:eastAsia="標楷體" w:cs="Times New Roman"/>
+          </w:rPr>
+          <w:t xml:space="preserve">The future of live-streaming commerce: Understanding the role of AI-powered virtual streamers.</w:t>
+        </w:r>
+      </w:hyperlink>
+      <w:r>
+        <w:rPr>
+          <w:rFonts w:ascii="Times New Roman" w:hAnsi="Times New Roman" w:eastAsia="標楷體" w:cs="Times New Roman"/>
+        </w:rPr>
+        <w:t xml:space="preserve"> </w:t>
+      </w:r>
+      <w:r>
+        <w:rPr>
+          <w:rFonts w:ascii="Times New Roman" w:hAnsi="Times New Roman" w:eastAsia="標楷體" w:cs="Times New Roman"/>
+          <w:i/>
+          <w:iCs/>
+        </w:rPr>
+        <w:t xml:space="preserve">Asia Pacific Journal of Marketing and Logistics, 37</w:t>
+      </w:r>
+      <w:r>
+        <w:rPr>
+          <w:rFonts w:ascii="Times New Roman" w:hAnsi="Times New Roman" w:eastAsia="標楷體" w:cs="Times New Roman"/>
+        </w:rPr>
+        <w:t xml:space="preserve">(5), 1175–1196.</w:t>
+      </w:r>
+    </w:p>
+    <w:p>
+      <w:pPr>
+        <w:spacing w:before="0" w:after="0" w:line="400" w:lineRule="exact"/>
+        <w:ind w:left="480" w:hanging="480"/>
+        <w:jc w:val="both"/>
+      </w:pPr>
+      <w:r>
+        <w:rPr>
+          <w:rFonts w:ascii="Times New Roman" w:hAnsi="Times New Roman" w:eastAsia="標楷體" w:cs="Times New Roman"/>
+        </w:rPr>
         <w:t xml:space="preserve">Yalcin, G., Lim, S., Puntoni, S., &amp; van Osselaer, S. M. J. (2022). </w:t>
       </w:r>
-      <w:hyperlink r:id="rIdL58" w:history="1">
+      <w:hyperlink r:id="rIdL71" w:history="1">
         <w:r>
           <w:rPr>
             <w:rStyle w:val="Hyperlink"/>
@@ -28479,7 +30287,7 @@
         </w:rPr>
         <w:t xml:space="preserve">Yuan, H., Lü, K., &amp; Fang, W. (2025). </w:t>
       </w:r>
-      <w:hyperlink r:id="rIdL30" w:history="1">
+      <w:hyperlink r:id="rIdL32" w:history="1">
         <w:r>
           <w:rPr>
             <w:rStyle w:val="Hyperlink"/>
@@ -28521,7 +30329,7 @@
         </w:rPr>
         <w:t xml:space="preserve">Zaichkowsky, J. L. (1985). </w:t>
       </w:r>
-      <w:hyperlink r:id="rIdL64" w:history="1">
+      <w:hyperlink r:id="rIdL77" w:history="1">
         <w:r>
           <w:rPr>
             <w:rStyle w:val="Hyperlink"/>
@@ -28561,9 +30369,51 @@
         <w:rPr>
           <w:rFonts w:ascii="Times New Roman" w:hAnsi="Times New Roman" w:eastAsia="標楷體" w:cs="Times New Roman"/>
         </w:rPr>
+        <w:t xml:space="preserve">Zhao, T., Ran, Y., Wu, B., Wang, V. L., Zhou, L., &amp; Wang, C. L. (2024). </w:t>
+      </w:r>
+      <w:hyperlink r:id="rIdL48" w:history="1">
+        <w:r>
+          <w:rPr>
+            <w:rStyle w:val="Hyperlink"/>
+            <w:rFonts w:ascii="Times New Roman" w:hAnsi="Times New Roman" w:eastAsia="標楷體" w:cs="Times New Roman"/>
+          </w:rPr>
+          <w:t xml:space="preserve">Virtual versus human: Unraveling consumer reactions to service failures through influencer types.</w:t>
+        </w:r>
+      </w:hyperlink>
+      <w:r>
+        <w:rPr>
+          <w:rFonts w:ascii="Times New Roman" w:hAnsi="Times New Roman" w:eastAsia="標楷體" w:cs="Times New Roman"/>
+        </w:rPr>
+        <w:t xml:space="preserve"> </w:t>
+      </w:r>
+      <w:r>
+        <w:rPr>
+          <w:rFonts w:ascii="Times New Roman" w:hAnsi="Times New Roman" w:eastAsia="標楷體" w:cs="Times New Roman"/>
+          <w:i/>
+          <w:iCs/>
+        </w:rPr>
+        <w:t xml:space="preserve">Journal of Business Research, 178</w:t>
+      </w:r>
+      <w:r>
+        <w:rPr>
+          <w:rFonts w:ascii="Times New Roman" w:hAnsi="Times New Roman" w:eastAsia="標楷體" w:cs="Times New Roman"/>
+        </w:rPr>
+        <w:t xml:space="preserve">, 114657.</w:t>
+      </w:r>
+    </w:p>
+    <w:p>
+      <w:pPr>
+        <w:spacing w:before="0" w:after="0" w:line="400" w:lineRule="exact"/>
+        <w:ind w:left="480" w:hanging="480"/>
+        <w:jc w:val="both"/>
+      </w:pPr>
+      <w:r>
+        <w:rPr>
+          <w:rFonts w:ascii="Times New Roman" w:hAnsi="Times New Roman" w:eastAsia="標楷體" w:cs="Times New Roman"/>
+        </w:rPr>
         <w:t xml:space="preserve">Zhao, X., Lynch, J. G., &amp; Chen, Q. (2010). </w:t>
       </w:r>
-      <w:hyperlink r:id="rIdL71" w:history="1">
+      <w:hyperlink r:id="rIdL84" w:history="1">
         <w:r>
           <w:rPr>
             <w:rStyle w:val="Hyperlink"/>
@@ -28591,6 +30441,90 @@
           <w:rFonts w:ascii="Times New Roman" w:hAnsi="Times New Roman" w:eastAsia="標楷體" w:cs="Times New Roman"/>
         </w:rPr>
         <w:t xml:space="preserve">(2), 197–206.</w:t>
+      </w:r>
+    </w:p>
+    <w:p>
+      <w:pPr>
+        <w:spacing w:before="0" w:after="0" w:line="400" w:lineRule="exact"/>
+        <w:ind w:left="480" w:hanging="480"/>
+        <w:jc w:val="both"/>
+      </w:pPr>
+      <w:r>
+        <w:rPr>
+          <w:rFonts w:ascii="Times New Roman" w:hAnsi="Times New Roman" w:eastAsia="標楷體" w:cs="Times New Roman"/>
+        </w:rPr>
+        <w:t xml:space="preserve">Zheng, J., Wang, Y., Dou, Y., &amp; Ling, H. (2026). </w:t>
+      </w:r>
+      <w:hyperlink r:id="rIdL53" w:history="1">
+        <w:r>
+          <w:rPr>
+            <w:rStyle w:val="Hyperlink"/>
+            <w:rFonts w:ascii="Times New Roman" w:hAnsi="Times New Roman" w:eastAsia="標楷體" w:cs="Times New Roman"/>
+          </w:rPr>
+          <w:t xml:space="preserve">The marketing effects of live streaming in online marketplaces.</w:t>
+        </w:r>
+      </w:hyperlink>
+      <w:r>
+        <w:rPr>
+          <w:rFonts w:ascii="Times New Roman" w:hAnsi="Times New Roman" w:eastAsia="標楷體" w:cs="Times New Roman"/>
+        </w:rPr>
+        <w:t xml:space="preserve"> </w:t>
+      </w:r>
+      <w:r>
+        <w:rPr>
+          <w:rFonts w:ascii="Times New Roman" w:hAnsi="Times New Roman" w:eastAsia="標楷體" w:cs="Times New Roman"/>
+          <w:i/>
+          <w:iCs/>
+        </w:rPr>
+        <w:t xml:space="preserve">Information &amp; Management, 63</w:t>
+      </w:r>
+      <w:r>
+        <w:rPr>
+          <w:rFonts w:ascii="Times New Roman" w:hAnsi="Times New Roman" w:eastAsia="標楷體" w:cs="Times New Roman"/>
+        </w:rPr>
+        <w:t xml:space="preserve">, 104288.</w:t>
+      </w:r>
+    </w:p>
+    <w:p>
+      <w:pPr>
+        <w:spacing w:before="0" w:after="0" w:line="400" w:lineRule="exact"/>
+        <w:ind w:left="480" w:hanging="480"/>
+        <w:jc w:val="both"/>
+      </w:pPr>
+      <w:r>
+        <w:rPr>
+          <w:rFonts w:ascii="Times New Roman" w:hAnsi="Times New Roman" w:eastAsia="標楷體" w:cs="Times New Roman"/>
+        </w:rPr>
+        <w:t xml:space="preserve">Zhou, T., &amp; Li, S. (2025). </w:t>
+      </w:r>
+      <w:hyperlink r:id="rIdL33" w:history="1">
+        <w:r>
+          <w:rPr>
+            <w:rStyle w:val="Hyperlink"/>
+            <w:rFonts w:ascii="Times New Roman" w:hAnsi="Times New Roman" w:eastAsia="標楷體" w:cs="Times New Roman"/>
+          </w:rPr>
+          <w:t xml:space="preserve">Examining consumer impulsive purchase intention in virtual AI streaming: A S-O-R perspective.</w:t>
+        </w:r>
+      </w:hyperlink>
+      <w:r>
+        <w:rPr>
+          <w:rFonts w:ascii="Times New Roman" w:hAnsi="Times New Roman" w:eastAsia="標楷體" w:cs="Times New Roman"/>
+        </w:rPr>
+        <w:t xml:space="preserve"> </w:t>
+      </w:r>
+      <w:r>
+        <w:rPr>
+          <w:rFonts w:ascii="Times New Roman" w:hAnsi="Times New Roman" w:eastAsia="標楷體" w:cs="Times New Roman"/>
+          <w:i/>
+          <w:iCs/>
+        </w:rPr>
+        <w:t xml:space="preserve">Journal of Theoretical and Applied Electronic Commerce Research, 20</w:t>
+      </w:r>
+      <w:r>
+        <w:rPr>
+          <w:rFonts w:ascii="Times New Roman" w:hAnsi="Times New Roman" w:eastAsia="標楷體" w:cs="Times New Roman"/>
+        </w:rPr>
+        <w:t xml:space="preserve">, 204.</w:t>
       </w:r>
     </w:p>
     <w:sectPr>
